--- a/downloads/workbook/ai-7-week-29.docx
+++ b/downloads/workbook/ai-7-week-29.docx
@@ -997,6 +997,178 @@
         <w:t>Project connection: For the Reproducible AI Research Study, retain an annotated worked trace and the changed-case reasoning. Connect the claim to its records, units and assumptions so another investigator can challenge or reproduce it.</w:t>
       </w:r>
     </w:p>
+    <w:p>
+      <w:pPr>
+        <w:pStyle w:val="Heading1"/>
+      </w:pPr>
+      <w:r>
+        <w:t>13. Project portfolio milestone</w:t>
+      </w:r>
+    </w:p>
+    <w:p>
+      <w:r>
+        <w:t>Project: Reproducible AI Research Study</w:t>
+      </w:r>
+    </w:p>
+    <w:p>
+      <w:r>
+        <w:t>Current milestone: Prepare the demonstration. Gather reproducible instructions, evidence, access checks and remaining limitations.</w:t>
+      </w:r>
+    </w:p>
+    <w:p>
+      <w:r>
+        <w:t>For the Reproducible AI Research Study, retain an annotated worked trace and the changed-case reasoning. Connect the claim to its records, units and assumptions so another investigator can challenge or reproduce it.</w:t>
+      </w:r>
+    </w:p>
+    <w:tbl>
+      <w:tblPr>
+        <w:tblStyle w:val="LightShading-Accent1"/>
+        <w:tblW w:type="auto" w:w="0"/>
+        <w:tblLook w:firstColumn="1" w:firstRow="1" w:lastColumn="0" w:lastRow="0" w:noHBand="0" w:noVBand="1" w:val="04A0"/>
+      </w:tblPr>
+      <w:tblGrid>
+        <w:gridCol w:w="5112"/>
+        <w:gridCol w:w="5112"/>
+      </w:tblGrid>
+      <w:tr>
+        <w:trPr>
+          <w:tblHeader/>
+        </w:trPr>
+        <w:tc>
+          <w:tcPr>
+            <w:tcW w:type="dxa" w:w="5112"/>
+          </w:tcPr>
+          <w:p>
+            <w:r>
+              <w:t>Evidence to keep</w:t>
+            </w:r>
+          </w:p>
+        </w:tc>
+        <w:tc>
+          <w:tcPr>
+            <w:tcW w:type="dxa" w:w="5112"/>
+          </w:tcPr>
+          <w:p>
+            <w:r>
+              <w:t>My record</w:t>
+            </w:r>
+          </w:p>
+        </w:tc>
+      </w:tr>
+      <w:tr>
+        <w:tc>
+          <w:tcPr>
+            <w:tcW w:type="dxa" w:w="5112"/>
+          </w:tcPr>
+          <w:p>
+            <w:r>
+              <w:t>This week’s input and deciding step</w:t>
+            </w:r>
+          </w:p>
+        </w:tc>
+        <w:tc>
+          <w:tcPr>
+            <w:tcW w:type="dxa" w:w="5112"/>
+          </w:tcPr>
+          <w:p>
+            <w:r/>
+          </w:p>
+        </w:tc>
+      </w:tr>
+      <w:tr>
+        <w:tc>
+          <w:tcPr>
+            <w:tcW w:type="dxa" w:w="5112"/>
+          </w:tcPr>
+          <w:p>
+            <w:r>
+              <w:t>Prediction and actual result (or labelled paper trace)</w:t>
+            </w:r>
+          </w:p>
+        </w:tc>
+        <w:tc>
+          <w:tcPr>
+            <w:tcW w:type="dxa" w:w="5112"/>
+          </w:tcPr>
+          <w:p>
+            <w:r/>
+          </w:p>
+        </w:tc>
+      </w:tr>
+      <w:tr>
+        <w:tc>
+          <w:tcPr>
+            <w:tcW w:type="dxa" w:w="5112"/>
+          </w:tcPr>
+          <w:p>
+            <w:r>
+              <w:t>One change since the previous checkpoint and why</w:t>
+            </w:r>
+          </w:p>
+        </w:tc>
+        <w:tc>
+          <w:tcPr>
+            <w:tcW w:type="dxa" w:w="5112"/>
+          </w:tcPr>
+          <w:p>
+            <w:r/>
+          </w:p>
+        </w:tc>
+      </w:tr>
+      <w:tr>
+        <w:tc>
+          <w:tcPr>
+            <w:tcW w:type="dxa" w:w="5112"/>
+          </w:tcPr>
+          <w:p>
+            <w:r>
+              <w:t>One error or limit and the next test</w:t>
+            </w:r>
+          </w:p>
+        </w:tc>
+        <w:tc>
+          <w:tcPr>
+            <w:tcW w:type="dxa" w:w="5112"/>
+          </w:tcPr>
+          <w:p>
+            <w:r/>
+          </w:p>
+        </w:tc>
+      </w:tr>
+    </w:tbl>
+    <w:p>
+      <w:pPr>
+        <w:pStyle w:val="Heading3"/>
+      </w:pPr>
+      <w:r>
+        <w:t>Explain what this week adds to your project. Reuse last week’s record rather than starting again.</w:t>
+      </w:r>
+    </w:p>
+    <w:p>
+      <w:r>
+        <w:t>________________________________________________________________</w:t>
+      </w:r>
+    </w:p>
+    <w:p>
+      <w:r>
+        <w:t>________________________________________________________________</w:t>
+      </w:r>
+    </w:p>
+    <w:p>
+      <w:r>
+        <w:t>________________________________________________________________</w:t>
+      </w:r>
+    </w:p>
+    <w:p>
+      <w:r>
+        <w:t>________________________________________________________________</w:t>
+      </w:r>
+    </w:p>
+    <w:p>
+      <w:r>
+        <w:t>________________________________________________________________</w:t>
+      </w:r>
+    </w:p>
     <w:sectPr>
       <w:pgSz w:w="12240" w:h="15840"/>
       <w:pgMar w:top="936" w:right="1008" w:bottom="936" w:left="1008" w:header="720" w:footer="720" w:gutter="0"/>

--- a/downloads/workbook/ai-7-week-29.docx
+++ b/downloads/workbook/ai-7-week-29.docx
@@ -1169,6 +1169,235 @@
         <w:t>________________________________________________________________</w:t>
       </w:r>
     </w:p>
+    <w:p>
+      <w:pPr>
+        <w:pStyle w:val="Heading1"/>
+      </w:pPr>
+      <w:r>
+        <w:t>14. Supported practice and learning evidence</w:t>
+      </w:r>
+    </w:p>
+    <w:p>
+      <w:r>
+        <w:t>Use this supported practice once, in the browser or on paper. Keep the reserved independent assessment for a separate first attempt before teacher feedback.</w:t>
+      </w:r>
+    </w:p>
+    <w:p>
+      <w:r>
+        <w:t>Draw bars that preserve the comparison. A report plots correct counts for two versions on the same ten cases.</w:t>
+      </w:r>
+    </w:p>
+    <w:p>
+      <w:pPr>
+        <w:pStyle w:val="Heading3"/>
+      </w:pPr>
+      <w:r>
+        <w:t>Practice 1: explain the deciding evidence</w:t>
+      </w:r>
+    </w:p>
+    <w:p>
+      <w:r>
+        <w:t>Which labelled step matches this detail? Note the fixed tasks and absence of a significance test.</w:t>
+      </w:r>
+    </w:p>
+    <w:p>
+      <w:r>
+        <w:t>1. Draw honest bars</w:t>
+      </w:r>
+    </w:p>
+    <w:p>
+      <w:r>
+        <w:t>2. Label the scale</w:t>
+      </w:r>
+    </w:p>
+    <w:p>
+      <w:r>
+        <w:t>3. Keep context nearby</w:t>
+      </w:r>
+    </w:p>
+    <w:p>
+      <w:pPr>
+        <w:pStyle w:val="Heading3"/>
+      </w:pPr>
+      <w:r>
+        <w:t>My selected conclusion, deciding fact and explanation</w:t>
+      </w:r>
+    </w:p>
+    <w:p>
+      <w:r>
+        <w:t>________________________________________________________________</w:t>
+      </w:r>
+    </w:p>
+    <w:p>
+      <w:r>
+        <w:t>________________________________________________________________</w:t>
+      </w:r>
+    </w:p>
+    <w:p>
+      <w:r>
+        <w:t>________________________________________________________________</w:t>
+      </w:r>
+    </w:p>
+    <w:p>
+      <w:r>
+        <w:t>________________________________________________________________</w:t>
+      </w:r>
+    </w:p>
+    <w:p>
+      <w:r>
+        <w:t>________________________________________________________________</w:t>
+      </w:r>
+    </w:p>
+    <w:p>
+      <w:r>
+        <w:t>Hint if needed: Read the steps in the pictorial case. Match the supplied detail to the stage that performs or records it.</w:t>
+      </w:r>
+    </w:p>
+    <w:p>
+      <w:r>
+        <w:t>After your attempt, compare with the supported explanation: Keep context nearby Note the fixed tasks and absence of a significance test. Figures make evidence easier to inspect when labels and scales preserve meaning. A dramatic-looking visual cannot supply missing uncertainty or representativeness.</w:t>
+      </w:r>
+    </w:p>
+    <w:p>
+      <w:pPr>
+        <w:pStyle w:val="Heading3"/>
+      </w:pPr>
+      <w:r>
+        <w:t>Practice 2: explain the deciding evidence</w:t>
+      </w:r>
+    </w:p>
+    <w:p>
+      <w:r>
+        <w:t>Changed-case practice: Start the axis at 5 without making the truncation obvious. Which conclusion is supported by the supplied facts?</w:t>
+      </w:r>
+    </w:p>
+    <w:p>
+      <w:r>
+        <w:t>1. This one example guarantees correct results for every future input.</w:t>
+      </w:r>
+    </w:p>
+    <w:p>
+      <w:r>
+        <w:t>2. The bars exaggerate the visual contrast and require correction or clear disclosure.</w:t>
+      </w:r>
+    </w:p>
+    <w:p>
+      <w:r>
+        <w:t>3. We can decide the result without examining the changed input or the procedure.</w:t>
+      </w:r>
+    </w:p>
+    <w:p>
+      <w:pPr>
+        <w:pStyle w:val="Heading3"/>
+      </w:pPr>
+      <w:r>
+        <w:t>My selected conclusion, deciding fact and explanation</w:t>
+      </w:r>
+    </w:p>
+    <w:p>
+      <w:r>
+        <w:t>________________________________________________________________</w:t>
+      </w:r>
+    </w:p>
+    <w:p>
+      <w:r>
+        <w:t>________________________________________________________________</w:t>
+      </w:r>
+    </w:p>
+    <w:p>
+      <w:r>
+        <w:t>________________________________________________________________</w:t>
+      </w:r>
+    </w:p>
+    <w:p>
+      <w:r>
+        <w:t>________________________________________________________________</w:t>
+      </w:r>
+    </w:p>
+    <w:p>
+      <w:r>
+        <w:t>________________________________________________________________</w:t>
+      </w:r>
+    </w:p>
+    <w:p>
+      <w:r>
+        <w:t>Hint if needed: Use the changed condition and the deciding step in the pictorial trace. The answer must say what follows from those facts.</w:t>
+      </w:r>
+    </w:p>
+    <w:p>
+      <w:r>
+        <w:t>After your attempt, compare with the supported explanation: The bars exaggerate the visual contrast and require correction or clear disclosure. Visible heights no longer correspond to the full count scale.</w:t>
+      </w:r>
+    </w:p>
+    <w:p>
+      <w:pPr>
+        <w:pStyle w:val="Heading3"/>
+      </w:pPr>
+      <w:r>
+        <w:t>Repair a missing building block</w:t>
+      </w:r>
+    </w:p>
+    <w:p>
+      <w:r>
+        <w:t>Review Negative results and claim revision (ai-7/28). Goal: Explain the mechanism and terminology of negative results and claim revision. Short practice: Does a 6/8 tie support the prediction that B scores higher? Explain why one newly selected favourable demonstration does not replace the original result or prove equivalence.. Return to this week and explain what you changed.</w:t>
+      </w:r>
+    </w:p>
+    <w:p>
+      <w:r>
+        <w:t>Review Inspecting failures and anomalies (ai-7/26). Goal: Explain the mechanism and terminology of inspecting failures and anomalies. Short practice: Calculate mean and median for 2,2,2,10. What does the timeout log establish, and why is deleting that inconvenient record incompatible with the stated plan?. Return to this week and explain what you changed.</w:t>
+      </w:r>
+    </w:p>
+    <w:p>
+      <w:r>
+        <w:t>Review Power and resource tradeoffs (ai-7/23). Goal: Explain the mechanism and terminology of power and resource tradeoffs. Short practice: Calculate both simulated detection fractions and resource costs. What additional detection is observed for the extra forty units, and does that establish power for an actual classroom study?. Return to this week and explain what you changed.</w:t>
+      </w:r>
+    </w:p>
+    <w:p>
+      <w:pPr>
+        <w:pStyle w:val="Heading3"/>
+      </w:pPr>
+      <w:r>
+        <w:t>Keep your completed work</w:t>
+      </w:r>
+    </w:p>
+    <w:p>
+      <w:r>
+        <w:t>Use Download completed work in the hosted lesson to export your answers, reflections, practice feedback and code-run evidence. Open the HTML copy to read or print it. Drafts stay in this browser when storage is available; clear drafts on a shared device.</w:t>
+      </w:r>
+    </w:p>
+    <w:p>
+      <w:pPr>
+        <w:pStyle w:val="Heading3"/>
+      </w:pPr>
+      <w:r>
+        <w:t>What I repaired, the evidence I kept and the next test</w:t>
+      </w:r>
+    </w:p>
+    <w:p>
+      <w:r>
+        <w:t>________________________________________________________________</w:t>
+      </w:r>
+    </w:p>
+    <w:p>
+      <w:r>
+        <w:t>________________________________________________________________</w:t>
+      </w:r>
+    </w:p>
+    <w:p>
+      <w:r>
+        <w:t>________________________________________________________________</w:t>
+      </w:r>
+    </w:p>
+    <w:p>
+      <w:r>
+        <w:t>________________________________________________________________</w:t>
+      </w:r>
+    </w:p>
+    <w:p>
+      <w:r>
+        <w:t>________________________________________________________________</w:t>
+      </w:r>
+    </w:p>
     <w:sectPr>
       <w:pgSz w:w="12240" w:h="15840"/>
       <w:pgMar w:top="936" w:right="1008" w:bottom="936" w:left="1008" w:header="720" w:footer="720" w:gutter="0"/>

--- a/downloads/workbook/ai-7-week-29.docx
+++ b/downloads/workbook/ai-7-week-29.docx
@@ -30,33 +30,45 @@
     </w:p>
     <w:p>
       <w:r>
-        <w:t>Try the recall before opening notes. Then use a different colour or a labelled second line to correct your explanation.</w:t>
+        <w:t>Record your starting explanation for Figures that preserve evidence before opening notes. Show any later correction separately.</w:t>
       </w:r>
     </w:p>
     <w:p>
       <w:pPr>
-        <w:pStyle w:val="Heading3"/>
-      </w:pPr>
-      <w:r>
-        <w:t>Negative results and claim revision</w:t>
+        <w:spacing w:line="336" w:lineRule="auto" w:after="180"/>
+      </w:pPr>
+      <w:r>
+        <w:rPr>
+          <w:b w:val="0"/>
+        </w:rPr>
+        <w:t>Try the recall before opening notes. Then use a different colour or a labelled second line to correct your explanation.</w:t>
       </w:r>
     </w:p>
     <w:p>
-      <w:r>
-        <w:t>Without opening the old lesson, explain one key idea from Negative results and claim revision. Give an example and a mistake that the idea helps you avoid.</w:t>
+      <w:pPr>
+        <w:pStyle w:val="Heading3"/>
+      </w:pPr>
+      <w:r>
+        <w:t>Negative results and claim revision</w:t>
       </w:r>
     </w:p>
     <w:p>
       <w:pPr>
-        <w:pStyle w:val="Heading3"/>
-      </w:pPr>
-      <w:r>
-        <w:t>My remembered idea, example and correction</w:t>
+        <w:spacing w:line="336" w:lineRule="auto" w:after="180"/>
+      </w:pPr>
+      <w:r>
+        <w:rPr>
+          <w:b w:val="0"/>
+        </w:rPr>
+        <w:t>Without opening the old lesson, explain one key idea from Negative results and claim revision. Give an example and a mistake that the idea helps you avoid.</w:t>
       </w:r>
     </w:p>
     <w:p>
-      <w:r>
-        <w:t>________________________________________________________________</w:t>
+      <w:pPr>
+        <w:pStyle w:val="Heading3"/>
+      </w:pPr>
+      <w:r>
+        <w:t>My remembered idea, example and correction</w:t>
       </w:r>
     </w:p>
     <w:p>
@@ -70,29 +82,35 @@
       </w:r>
     </w:p>
     <w:p>
-      <w:pPr>
-        <w:pStyle w:val="Heading3"/>
-      </w:pPr>
-      <w:r>
-        <w:t>Inspecting failures and anomalies</w:t>
+      <w:r>
+        <w:t>________________________________________________________________</w:t>
       </w:r>
     </w:p>
     <w:p>
-      <w:r>
-        <w:t>Without opening the old lesson, explain one key idea from Inspecting failures and anomalies. Give an example and a mistake that the idea helps you avoid.</w:t>
+      <w:pPr>
+        <w:pStyle w:val="Heading3"/>
+      </w:pPr>
+      <w:r>
+        <w:t>Inspecting failures and anomalies</w:t>
       </w:r>
     </w:p>
     <w:p>
       <w:pPr>
-        <w:pStyle w:val="Heading3"/>
-      </w:pPr>
-      <w:r>
-        <w:t>My remembered idea, example and correction</w:t>
+        <w:spacing w:line="336" w:lineRule="auto" w:after="180"/>
+      </w:pPr>
+      <w:r>
+        <w:rPr>
+          <w:b w:val="0"/>
+        </w:rPr>
+        <w:t>Without opening the old lesson, explain one key idea from Inspecting failures and anomalies. Give an example and a mistake that the idea helps you avoid.</w:t>
       </w:r>
     </w:p>
     <w:p>
-      <w:r>
-        <w:t>________________________________________________________________</w:t>
+      <w:pPr>
+        <w:pStyle w:val="Heading3"/>
+      </w:pPr>
+      <w:r>
+        <w:t>My remembered idea, example and correction</w:t>
       </w:r>
     </w:p>
     <w:p>
@@ -106,29 +124,35 @@
       </w:r>
     </w:p>
     <w:p>
-      <w:pPr>
-        <w:pStyle w:val="Heading3"/>
-      </w:pPr>
-      <w:r>
-        <w:t>Power and resource tradeoffs</w:t>
+      <w:r>
+        <w:t>________________________________________________________________</w:t>
       </w:r>
     </w:p>
     <w:p>
-      <w:r>
-        <w:t>Without opening the old lesson, explain one key idea from Power and resource tradeoffs. Give an example and a mistake that the idea helps you avoid.</w:t>
+      <w:pPr>
+        <w:pStyle w:val="Heading3"/>
+      </w:pPr>
+      <w:r>
+        <w:t>Power and resource tradeoffs</w:t>
       </w:r>
     </w:p>
     <w:p>
       <w:pPr>
-        <w:pStyle w:val="Heading3"/>
-      </w:pPr>
-      <w:r>
-        <w:t>My remembered idea, example and correction</w:t>
+        <w:spacing w:line="336" w:lineRule="auto" w:after="180"/>
+      </w:pPr>
+      <w:r>
+        <w:rPr>
+          <w:b w:val="0"/>
+        </w:rPr>
+        <w:t>Without opening the old lesson, explain one key idea from Power and resource tradeoffs. Give an example and a mistake that the idea helps you avoid.</w:t>
       </w:r>
     </w:p>
     <w:p>
-      <w:r>
-        <w:t>________________________________________________________________</w:t>
+      <w:pPr>
+        <w:pStyle w:val="Heading3"/>
+      </w:pPr>
+      <w:r>
+        <w:t>My remembered idea, example and correction</w:t>
       </w:r>
     </w:p>
     <w:p>
@@ -142,16 +166,44 @@
       </w:r>
     </w:p>
     <w:p>
-      <w:pPr>
-        <w:pStyle w:val="Heading1"/>
-      </w:pPr>
-      <w:r>
-        <w:t>02. Practise with fading help</w:t>
+      <w:r>
+        <w:t>________________________________________________________________</w:t>
       </w:r>
     </w:p>
     <w:p>
-      <w:r>
-        <w:t>Use W2: Trace the worked case for Figures that preserve evidence. Record the answer once; the lesson and workbook refer to the same attempt.</w:t>
+      <w:pPr>
+        <w:pStyle w:val="Heading1"/>
+      </w:pPr>
+      <w:r>
+        <w:t>02. Practise with fading help</w:t>
+      </w:r>
+    </w:p>
+    <w:p>
+      <w:r>
+        <w:t>Complete the supported Figures that preserve evidence trace and record the first step you can explain without help.</w:t>
+      </w:r>
+    </w:p>
+    <w:p>
+      <w:pPr>
+        <w:spacing w:line="336" w:lineRule="auto" w:after="180"/>
+      </w:pPr>
+      <w:r>
+        <w:rPr>
+          <w:b w:val="0"/>
+        </w:rPr>
+        <w:t xml:space="preserve">Use W2: Trace the worked case for Figures that preserve </w:t>
+      </w:r>
+      <w:r>
+        <w:rPr>
+          <w:b/>
+        </w:rPr>
+        <w:t>evidence</w:t>
+      </w:r>
+      <w:r>
+        <w:rPr>
+          <w:b w:val="0"/>
+        </w:rPr>
+        <w:t>. Record the answer once; the lesson and workbook refer to the same attempt.</w:t>
       </w:r>
     </w:p>
     <w:tbl>
@@ -279,25 +331,49 @@
     </w:p>
     <w:p>
       <w:r>
-        <w:t>Use the worked case for Figures that preserve evidence. Proposed explanation: “The worked result establishes every future case”. Decide whether this explanation is supported. Point to the step or supplied fact that decides; explain your repair if needed.</w:t>
+        <w:t>Check the proposed Figures that preserve evidence explanation against the supplied facts before discussing it.</w:t>
       </w:r>
     </w:p>
     <w:p>
       <w:pPr>
-        <w:pStyle w:val="Heading3"/>
-      </w:pPr>
-      <w:r>
-        <w:t>My explanation before partner discussion</w:t>
+        <w:spacing w:line="336" w:lineRule="auto" w:after="180"/>
+      </w:pPr>
+      <w:r>
+        <w:rPr>
+          <w:b w:val="0"/>
+        </w:rPr>
+        <w:t xml:space="preserve">Use the worked case for Figures that preserve </w:t>
+      </w:r>
+      <w:r>
+        <w:rPr>
+          <w:b/>
+        </w:rPr>
+        <w:t>evidence</w:t>
+      </w:r>
+      <w:r>
+        <w:rPr>
+          <w:b w:val="0"/>
+        </w:rPr>
+        <w:t>. Proposed explanation: “The worked result establishes every future case”. Decide whether this explanation is supported.</w:t>
       </w:r>
     </w:p>
     <w:p>
-      <w:r>
-        <w:t>________________________________________________________________</w:t>
+      <w:pPr>
+        <w:spacing w:line="336" w:lineRule="auto" w:after="180"/>
+      </w:pPr>
+      <w:r>
+        <w:rPr>
+          <w:b w:val="0"/>
+        </w:rPr>
+        <w:t>Point to the step or supplied fact that decides; explain your repair if needed.</w:t>
       </w:r>
     </w:p>
     <w:p>
-      <w:r>
-        <w:t>________________________________________________________________</w:t>
+      <w:pPr>
+        <w:pStyle w:val="Heading3"/>
+      </w:pPr>
+      <w:r>
+        <w:t>My explanation before partner discussion</w:t>
       </w:r>
     </w:p>
     <w:p>
@@ -311,47 +387,53 @@
       </w:r>
     </w:p>
     <w:p>
-      <w:pPr>
-        <w:pStyle w:val="Heading1"/>
-      </w:pPr>
-      <w:r>
-        <w:t>04. Independent transfer case</w:t>
+      <w:r>
+        <w:t>________________________________________________________________</w:t>
       </w:r>
     </w:p>
     <w:p>
-      <w:pPr>
-        <w:pStyle w:val="Heading3"/>
-      </w:pPr>
-      <w:r>
-        <w:t>Independent case: Apply a new case independently</w:t>
+      <w:r>
+        <w:t>________________________________________________________________</w:t>
       </w:r>
     </w:p>
     <w:p>
-      <w:r>
-        <w:t>CountsA8/10, B9/15 are plotted as8 versus9 without denominators. Correct.</w:t>
+      <w:pPr>
+        <w:pStyle w:val="Heading1"/>
+      </w:pPr>
+      <w:r>
+        <w:t>04. Independent transfer case</w:t>
       </w:r>
     </w:p>
     <w:p>
-      <w:pPr>
-        <w:pStyle w:val="Heading3"/>
-      </w:pPr>
-      <w:r>
-        <w:t>My independent explanation, trace and limits</w:t>
+      <w:r>
+        <w:t>Write one first attempt at the reserved independent case before feedback. Repeated copies of that case refer to the same recorded attempt.</w:t>
       </w:r>
     </w:p>
     <w:p>
-      <w:r>
-        <w:t>________________________________________________________________</w:t>
+      <w:pPr>
+        <w:pStyle w:val="Heading3"/>
+      </w:pPr>
+      <w:r>
+        <w:t>Independent case: Apply a new case independently</w:t>
       </w:r>
     </w:p>
     <w:p>
-      <w:r>
-        <w:t>________________________________________________________________</w:t>
+      <w:pPr>
+        <w:spacing w:line="336" w:lineRule="auto" w:after="180"/>
+      </w:pPr>
+      <w:r>
+        <w:rPr>
+          <w:b w:val="0"/>
+        </w:rPr>
+        <w:t>CountsA8/10, B9/15 are plotted as8 versus9 without denominators. Correct.</w:t>
       </w:r>
     </w:p>
     <w:p>
-      <w:r>
-        <w:t>________________________________________________________________</w:t>
+      <w:pPr>
+        <w:pStyle w:val="Heading3"/>
+      </w:pPr>
+      <w:r>
+        <w:t>My independent explanation, trace and limits</w:t>
       </w:r>
     </w:p>
     <w:p>
@@ -376,48 +458,96 @@
     </w:p>
     <w:p>
       <w:r>
-        <w:t>Attempt this case before feedback. Record any help. Earlier examples below are further practice; a case already practised with feedback cannot establish fresh transfer.</w:t>
+        <w:t>________________________________________________________________</w:t>
       </w:r>
     </w:p>
     <w:p>
-      <w:pPr>
-        <w:pStyle w:val="Heading1"/>
-      </w:pPr>
-      <w:r>
-        <w:t>05. W1 Explain the mechanism</w:t>
+      <w:r>
+        <w:t>________________________________________________________________</w:t>
       </w:r>
     </w:p>
     <w:p>
       <w:r>
-        <w:t>Explain the weekly mechanism in your own words. Use the worked scenario to name its input, decision rule and output.</w:t>
+        <w:t>________________________________________________________________</w:t>
       </w:r>
     </w:p>
     <w:p>
       <w:pPr>
-        <w:pStyle w:val="Heading3"/>
-      </w:pPr>
-      <w:r>
-        <w:t>My reasoning and evidence</w:t>
+        <w:spacing w:line="336" w:lineRule="auto" w:after="180"/>
+      </w:pPr>
+      <w:r>
+        <w:rPr>
+          <w:b w:val="0"/>
+        </w:rPr>
+        <w:t>Attempt this case before feedback. Record any help. Earlier examples below are further practice; a case already practised with feedback cannot establish fresh transfer.</w:t>
       </w:r>
     </w:p>
     <w:p>
-      <w:r>
-        <w:t>________________________________________________________________</w:t>
+      <w:pPr>
+        <w:pStyle w:val="Heading1"/>
+      </w:pPr>
+      <w:r>
+        <w:t>05. W1 Explain the mechanism</w:t>
       </w:r>
     </w:p>
     <w:p>
       <w:r>
-        <w:t>________________________________________________________________</w:t>
+        <w:t>Explain the mechanism. Apply the supplied Figures that preserve evidence facts and keep your reasoning.</w:t>
       </w:r>
     </w:p>
     <w:p>
-      <w:r>
-        <w:t>________________________________________________________________</w:t>
+      <w:pPr>
+        <w:spacing w:line="336" w:lineRule="auto" w:after="180"/>
+      </w:pPr>
+      <w:r>
+        <w:rPr>
+          <w:b w:val="0"/>
+        </w:rPr>
+        <w:t xml:space="preserve">Explain the weekly </w:t>
+      </w:r>
+      <w:r>
+        <w:rPr>
+          <w:b/>
+        </w:rPr>
+        <w:t>mechanism</w:t>
+      </w:r>
+      <w:r>
+        <w:rPr>
+          <w:b w:val="0"/>
+        </w:rPr>
+        <w:t xml:space="preserve"> in your own words. Use the worked scenario to name its </w:t>
+      </w:r>
+      <w:r>
+        <w:rPr>
+          <w:b/>
+        </w:rPr>
+        <w:t>input</w:t>
+      </w:r>
+      <w:r>
+        <w:rPr>
+          <w:b w:val="0"/>
+        </w:rPr>
+        <w:t xml:space="preserve">, decision rule and </w:t>
+      </w:r>
+      <w:r>
+        <w:rPr>
+          <w:b/>
+        </w:rPr>
+        <w:t>output</w:t>
+      </w:r>
+      <w:r>
+        <w:rPr>
+          <w:b w:val="0"/>
+        </w:rPr>
+        <w:t>.</w:t>
       </w:r>
     </w:p>
     <w:p>
-      <w:r>
-        <w:t>________________________________________________________________</w:t>
+      <w:pPr>
+        <w:pStyle w:val="Heading3"/>
+      </w:pPr>
+      <w:r>
+        <w:t>My reasoning and evidence</w:t>
       </w:r>
     </w:p>
     <w:p>
@@ -431,24 +561,18 @@
       </w:r>
     </w:p>
     <w:p>
-      <w:pPr>
-        <w:pStyle w:val="Heading1"/>
-      </w:pPr>
-      <w:r>
-        <w:t>06. W2 Trace the worked case</w:t>
+      <w:r>
+        <w:t>________________________________________________________________</w:t>
       </w:r>
     </w:p>
     <w:p>
       <w:r>
-        <w:t>RatesA80%, B82% are plotted on bars starting79%, making B look several times larger. Show the intermediate steps and give the conclusion with its scope.</w:t>
+        <w:t>________________________________________________________________</w:t>
       </w:r>
     </w:p>
     <w:p>
-      <w:pPr>
-        <w:pStyle w:val="Heading3"/>
-      </w:pPr>
-      <w:r>
-        <w:t>My reasoning and evidence</w:t>
+      <w:r>
+        <w:t>________________________________________________________________</w:t>
       </w:r>
     </w:p>
     <w:p>
@@ -457,23 +581,47 @@
       </w:r>
     </w:p>
     <w:p>
-      <w:r>
-        <w:t>________________________________________________________________</w:t>
+      <w:pPr>
+        <w:pStyle w:val="Heading1"/>
+      </w:pPr>
+      <w:r>
+        <w:t>06. W2 Trace the worked case</w:t>
       </w:r>
     </w:p>
     <w:p>
       <w:r>
-        <w:t>________________________________________________________________</w:t>
+        <w:t>Trace the worked case. Apply the supplied Figures that preserve evidence facts and keep your reasoning.</w:t>
       </w:r>
     </w:p>
     <w:p>
-      <w:r>
-        <w:t>________________________________________________________________</w:t>
+      <w:pPr>
+        <w:spacing w:line="336" w:lineRule="auto" w:after="180"/>
+      </w:pPr>
+      <w:r>
+        <w:rPr>
+          <w:b w:val="0"/>
+        </w:rPr>
+        <w:t>RatesA</w:t>
+      </w:r>
+      <w:r>
+        <w:rPr>
+          <w:b/>
+        </w:rPr>
+        <w:t>80%</w:t>
+      </w:r>
+      <w:r>
+        <w:rPr>
+          <w:b w:val="0"/>
+        </w:rPr>
+        <w:t>, B82% are plotted on bars starting79%, making B look several times larger. Show the intermediate steps and give the conclusion with its scope.</w:t>
       </w:r>
     </w:p>
     <w:p>
-      <w:r>
-        <w:t>________________________________________________________________</w:t>
+      <w:pPr>
+        <w:pStyle w:val="Heading3"/>
+      </w:pPr>
+      <w:r>
+        <w:t>My reasoning and evidence</w:t>
       </w:r>
     </w:p>
     <w:p>
@@ -487,24 +635,18 @@
       </w:r>
     </w:p>
     <w:p>
-      <w:pPr>
-        <w:pStyle w:val="Heading1"/>
-      </w:pPr>
-      <w:r>
-        <w:t>07. W3 Audit the limit</w:t>
+      <w:r>
+        <w:t>________________________________________________________________</w:t>
       </w:r>
     </w:p>
     <w:p>
       <w:r>
-        <w:t>A report omits this qualification: Visual choices must reflect the intended metric and cannot imply causal certainty from association. Explain how omitting it could change a reader's interpretation, and write an accurate replacement.</w:t>
+        <w:t>________________________________________________________________</w:t>
       </w:r>
     </w:p>
     <w:p>
-      <w:pPr>
-        <w:pStyle w:val="Heading3"/>
-      </w:pPr>
-      <w:r>
-        <w:t>My reasoning and evidence</w:t>
+      <w:r>
+        <w:t>________________________________________________________________</w:t>
       </w:r>
     </w:p>
     <w:p>
@@ -518,44 +660,56 @@
       </w:r>
     </w:p>
     <w:p>
-      <w:r>
-        <w:t>________________________________________________________________</w:t>
+      <w:pPr>
+        <w:pStyle w:val="Heading1"/>
+      </w:pPr>
+      <w:r>
+        <w:t>07. W3 Audit the limit</w:t>
       </w:r>
     </w:p>
     <w:p>
       <w:r>
-        <w:t>________________________________________________________________</w:t>
+        <w:t>Audit the limit. Apply the supplied Figures that preserve evidence facts and keep your reasoning.</w:t>
       </w:r>
     </w:p>
     <w:p>
-      <w:r>
-        <w:t>________________________________________________________________</w:t>
+      <w:pPr>
+        <w:spacing w:line="336" w:lineRule="auto" w:after="180"/>
+      </w:pPr>
+      <w:r>
+        <w:rPr>
+          <w:b w:val="0"/>
+        </w:rPr>
+        <w:t>A report omits this qualification: Visual choices must reflect the intended metric and cannot imply causal certainty from association.</w:t>
       </w:r>
     </w:p>
     <w:p>
-      <w:r>
-        <w:t>________________________________________________________________</w:t>
+      <w:pPr>
+        <w:spacing w:line="336" w:lineRule="auto" w:after="180"/>
+      </w:pPr>
+      <w:r>
+        <w:rPr>
+          <w:b w:val="0"/>
+        </w:rPr>
+        <w:t>Explain how omitting it could change a reader's interpretation, and write an accurate replacement.</w:t>
       </w:r>
     </w:p>
     <w:p>
       <w:pPr>
-        <w:pStyle w:val="Heading1"/>
-      </w:pPr>
-      <w:r>
-        <w:t>08. W4 Apply a new case independently</w:t>
+        <w:pStyle w:val="Heading3"/>
+      </w:pPr>
+      <w:r>
+        <w:t>My reasoning and evidence</w:t>
       </w:r>
     </w:p>
     <w:p>
       <w:r>
-        <w:t>CountsA8/10, B9/15 are plotted as8 versus9 without denominators. Correct.</w:t>
+        <w:t>________________________________________________________________</w:t>
       </w:r>
     </w:p>
     <w:p>
-      <w:pPr>
-        <w:pStyle w:val="Heading3"/>
-      </w:pPr>
-      <w:r>
-        <w:t>My reasoning and evidence</w:t>
+      <w:r>
+        <w:t>________________________________________________________________</w:t>
       </w:r>
     </w:p>
     <w:p>
@@ -579,44 +733,50 @@
       </w:r>
     </w:p>
     <w:p>
-      <w:r>
-        <w:t>________________________________________________________________</w:t>
+      <w:pPr>
+        <w:pStyle w:val="Heading1"/>
+      </w:pPr>
+      <w:r>
+        <w:t>08. W4 Apply a new case independently</w:t>
       </w:r>
     </w:p>
     <w:p>
       <w:r>
-        <w:t>________________________________________________________________</w:t>
+        <w:t>Attempt before feedback. If this repeats the selected independent case, reuse that first attempt; otherwise keep a separate record. Apply a new case independently. Apply the supplied Figures that preserve evidence facts and keep your reasoning.</w:t>
       </w:r>
     </w:p>
     <w:p>
-      <w:r>
-        <w:t>________________________________________________________________</w:t>
+      <w:pPr>
+        <w:spacing w:line="336" w:lineRule="auto" w:after="180"/>
+      </w:pPr>
+      <w:r>
+        <w:rPr>
+          <w:b w:val="0"/>
+        </w:rPr>
+        <w:t>CountsA8/10, B9/15 are plotted as8 versus9 without denominators. Correct.</w:t>
       </w:r>
     </w:p>
     <w:p>
-      <w:r>
-        <w:t>________________________________________________________________</w:t>
+      <w:pPr>
+        <w:pStyle w:val="Heading3"/>
+      </w:pPr>
+      <w:r>
+        <w:t>My reasoning and evidence</w:t>
       </w:r>
     </w:p>
     <w:p>
-      <w:pPr>
-        <w:pStyle w:val="Heading1"/>
-      </w:pPr>
-      <w:r>
-        <w:t>09. W5 Design a revealing follow-up</w:t>
+      <w:r>
+        <w:t>________________________________________________________________</w:t>
       </w:r>
     </w:p>
     <w:p>
       <w:r>
-        <w:t>For the worked scenario, propose one additional case that could reveal a failure, describe its expected outcome before running it, and explain what would need to remain fixed for a fair comparison. Do not reuse W4 as a new final test after receiving feedback.</w:t>
+        <w:t>________________________________________________________________</w:t>
       </w:r>
     </w:p>
     <w:p>
-      <w:pPr>
-        <w:pStyle w:val="Heading3"/>
-      </w:pPr>
-      <w:r>
-        <w:t>My reasoning and evidence</w:t>
+      <w:r>
+        <w:t>________________________________________________________________</w:t>
       </w:r>
     </w:p>
     <w:p>
@@ -645,26 +805,38 @@
       </w:r>
     </w:p>
     <w:p>
-      <w:r>
-        <w:t>________________________________________________________________</w:t>
+      <w:pPr>
+        <w:pStyle w:val="Heading1"/>
+      </w:pPr>
+      <w:r>
+        <w:t>09. W5 Design a revealing follow-up</w:t>
       </w:r>
     </w:p>
     <w:p>
       <w:r>
-        <w:t>________________________________________________________________</w:t>
+        <w:t>Design a revealing follow-up. Apply the supplied Figures that preserve evidence facts and keep your reasoning.</w:t>
       </w:r>
     </w:p>
     <w:p>
       <w:pPr>
-        <w:pStyle w:val="Heading1"/>
-      </w:pPr>
-      <w:r>
-        <w:t>10. Project checkpoint and reflection</w:t>
+        <w:spacing w:line="336" w:lineRule="auto" w:after="180"/>
+      </w:pPr>
+      <w:r>
+        <w:rPr>
+          <w:b w:val="0"/>
+        </w:rPr>
+        <w:t>For the worked scenario, propose one additional case that could reveal a failure, describe its expected outcome before running it, and explain what would need to remain fixed for a fair comparison.</w:t>
       </w:r>
     </w:p>
     <w:p>
-      <w:r>
-        <w:t>Add a labelled figures that preserve evidence evidence sheet to Reproducible AI Research Study. Show how you can explain the mechanism and terminology of figures that preserve evidence. Use the supplied fictional case and keep its inputs, intermediate steps, calculation or prediction, and limitation. Connect this record to last week’s record; a matching answer without a trace is insufficient.</w:t>
+      <w:pPr>
+        <w:spacing w:line="336" w:lineRule="auto" w:after="180"/>
+      </w:pPr>
+      <w:r>
+        <w:rPr>
+          <w:b w:val="0"/>
+        </w:rPr>
+        <w:t>Do not reuse W4 as a new final test after receiving feedback.</w:t>
       </w:r>
     </w:p>
     <w:p>
@@ -672,7 +844,7 @@
         <w:pStyle w:val="Heading3"/>
       </w:pPr>
       <w:r>
-        <w:t>My project change, supporting evidence and remaining limit</w:t>
+        <w:t>My reasoning and evidence</w:t>
       </w:r>
     </w:p>
     <w:p>
@@ -706,11 +878,166 @@
       </w:r>
     </w:p>
     <w:p>
+      <w:r>
+        <w:t>________________________________________________________________</w:t>
+      </w:r>
+    </w:p>
+    <w:p>
       <w:pPr>
         <w:pStyle w:val="Heading1"/>
       </w:pPr>
       <w:r>
+        <w:t>10. Project checkpoint and reflection</w:t>
+      </w:r>
+    </w:p>
+    <w:p>
+      <w:r>
+        <w:t>Connect Figures that preserve evidence to Reproducible AI Research Study, identify a limit and choose the next useful test.</w:t>
+      </w:r>
+    </w:p>
+    <w:p>
+      <w:pPr>
+        <w:spacing w:line="336" w:lineRule="auto" w:after="180"/>
+      </w:pPr>
+      <w:r>
+        <w:rPr>
+          <w:b w:val="0"/>
+        </w:rPr>
+        <w:t xml:space="preserve">Add a labelled figures that preserve </w:t>
+      </w:r>
+      <w:r>
+        <w:rPr>
+          <w:b/>
+        </w:rPr>
+        <w:t>evidence</w:t>
+      </w:r>
+      <w:r>
+        <w:rPr>
+          <w:b w:val="0"/>
+        </w:rPr>
+        <w:t xml:space="preserve"> </w:t>
+      </w:r>
+      <w:r>
+        <w:rPr>
+          <w:b/>
+        </w:rPr>
+        <w:t>evidence</w:t>
+      </w:r>
+      <w:r>
+        <w:rPr>
+          <w:b w:val="0"/>
+        </w:rPr>
+        <w:t xml:space="preserve"> sheet to Reproducible AI Research Study. Show how you can explain the </w:t>
+      </w:r>
+      <w:r>
+        <w:rPr>
+          <w:b/>
+        </w:rPr>
+        <w:t>mechanism</w:t>
+      </w:r>
+      <w:r>
+        <w:rPr>
+          <w:b w:val="0"/>
+        </w:rPr>
+        <w:t xml:space="preserve"> and terminology of figures that preserve </w:t>
+      </w:r>
+      <w:r>
+        <w:rPr>
+          <w:b/>
+        </w:rPr>
+        <w:t>evidence</w:t>
+      </w:r>
+      <w:r>
+        <w:rPr>
+          <w:b w:val="0"/>
+        </w:rPr>
+        <w:t>.</w:t>
+      </w:r>
+    </w:p>
+    <w:p>
+      <w:pPr>
+        <w:spacing w:line="336" w:lineRule="auto" w:after="180"/>
+      </w:pPr>
+      <w:r>
+        <w:rPr>
+          <w:b w:val="0"/>
+        </w:rPr>
+        <w:t xml:space="preserve">Use the supplied fictional case and keep its </w:t>
+      </w:r>
+      <w:r>
+        <w:rPr>
+          <w:b/>
+        </w:rPr>
+        <w:t>input</w:t>
+      </w:r>
+      <w:r>
+        <w:rPr>
+          <w:b w:val="0"/>
+        </w:rPr>
+        <w:t xml:space="preserve">s, intermediate steps, calculation or </w:t>
+      </w:r>
+      <w:r>
+        <w:rPr>
+          <w:b/>
+        </w:rPr>
+        <w:t>prediction</w:t>
+      </w:r>
+      <w:r>
+        <w:rPr>
+          <w:b w:val="0"/>
+        </w:rPr>
+        <w:t>, and limitation. Connect this record to last week’s record; a matching answer without a trace is insufficient.</w:t>
+      </w:r>
+    </w:p>
+    <w:p>
+      <w:pPr>
+        <w:pStyle w:val="Heading3"/>
+      </w:pPr>
+      <w:r>
+        <w:t>My project change, supporting evidence and remaining limit</w:t>
+      </w:r>
+    </w:p>
+    <w:p>
+      <w:r>
+        <w:t>________________________________________________________________</w:t>
+      </w:r>
+    </w:p>
+    <w:p>
+      <w:r>
+        <w:t>________________________________________________________________</w:t>
+      </w:r>
+    </w:p>
+    <w:p>
+      <w:r>
+        <w:t>________________________________________________________________</w:t>
+      </w:r>
+    </w:p>
+    <w:p>
+      <w:r>
+        <w:t>________________________________________________________________</w:t>
+      </w:r>
+    </w:p>
+    <w:p>
+      <w:r>
+        <w:t>________________________________________________________________</w:t>
+      </w:r>
+    </w:p>
+    <w:p>
+      <w:r>
+        <w:t>________________________________________________________________</w:t>
+      </w:r>
+    </w:p>
+    <w:p>
+      <w:pPr>
+        <w:pStyle w:val="Heading1"/>
+      </w:pPr>
+      <w:r>
         <w:t>11. Feedback, return check and learning record</w:t>
+      </w:r>
+    </w:p>
+    <w:p>
+      <w:r>
+        <w:t>Record the first repaired step and a different case to revisit after a delay.</w:t>
       </w:r>
     </w:p>
     <w:tbl>
@@ -850,7 +1177,13 @@
       </w:tr>
     </w:tbl>
     <w:p>
-      <w:r>
+      <w:pPr>
+        <w:spacing w:line="336" w:lineRule="auto" w:after="180"/>
+      </w:pPr>
+      <w:r>
+        <w:rPr>
+          <w:b w:val="0"/>
+        </w:rPr>
         <w:t>Revisit this idea with your teacher after a delay. Familiarity is different from explaining and using it on a changed case.</w:t>
       </w:r>
     </w:p>
@@ -864,11 +1197,28 @@
     </w:p>
     <w:p>
       <w:r>
-        <w:t>Draw bars that preserve the comparison. A report plots correct counts for two versions on the same ten cases.</w:t>
+        <w:t>Draw bars that preserve the comparison. A report plots correct counts for two versions on the same ten cases. Explain the labelled step before checking the changed condition.</w:t>
       </w:r>
     </w:p>
     <w:p>
-      <w:r>
+      <w:pPr>
+        <w:spacing w:line="336" w:lineRule="auto" w:after="180"/>
+      </w:pPr>
+      <w:r>
+        <w:rPr>
+          <w:b w:val="0"/>
+        </w:rPr>
+        <w:t>Draw bars that preserve the comparison. A report plots correct counts for two versions on the same ten cases.</w:t>
+      </w:r>
+    </w:p>
+    <w:p>
+      <w:pPr>
+        <w:spacing w:line="336" w:lineRule="auto" w:after="180"/>
+      </w:pPr>
+      <w:r>
+        <w:rPr>
+          <w:b w:val="0"/>
+        </w:rPr>
         <w:t>A has 6/10 correct; B has 8/10. The count axis should start at zero and identify the ten-case denominator.</w:t>
       </w:r>
     </w:p>
@@ -945,7 +1295,14 @@
       </w:r>
     </w:p>
     <w:p>
-      <w:r>
+      <w:pPr>
+        <w:spacing w:line="336" w:lineRule="auto" w:after="180"/>
+        <w:shd w:fill="F5F1FB"/>
+      </w:pPr>
+      <w:r>
+        <w:rPr>
+          <w:b w:val="0"/>
+        </w:rPr>
         <w:t>Draw count bars for 6/10 and 8/10 using the stated axis. Why must the denominator and fixed task context remain visible, and what distortion arises from an undisclosed axis start at five?</w:t>
       </w:r>
     </w:p>
@@ -988,35 +1345,114 @@
       </w:r>
     </w:p>
     <w:p>
-      <w:r>
-        <w:t>Support used: alone / hint / worked example. This record is practice evidence.</w:t>
+      <w:pPr>
+        <w:pStyle w:val="Heading3"/>
+      </w:pPr>
+      <w:r>
+        <w:t>Record the help used</w:t>
       </w:r>
     </w:p>
     <w:p>
-      <w:r>
-        <w:t>Project connection: For the Reproducible AI Research Study, retain an annotated worked trace and the changed-case reasoning. Connect the claim to its records, units and assumptions so another investigator can challenge or reproduce it.</w:t>
+      <w:pPr>
+        <w:spacing w:line="336" w:lineRule="auto" w:after="180"/>
+        <w:shd w:fill="F1F6F8"/>
+      </w:pPr>
+      <w:r>
+        <w:rPr>
+          <w:b w:val="0"/>
+        </w:rPr>
+        <w:t xml:space="preserve">Support used: alone / hint / worked example. This record is practice </w:t>
+      </w:r>
+      <w:r>
+        <w:rPr>
+          <w:b/>
+        </w:rPr>
+        <w:t>evidence</w:t>
+      </w:r>
+      <w:r>
+        <w:rPr>
+          <w:b w:val="0"/>
+        </w:rPr>
+        <w:t>.</w:t>
       </w:r>
     </w:p>
     <w:p>
       <w:pPr>
-        <w:pStyle w:val="Heading1"/>
-      </w:pPr>
-      <w:r>
-        <w:t>13. Project portfolio milestone</w:t>
+        <w:spacing w:line="336" w:lineRule="auto" w:after="180"/>
+      </w:pPr>
+      <w:r>
+        <w:rPr>
+          <w:b w:val="0"/>
+        </w:rPr>
+        <w:t>Project connection: For the Reproducible AI Research Study, retain an annotated worked trace and the changed-case reasoning.</w:t>
       </w:r>
     </w:p>
     <w:p>
-      <w:r>
-        <w:t>Project: Reproducible AI Research Study</w:t>
+      <w:pPr>
+        <w:spacing w:line="336" w:lineRule="auto" w:after="180"/>
+      </w:pPr>
+      <w:r>
+        <w:rPr>
+          <w:b w:val="0"/>
+        </w:rPr>
+        <w:t>Connect the claim to its records, units and assumptions so another investigator can challenge or reproduce it.</w:t>
       </w:r>
     </w:p>
     <w:p>
-      <w:r>
-        <w:t>Current milestone: Prepare the demonstration. Gather reproducible instructions, evidence, access checks and remaining limitations.</w:t>
+      <w:pPr>
+        <w:pStyle w:val="Heading1"/>
+      </w:pPr>
+      <w:r>
+        <w:t>13. Project portfolio milestone</w:t>
       </w:r>
     </w:p>
     <w:p>
       <w:r>
+        <w:t>Keep this week’s input, deciding step, result and limit together in the Reproducible AI Research Study record.</w:t>
+      </w:r>
+    </w:p>
+    <w:p>
+      <w:pPr>
+        <w:spacing w:line="336" w:lineRule="auto" w:after="180"/>
+      </w:pPr>
+      <w:r>
+        <w:rPr>
+          <w:b w:val="0"/>
+        </w:rPr>
+        <w:t>Project: Reproducible AI Research Study</w:t>
+      </w:r>
+    </w:p>
+    <w:p>
+      <w:pPr>
+        <w:spacing w:line="336" w:lineRule="auto" w:after="180"/>
+      </w:pPr>
+      <w:r>
+        <w:rPr>
+          <w:b w:val="0"/>
+        </w:rPr>
+        <w:t xml:space="preserve">Current milestone: Prepare the demonstration. Gather reproducible instructions, </w:t>
+      </w:r>
+      <w:r>
+        <w:rPr>
+          <w:b/>
+        </w:rPr>
+        <w:t>evidence</w:t>
+      </w:r>
+      <w:r>
+        <w:rPr>
+          <w:b w:val="0"/>
+        </w:rPr>
+        <w:t>, access checks and remaining limitations.</w:t>
+      </w:r>
+    </w:p>
+    <w:p>
+      <w:pPr>
+        <w:spacing w:line="336" w:lineRule="auto" w:after="180"/>
+      </w:pPr>
+      <w:r>
+        <w:rPr>
+          <w:b w:val="0"/>
+        </w:rPr>
         <w:t>For the Reproducible AI Research Study, retain an annotated worked trace and the changed-case reasoning. Connect the claim to its records, units and assumptions so another investigator can challenge or reproduce it.</w:t>
       </w:r>
     </w:p>
@@ -1179,53 +1615,92 @@
     </w:p>
     <w:p>
       <w:r>
-        <w:t>Use this supported practice once, in the browser or on paper. Keep the reserved independent assessment for a separate first attempt before teacher feedback.</w:t>
+        <w:t>Try the supported questions before comparing with hints and feedback. Record what you repaired and the evidence you retained.</w:t>
       </w:r>
     </w:p>
     <w:p>
-      <w:r>
-        <w:t>Draw bars that preserve the comparison. A report plots correct counts for two versions on the same ten cases.</w:t>
+      <w:pPr>
+        <w:spacing w:line="336" w:lineRule="auto" w:after="180"/>
+      </w:pPr>
+      <w:r>
+        <w:rPr>
+          <w:b w:val="0"/>
+        </w:rPr>
+        <w:t>Use this supported practice once, in the browser or on paper. Keep the reserved independent assessment for a separate first attempt before teacher feedback.</w:t>
       </w:r>
     </w:p>
     <w:p>
       <w:pPr>
-        <w:pStyle w:val="Heading3"/>
-      </w:pPr>
-      <w:r>
-        <w:t>Practice 1: explain the deciding evidence</w:t>
+        <w:spacing w:line="336" w:lineRule="auto" w:after="180"/>
+      </w:pPr>
+      <w:r>
+        <w:rPr>
+          <w:b w:val="0"/>
+        </w:rPr>
+        <w:t>Draw bars that preserve the comparison. A report plots correct counts for two versions on the same ten cases.</w:t>
       </w:r>
     </w:p>
     <w:p>
-      <w:r>
-        <w:t>Which labelled step matches this detail? Note the fixed tasks and absence of a significance test.</w:t>
+      <w:pPr>
+        <w:pStyle w:val="Heading3"/>
+      </w:pPr>
+      <w:r>
+        <w:t>Practice 1: explain the deciding evidence</w:t>
       </w:r>
     </w:p>
     <w:p>
-      <w:r>
-        <w:t>1. Draw honest bars</w:t>
+      <w:pPr>
+        <w:spacing w:line="336" w:lineRule="auto" w:after="180"/>
+      </w:pPr>
+      <w:r>
+        <w:rPr>
+          <w:b w:val="0"/>
+        </w:rPr>
+        <w:t>Which labelled step matches this detail? Note the fixed tasks and absence of a significance test.</w:t>
       </w:r>
     </w:p>
     <w:p>
-      <w:r>
-        <w:t>2. Label the scale</w:t>
+      <w:pPr>
+        <w:spacing w:line="336" w:lineRule="auto" w:after="180"/>
+        <w:shd w:fill="F4F9FC"/>
+      </w:pPr>
+      <w:r>
+        <w:rPr>
+          <w:b w:val="0"/>
+        </w:rPr>
+        <w:t>1. Draw honest bars</w:t>
       </w:r>
     </w:p>
     <w:p>
-      <w:r>
-        <w:t>3. Keep context nearby</w:t>
+      <w:pPr>
+        <w:spacing w:line="336" w:lineRule="auto" w:after="180"/>
+        <w:shd w:fill="F4F9FC"/>
+      </w:pPr>
+      <w:r>
+        <w:rPr>
+          <w:b w:val="0"/>
+        </w:rPr>
+        <w:t>2. Label the scale</w:t>
       </w:r>
     </w:p>
     <w:p>
       <w:pPr>
-        <w:pStyle w:val="Heading3"/>
-      </w:pPr>
-      <w:r>
-        <w:t>My selected conclusion, deciding fact and explanation</w:t>
+        <w:spacing w:line="336" w:lineRule="auto" w:after="180"/>
+        <w:shd w:fill="F4F9FC"/>
+      </w:pPr>
+      <w:r>
+        <w:rPr>
+          <w:b w:val="0"/>
+        </w:rPr>
+        <w:t>3. Keep context nearby</w:t>
       </w:r>
     </w:p>
     <w:p>
-      <w:r>
-        <w:t>________________________________________________________________</w:t>
+      <w:pPr>
+        <w:pStyle w:val="Heading3"/>
+      </w:pPr>
+      <w:r>
+        <w:t>My selected conclusion, deciding fact and explanation</w:t>
       </w:r>
     </w:p>
     <w:p>
@@ -1250,40 +1725,79 @@
     </w:p>
     <w:p>
       <w:r>
-        <w:t>Hint if needed: Read the steps in the pictorial case. Match the supplied detail to the stage that performs or records it.</w:t>
+        <w:t>________________________________________________________________</w:t>
       </w:r>
     </w:p>
     <w:p>
-      <w:r>
-        <w:t>After your attempt, compare with the supported explanation: Keep context nearby Note the fixed tasks and absence of a significance test. Figures make evidence easier to inspect when labels and scales preserve meaning. A dramatic-looking visual cannot supply missing uncertainty or representativeness.</w:t>
+      <w:pPr>
+        <w:pStyle w:val="Heading3"/>
+      </w:pPr>
+      <w:r>
+        <w:t>Hint · try first</w:t>
       </w:r>
     </w:p>
     <w:p>
       <w:pPr>
-        <w:pStyle w:val="Heading3"/>
-      </w:pPr>
-      <w:r>
-        <w:t>Practice 2: explain the deciding evidence</w:t>
+        <w:spacing w:line="336" w:lineRule="auto" w:after="180"/>
+        <w:shd w:fill="F1F6F8"/>
+      </w:pPr>
+      <w:r>
+        <w:rPr>
+          <w:b w:val="0"/>
+        </w:rPr>
+        <w:t>Hint if needed: Read the steps in the pictorial case. Match the supplied detail to the stage that performs or records it.</w:t>
       </w:r>
     </w:p>
     <w:p>
-      <w:r>
-        <w:t>Changed-case practice: Start the axis at 5 without making the truncation obvious. Which conclusion is supported by the supplied facts?</w:t>
+      <w:pPr>
+        <w:pStyle w:val="Heading3"/>
+      </w:pPr>
+      <w:r>
+        <w:t>Feedback · compare after trying</w:t>
       </w:r>
     </w:p>
     <w:p>
-      <w:r>
-        <w:t>1. This one example guarantees correct results for every future input.</w:t>
+      <w:pPr>
+        <w:spacing w:line="336" w:lineRule="auto" w:after="180"/>
+        <w:shd w:fill="F1F6FC"/>
+      </w:pPr>
+      <w:r>
+        <w:rPr>
+          <w:b w:val="0"/>
+        </w:rPr>
+        <w:t xml:space="preserve">After your attempt, compare with the supported explanation: Keep context nearby Note the fixed tasks and absence of a significance test. Figures make </w:t>
+      </w:r>
+      <w:r>
+        <w:rPr>
+          <w:b/>
+        </w:rPr>
+        <w:t>evidence</w:t>
+      </w:r>
+      <w:r>
+        <w:rPr>
+          <w:b w:val="0"/>
+        </w:rPr>
+        <w:t xml:space="preserve"> easier to inspect when labels and scales preserve meaning.</w:t>
       </w:r>
     </w:p>
     <w:p>
-      <w:r>
-        <w:t>2. The bars exaggerate the visual contrast and require correction or clear disclosure.</w:t>
+      <w:pPr>
+        <w:spacing w:line="336" w:lineRule="auto" w:after="180"/>
+        <w:shd w:fill="F1F6FC"/>
+      </w:pPr>
+      <w:r>
+        <w:rPr>
+          <w:b w:val="0"/>
+        </w:rPr>
+        <w:t>A dramatic-looking visual cannot supply missing uncertainty or representativeness.</w:t>
       </w:r>
     </w:p>
     <w:p>
-      <w:r>
-        <w:t>3. We can decide the result without examining the changed input or the procedure.</w:t>
+      <w:pPr>
+        <w:pStyle w:val="Heading3"/>
+      </w:pPr>
+      <w:r>
+        <w:t>Practice 2: explain the deciding evidence</w:t>
       </w:r>
     </w:p>
     <w:p>
@@ -1291,91 +1805,1015 @@
         <w:pStyle w:val="Heading3"/>
       </w:pPr>
       <w:r>
-        <w:t>My selected conclusion, deciding fact and explanation</w:t>
+        <w:t>Changed case · predict first</w:t>
       </w:r>
     </w:p>
     <w:p>
-      <w:r>
-        <w:t>________________________________________________________________</w:t>
+      <w:pPr>
+        <w:spacing w:line="336" w:lineRule="auto" w:after="180"/>
+        <w:shd w:fill="F5F1FB"/>
+      </w:pPr>
+      <w:r>
+        <w:rPr>
+          <w:b w:val="0"/>
+        </w:rPr>
+        <w:t>Changed-case practice: Start the axis at 5 without making the truncation obvious. Which conclusion is supported by the supplied facts?</w:t>
       </w:r>
     </w:p>
     <w:p>
-      <w:r>
-        <w:t>________________________________________________________________</w:t>
+      <w:pPr>
+        <w:spacing w:line="336" w:lineRule="auto" w:after="180"/>
+        <w:shd w:fill="F4F9FC"/>
+      </w:pPr>
+      <w:r>
+        <w:rPr>
+          <w:b w:val="0"/>
+        </w:rPr>
+        <w:t xml:space="preserve">1. This one example guarantees correct results for every future </w:t>
+      </w:r>
+      <w:r>
+        <w:rPr>
+          <w:b/>
+        </w:rPr>
+        <w:t>input</w:t>
+      </w:r>
+      <w:r>
+        <w:rPr>
+          <w:b w:val="0"/>
+        </w:rPr>
+        <w:t>.</w:t>
       </w:r>
     </w:p>
     <w:p>
-      <w:r>
-        <w:t>________________________________________________________________</w:t>
+      <w:pPr>
+        <w:spacing w:line="336" w:lineRule="auto" w:after="180"/>
+        <w:shd w:fill="F4F9FC"/>
+      </w:pPr>
+      <w:r>
+        <w:rPr>
+          <w:b w:val="0"/>
+        </w:rPr>
+        <w:t>2. The bars exaggerate the visual contrast and require correction or clear disclosure.</w:t>
       </w:r>
     </w:p>
     <w:p>
-      <w:r>
-        <w:t>________________________________________________________________</w:t>
+      <w:pPr>
+        <w:spacing w:line="336" w:lineRule="auto" w:after="180"/>
+        <w:shd w:fill="F4F9FC"/>
+      </w:pPr>
+      <w:r>
+        <w:rPr>
+          <w:b w:val="0"/>
+        </w:rPr>
+        <w:t xml:space="preserve">3. We can decide the result without examining the changed </w:t>
+      </w:r>
+      <w:r>
+        <w:rPr>
+          <w:b/>
+        </w:rPr>
+        <w:t>input</w:t>
+      </w:r>
+      <w:r>
+        <w:rPr>
+          <w:b w:val="0"/>
+        </w:rPr>
+        <w:t xml:space="preserve"> or the procedure.</w:t>
       </w:r>
     </w:p>
     <w:p>
-      <w:r>
-        <w:t>________________________________________________________________</w:t>
+      <w:pPr>
+        <w:pStyle w:val="Heading3"/>
+      </w:pPr>
+      <w:r>
+        <w:t>My selected conclusion, deciding fact and explanation</w:t>
       </w:r>
     </w:p>
     <w:p>
       <w:r>
-        <w:t>Hint if needed: Use the changed condition and the deciding step in the pictorial trace. The answer must say what follows from those facts.</w:t>
+        <w:t>________________________________________________________________</w:t>
       </w:r>
     </w:p>
     <w:p>
       <w:r>
-        <w:t>After your attempt, compare with the supported explanation: The bars exaggerate the visual contrast and require correction or clear disclosure. Visible heights no longer correspond to the full count scale.</w:t>
+        <w:t>________________________________________________________________</w:t>
       </w:r>
     </w:p>
     <w:p>
-      <w:pPr>
-        <w:pStyle w:val="Heading3"/>
-      </w:pPr>
-      <w:r>
-        <w:t>Repair a missing building block</w:t>
+      <w:r>
+        <w:t>________________________________________________________________</w:t>
       </w:r>
     </w:p>
     <w:p>
       <w:r>
-        <w:t>Review Negative results and claim revision (ai-7/28). Goal: Explain the mechanism and terminology of negative results and claim revision. Short practice: Does a 6/8 tie support the prediction that B scores higher? Explain why one newly selected favourable demonstration does not replace the original result or prove equivalence.. Return to this week and explain what you changed.</w:t>
+        <w:t>________________________________________________________________</w:t>
       </w:r>
     </w:p>
     <w:p>
       <w:r>
-        <w:t>Review Inspecting failures and anomalies (ai-7/26). Goal: Explain the mechanism and terminology of inspecting failures and anomalies. Short practice: Calculate mean and median for 2,2,2,10. What does the timeout log establish, and why is deleting that inconvenient record incompatible with the stated plan?. Return to this week and explain what you changed.</w:t>
+        <w:t>________________________________________________________________</w:t>
       </w:r>
     </w:p>
     <w:p>
-      <w:r>
-        <w:t>Review Power and resource tradeoffs (ai-7/23). Goal: Explain the mechanism and terminology of power and resource tradeoffs. Short practice: Calculate both simulated detection fractions and resource costs. What additional detection is observed for the extra forty units, and does that establish power for an actual classroom study?. Return to this week and explain what you changed.</w:t>
+      <w:pPr>
+        <w:pStyle w:val="Heading3"/>
+      </w:pPr>
+      <w:r>
+        <w:t>Hint · try first</w:t>
       </w:r>
     </w:p>
     <w:p>
       <w:pPr>
-        <w:pStyle w:val="Heading3"/>
-      </w:pPr>
-      <w:r>
-        <w:t>Keep your completed work</w:t>
+        <w:spacing w:line="336" w:lineRule="auto" w:after="180"/>
+        <w:shd w:fill="F1F6F8"/>
+      </w:pPr>
+      <w:r>
+        <w:rPr>
+          <w:b w:val="0"/>
+        </w:rPr>
+        <w:t>Hint if needed: Use the changed condition and the deciding step in the pictorial trace. The answer must say what follows from those facts.</w:t>
       </w:r>
     </w:p>
     <w:p>
-      <w:r>
-        <w:t>Use Download completed work in the hosted lesson to export your answers, reflections, practice feedback and code-run evidence. Open the HTML copy to read or print it. Drafts stay in this browser when storage is available; clear drafts on a shared device.</w:t>
+      <w:pPr>
+        <w:pStyle w:val="Heading3"/>
+      </w:pPr>
+      <w:r>
+        <w:t>Feedback · compare after trying</w:t>
       </w:r>
     </w:p>
     <w:p>
       <w:pPr>
-        <w:pStyle w:val="Heading3"/>
-      </w:pPr>
-      <w:r>
-        <w:t>What I repaired, the evidence I kept and the next test</w:t>
+        <w:spacing w:line="336" w:lineRule="auto" w:after="180"/>
+        <w:shd w:fill="F1F6FC"/>
+      </w:pPr>
+      <w:r>
+        <w:rPr>
+          <w:b w:val="0"/>
+        </w:rPr>
+        <w:t>After your attempt, compare with the supported explanation: The bars exaggerate the visual contrast and require correction or clear disclosure. Visible heights no longer correspond to the full count scale.</w:t>
       </w:r>
     </w:p>
     <w:p>
+      <w:pPr>
+        <w:pStyle w:val="Heading3"/>
+      </w:pPr>
+      <w:r>
+        <w:t>Repair a missing building block</w:t>
+      </w:r>
+    </w:p>
+    <w:p>
+      <w:pPr>
+        <w:spacing w:line="336" w:lineRule="auto" w:after="180"/>
+      </w:pPr>
+      <w:r>
+        <w:rPr>
+          <w:b w:val="0"/>
+        </w:rPr>
+        <w:t xml:space="preserve">Review Negative results and claim revision (ai-7/28). Goal: Explain the </w:t>
+      </w:r>
+      <w:r>
+        <w:rPr>
+          <w:b/>
+        </w:rPr>
+        <w:t>mechanism</w:t>
+      </w:r>
+      <w:r>
+        <w:rPr>
+          <w:b w:val="0"/>
+        </w:rPr>
+        <w:t xml:space="preserve"> and terminology of negative results and claim revision. Short practice: Does a 6/8 tie support the </w:t>
+      </w:r>
+      <w:r>
+        <w:rPr>
+          <w:b/>
+        </w:rPr>
+        <w:t>prediction</w:t>
+      </w:r>
+      <w:r>
+        <w:rPr>
+          <w:b w:val="0"/>
+        </w:rPr>
+        <w:t xml:space="preserve"> that B scores higher?</w:t>
+      </w:r>
+    </w:p>
+    <w:p>
+      <w:pPr>
+        <w:spacing w:line="336" w:lineRule="auto" w:after="180"/>
+      </w:pPr>
+      <w:r>
+        <w:rPr>
+          <w:b w:val="0"/>
+        </w:rPr>
+        <w:t>Explain why one newly selected favourable demonstration does not replace the original result or prove equivalence.. Return to this week and explain what you changed.</w:t>
+      </w:r>
+    </w:p>
+    <w:p>
+      <w:pPr>
+        <w:spacing w:line="336" w:lineRule="auto" w:after="180"/>
+      </w:pPr>
+      <w:r>
+        <w:rPr>
+          <w:b w:val="0"/>
+        </w:rPr>
+        <w:t xml:space="preserve">Review Inspecting failures and anomalies (ai-7/26). Goal: Explain the </w:t>
+      </w:r>
+      <w:r>
+        <w:rPr>
+          <w:b/>
+        </w:rPr>
+        <w:t>mechanism</w:t>
+      </w:r>
+      <w:r>
+        <w:rPr>
+          <w:b w:val="0"/>
+        </w:rPr>
+        <w:t xml:space="preserve"> and terminology of inspecting failures and anomalies. Short practice: Calculate mean and median for 2,2,2,10.</w:t>
+      </w:r>
+    </w:p>
+    <w:p>
+      <w:pPr>
+        <w:spacing w:line="336" w:lineRule="auto" w:after="180"/>
+      </w:pPr>
+      <w:r>
+        <w:rPr>
+          <w:b w:val="0"/>
+        </w:rPr>
+        <w:t>What does the timeout log establish, and why is deleting that inconvenient record incompatible with the stated plan?. Return to this week and explain what you changed.</w:t>
+      </w:r>
+    </w:p>
+    <w:p>
+      <w:pPr>
+        <w:spacing w:line="336" w:lineRule="auto" w:after="180"/>
+      </w:pPr>
+      <w:r>
+        <w:rPr>
+          <w:b w:val="0"/>
+        </w:rPr>
+        <w:t xml:space="preserve">Review Power and resource tradeoffs (ai-7/23). Goal: Explain the </w:t>
+      </w:r>
+      <w:r>
+        <w:rPr>
+          <w:b/>
+        </w:rPr>
+        <w:t>mechanism</w:t>
+      </w:r>
+      <w:r>
+        <w:rPr>
+          <w:b w:val="0"/>
+        </w:rPr>
+        <w:t xml:space="preserve"> and terminology of power and resource tradeoffs. Short practice: Calculate both simulated detection fractions and resource costs.</w:t>
+      </w:r>
+    </w:p>
+    <w:p>
+      <w:pPr>
+        <w:spacing w:line="336" w:lineRule="auto" w:after="180"/>
+      </w:pPr>
+      <w:r>
+        <w:rPr>
+          <w:b w:val="0"/>
+        </w:rPr>
+        <w:t>What additional detection is observed for the extra forty units, and does that establish power for an actual classroom study?. Return to this week and explain what you changed.</w:t>
+      </w:r>
+    </w:p>
+    <w:p>
+      <w:pPr>
+        <w:pStyle w:val="Heading3"/>
+      </w:pPr>
+      <w:r>
+        <w:t>Keep your completed work</w:t>
+      </w:r>
+    </w:p>
+    <w:p>
+      <w:pPr>
+        <w:spacing w:line="336" w:lineRule="auto" w:after="180"/>
+      </w:pPr>
+      <w:r>
+        <w:rPr>
+          <w:b w:val="0"/>
+        </w:rPr>
+        <w:t xml:space="preserve">Use Download completed work in the hosted lesson to export your answers, reflections, practice feedback and code-run </w:t>
+      </w:r>
+      <w:r>
+        <w:rPr>
+          <w:b/>
+        </w:rPr>
+        <w:t>evidence</w:t>
+      </w:r>
+      <w:r>
+        <w:rPr>
+          <w:b w:val="0"/>
+        </w:rPr>
+        <w:t>. Open the HTML copy to read or print it.</w:t>
+      </w:r>
+    </w:p>
+    <w:p>
+      <w:pPr>
+        <w:spacing w:line="336" w:lineRule="auto" w:after="180"/>
+      </w:pPr>
+      <w:r>
+        <w:rPr>
+          <w:b w:val="0"/>
+        </w:rPr>
+        <w:t>Drafts stay in this browser when storage is available; clear drafts on a shared device.</w:t>
+      </w:r>
+    </w:p>
+    <w:p>
+      <w:pPr>
+        <w:pStyle w:val="Heading3"/>
+      </w:pPr>
+      <w:r>
+        <w:t>What I repaired, the evidence I kept and the next test</w:t>
+      </w:r>
+    </w:p>
+    <w:p>
       <w:r>
         <w:t>________________________________________________________________</w:t>
+      </w:r>
+    </w:p>
+    <w:p>
+      <w:r>
+        <w:t>________________________________________________________________</w:t>
+      </w:r>
+    </w:p>
+    <w:p>
+      <w:r>
+        <w:t>________________________________________________________________</w:t>
+      </w:r>
+    </w:p>
+    <w:p>
+      <w:r>
+        <w:t>________________________________________________________________</w:t>
+      </w:r>
+    </w:p>
+    <w:p>
+      <w:r>
+        <w:t>________________________________________________________________</w:t>
+      </w:r>
+    </w:p>
+    <w:p>
+      <w:pPr>
+        <w:pStyle w:val="Heading1"/>
+      </w:pPr>
+      <w:r>
+        <w:t>15. Visual concept journey</w:t>
+      </w:r>
+    </w:p>
+    <w:p>
+      <w:r>
+        <w:t>Explain each Figures that preserve evidence picture from its labels, then record a relevant limit.</w:t>
+      </w:r>
+    </w:p>
+    <w:p>
+      <w:pPr>
+        <w:pStyle w:val="Heading3"/>
+      </w:pPr>
+      <w:r>
+        <w:t>01. Figures that preserve evidence: the case</w:t>
+      </w:r>
+    </w:p>
+    <w:p>
+      <w:r>
+        <w:drawing>
+          <wp:inline xmlns:a="http://schemas.openxmlformats.org/drawingml/2006/main" xmlns:pic="http://schemas.openxmlformats.org/drawingml/2006/picture">
+            <wp:extent cx="5486400" cy="2834640"/>
+            <wp:docPr id="3" name="Picture 3" descr="Draw bars that preserve the comparison. A report plots correct counts for two versions on the same ten cases. Supplied facts: A has 6/10 correct; B has 8/10. The count axis should start at zero and identify the ten-case denominator."/>
+            <wp:cNvGraphicFramePr>
+              <a:graphicFrameLocks noChangeAspect="1"/>
+            </wp:cNvGraphicFramePr>
+            <a:graphic>
+              <a:graphicData uri="http://schemas.openxmlformats.org/drawingml/2006/picture">
+                <pic:pic>
+                  <pic:nvPicPr>
+                    <pic:cNvPr id="0" name="academy-story-ai-7-29-01.png"/>
+                    <pic:cNvPicPr/>
+                  </pic:nvPicPr>
+                  <pic:blipFill>
+                    <a:blip r:embed="rId11"/>
+                    <a:stretch>
+                      <a:fillRect/>
+                    </a:stretch>
+                  </pic:blipFill>
+                  <pic:spPr>
+                    <a:xfrm>
+                      <a:off x="0" y="0"/>
+                      <a:ext cx="5486400" cy="2834640"/>
+                    </a:xfrm>
+                    <a:prstGeom prst="rect"/>
+                  </pic:spPr>
+                </pic:pic>
+              </a:graphicData>
+            </a:graphic>
+          </wp:inline>
+        </w:drawing>
+      </w:r>
+    </w:p>
+    <w:p>
+      <w:pPr>
+        <w:spacing w:line="336" w:lineRule="auto" w:after="180"/>
+      </w:pPr>
+      <w:r>
+        <w:rPr>
+          <w:b w:val="0"/>
+        </w:rPr>
+        <w:t>Draw bars that preserve the comparison. A report plots correct counts for two versions on the same ten cases. Supplied facts: A has 6/10 correct; B has 8/10.</w:t>
+      </w:r>
+    </w:p>
+    <w:p>
+      <w:pPr>
+        <w:spacing w:line="336" w:lineRule="auto" w:after="180"/>
+      </w:pPr>
+      <w:r>
+        <w:rPr>
+          <w:b w:val="0"/>
+        </w:rPr>
+        <w:t>The count axis should start at zero and identify the ten-case denominator.</w:t>
+      </w:r>
+    </w:p>
+    <w:p>
+      <w:pPr>
+        <w:spacing w:line="336" w:lineRule="auto" w:after="180"/>
+        <w:shd w:fill="F5F1FB"/>
+      </w:pPr>
+      <w:r>
+        <w:rPr>
+          <w:b w:val="0"/>
+        </w:rPr>
+        <w:t>Point to the given fact that matters most. Explain why it matters.</w:t>
+      </w:r>
+    </w:p>
+    <w:p>
+      <w:pPr>
+        <w:pStyle w:val="Heading3"/>
+      </w:pPr>
+      <w:r>
+        <w:t>My picture explanation, deciding evidence and one limit</w:t>
+      </w:r>
+    </w:p>
+    <w:p>
+      <w:r>
+        <w:t>________________________________________________________________</w:t>
+      </w:r>
+    </w:p>
+    <w:p>
+      <w:r>
+        <w:t>________________________________________________________________</w:t>
+      </w:r>
+    </w:p>
+    <w:p>
+      <w:r>
+        <w:t>________________________________________________________________</w:t>
+      </w:r>
+    </w:p>
+    <w:p>
+      <w:r>
+        <w:t>________________________________________________________________</w:t>
+      </w:r>
+    </w:p>
+    <w:p>
+      <w:pPr>
+        <w:pStyle w:val="Heading3"/>
+      </w:pPr>
+      <w:r>
+        <w:t>02. Follow the deciding steps</w:t>
+      </w:r>
+    </w:p>
+    <w:p>
+      <w:r>
+        <w:drawing>
+          <wp:inline xmlns:a="http://schemas.openxmlformats.org/drawingml/2006/main" xmlns:pic="http://schemas.openxmlformats.org/drawingml/2006/picture">
+            <wp:extent cx="5486400" cy="3182112"/>
+            <wp:docPr id="4" name="Picture 4" descr="Draw honest bars: Use heights 6 and 8 on a zero-based correct-count axis. → Label the scale: State counts out of ten, not an unspecified quality score. → Keep context nearby: Note the fixed tasks and absence of a significance test."/>
+            <wp:cNvGraphicFramePr>
+              <a:graphicFrameLocks noChangeAspect="1"/>
+            </wp:cNvGraphicFramePr>
+            <a:graphic>
+              <a:graphicData uri="http://schemas.openxmlformats.org/drawingml/2006/picture">
+                <pic:pic>
+                  <pic:nvPicPr>
+                    <pic:cNvPr id="0" name="academy-story-ai-7-29-02.png"/>
+                    <pic:cNvPicPr/>
+                  </pic:nvPicPr>
+                  <pic:blipFill>
+                    <a:blip r:embed="rId12"/>
+                    <a:stretch>
+                      <a:fillRect/>
+                    </a:stretch>
+                  </pic:blipFill>
+                  <pic:spPr>
+                    <a:xfrm>
+                      <a:off x="0" y="0"/>
+                      <a:ext cx="5486400" cy="3182112"/>
+                    </a:xfrm>
+                    <a:prstGeom prst="rect"/>
+                  </pic:spPr>
+                </pic:pic>
+              </a:graphicData>
+            </a:graphic>
+          </wp:inline>
+        </w:drawing>
+      </w:r>
+    </w:p>
+    <w:p>
+      <w:pPr>
+        <w:spacing w:line="336" w:lineRule="auto" w:after="180"/>
+      </w:pPr>
+      <w:r>
+        <w:rPr>
+          <w:b w:val="0"/>
+        </w:rPr>
+        <w:t>Draw honest bars: Use heights 6 and 8 on a zero-based correct-count axis. → Label the scale: State counts out of ten, not an unspecified quality score. → Keep context nearby: Note the fixed tasks and absence of a significance test.</w:t>
+      </w:r>
+    </w:p>
+    <w:p>
+      <w:pPr>
+        <w:spacing w:line="336" w:lineRule="auto" w:after="180"/>
+        <w:shd w:fill="F5F1FB"/>
+      </w:pPr>
+      <w:r>
+        <w:rPr>
+          <w:b w:val="0"/>
+        </w:rPr>
+        <w:t xml:space="preserve">Point to each numbered stage and explain which recorded </w:t>
+      </w:r>
+      <w:r>
+        <w:rPr>
+          <w:b/>
+        </w:rPr>
+        <w:t>input</w:t>
+      </w:r>
+      <w:r>
+        <w:rPr>
+          <w:b w:val="0"/>
+        </w:rPr>
+        <w:t xml:space="preserve"> it uses.</w:t>
+      </w:r>
+    </w:p>
+    <w:p>
+      <w:pPr>
+        <w:pStyle w:val="Heading3"/>
+      </w:pPr>
+      <w:r>
+        <w:t>My picture explanation, deciding evidence and one limit</w:t>
+      </w:r>
+    </w:p>
+    <w:p>
+      <w:r>
+        <w:t>________________________________________________________________</w:t>
+      </w:r>
+    </w:p>
+    <w:p>
+      <w:r>
+        <w:t>________________________________________________________________</w:t>
+      </w:r>
+    </w:p>
+    <w:p>
+      <w:r>
+        <w:t>________________________________________________________________</w:t>
+      </w:r>
+    </w:p>
+    <w:p>
+      <w:r>
+        <w:t>________________________________________________________________</w:t>
+      </w:r>
+    </w:p>
+    <w:p>
+      <w:pPr>
+        <w:pStyle w:val="Heading3"/>
+      </w:pPr>
+      <w:r>
+        <w:t>03. Zero-based correct counts</w:t>
+      </w:r>
+    </w:p>
+    <w:p>
+      <w:r>
+        <w:drawing>
+          <wp:inline xmlns:a="http://schemas.openxmlformats.org/drawingml/2006/main" xmlns:pic="http://schemas.openxmlformats.org/drawingml/2006/picture">
+            <wp:extent cx="5486400" cy="2834640"/>
+            <wp:docPr id="5" name="Picture 5" descr="Zero-based correct counts. Units: correct cases out of 10. A: 6. B: 8."/>
+            <wp:cNvGraphicFramePr>
+              <a:graphicFrameLocks noChangeAspect="1"/>
+            </wp:cNvGraphicFramePr>
+            <a:graphic>
+              <a:graphicData uri="http://schemas.openxmlformats.org/drawingml/2006/picture">
+                <pic:pic>
+                  <pic:nvPicPr>
+                    <pic:cNvPr id="0" name="academy-story-ai-7-29-03.png"/>
+                    <pic:cNvPicPr/>
+                  </pic:nvPicPr>
+                  <pic:blipFill>
+                    <a:blip r:embed="rId13"/>
+                    <a:stretch>
+                      <a:fillRect/>
+                    </a:stretch>
+                  </pic:blipFill>
+                  <pic:spPr>
+                    <a:xfrm>
+                      <a:off x="0" y="0"/>
+                      <a:ext cx="5486400" cy="2834640"/>
+                    </a:xfrm>
+                    <a:prstGeom prst="rect"/>
+                  </pic:spPr>
+                </pic:pic>
+              </a:graphicData>
+            </a:graphic>
+          </wp:inline>
+        </w:drawing>
+      </w:r>
+    </w:p>
+    <w:p>
+      <w:pPr>
+        <w:spacing w:line="336" w:lineRule="auto" w:after="180"/>
+      </w:pPr>
+      <w:r>
+        <w:rPr>
+          <w:b w:val="0"/>
+        </w:rPr>
+        <w:t>Zero-based correct counts. Units: correct cases out of 10. A: 6. B: 8.</w:t>
+      </w:r>
+    </w:p>
+    <w:p>
+      <w:pPr>
+        <w:spacing w:line="336" w:lineRule="auto" w:after="180"/>
+        <w:shd w:fill="F5F1FB"/>
+      </w:pPr>
+      <w:r>
+        <w:rPr>
+          <w:b w:val="0"/>
+        </w:rPr>
+        <w:t>Read the labels and values. Explain the relationship the model shows.</w:t>
+      </w:r>
+    </w:p>
+    <w:p>
+      <w:pPr>
+        <w:pStyle w:val="Heading3"/>
+      </w:pPr>
+      <w:r>
+        <w:t>My picture explanation, deciding evidence and one limit</w:t>
+      </w:r>
+    </w:p>
+    <w:p>
+      <w:r>
+        <w:t>________________________________________________________________</w:t>
+      </w:r>
+    </w:p>
+    <w:p>
+      <w:r>
+        <w:t>________________________________________________________________</w:t>
+      </w:r>
+    </w:p>
+    <w:p>
+      <w:r>
+        <w:t>________________________________________________________________</w:t>
+      </w:r>
+    </w:p>
+    <w:p>
+      <w:r>
+        <w:t>________________________________________________________________</w:t>
+      </w:r>
+    </w:p>
+    <w:p>
+      <w:pPr>
+        <w:pStyle w:val="Heading3"/>
+      </w:pPr>
+      <w:r>
+        <w:t>04. Change one thing. Trace what follows.</w:t>
+      </w:r>
+    </w:p>
+    <w:p>
+      <w:r>
+        <w:drawing>
+          <wp:inline xmlns:a="http://schemas.openxmlformats.org/drawingml/2006/main" xmlns:pic="http://schemas.openxmlformats.org/drawingml/2006/picture">
+            <wp:extent cx="5486400" cy="3026664"/>
+            <wp:docPr id="6" name="Picture 6" descr="Original case: Note the fixed tasks and absence of a significance test. Changed condition: Start the axis at 5 without making the truncation obvious. Expected result: The bars exaggerate the visual contrast and require correction or clear disclosure. Reason: Visible heights no longer correspond to the full count scale."/>
+            <wp:cNvGraphicFramePr>
+              <a:graphicFrameLocks noChangeAspect="1"/>
+            </wp:cNvGraphicFramePr>
+            <a:graphic>
+              <a:graphicData uri="http://schemas.openxmlformats.org/drawingml/2006/picture">
+                <pic:pic>
+                  <pic:nvPicPr>
+                    <pic:cNvPr id="0" name="academy-story-ai-7-29-04.png"/>
+                    <pic:cNvPicPr/>
+                  </pic:nvPicPr>
+                  <pic:blipFill>
+                    <a:blip r:embed="rId14"/>
+                    <a:stretch>
+                      <a:fillRect/>
+                    </a:stretch>
+                  </pic:blipFill>
+                  <pic:spPr>
+                    <a:xfrm>
+                      <a:off x="0" y="0"/>
+                      <a:ext cx="5486400" cy="3026664"/>
+                    </a:xfrm>
+                    <a:prstGeom prst="rect"/>
+                  </pic:spPr>
+                </pic:pic>
+              </a:graphicData>
+            </a:graphic>
+          </wp:inline>
+        </w:drawing>
+      </w:r>
+    </w:p>
+    <w:p>
+      <w:pPr>
+        <w:spacing w:line="336" w:lineRule="auto" w:after="180"/>
+      </w:pPr>
+      <w:r>
+        <w:rPr>
+          <w:b w:val="0"/>
+        </w:rPr>
+        <w:t>Original case: Note the fixed tasks and absence of a significance test. Changed condition: Start the axis at 5 without making the truncation obvious.</w:t>
+      </w:r>
+    </w:p>
+    <w:p>
+      <w:pPr>
+        <w:spacing w:line="336" w:lineRule="auto" w:after="180"/>
+      </w:pPr>
+      <w:r>
+        <w:rPr>
+          <w:b w:val="0"/>
+        </w:rPr>
+        <w:t>Expected result: The bars exaggerate the visual contrast and require correction or clear disclosure. Reason: Visible heights no longer correspond to the full count scale.</w:t>
+      </w:r>
+    </w:p>
+    <w:p>
+      <w:pPr>
+        <w:spacing w:line="336" w:lineRule="auto" w:after="180"/>
+        <w:shd w:fill="F5F1FB"/>
+      </w:pPr>
+      <w:r>
+        <w:rPr>
+          <w:b w:val="0"/>
+        </w:rPr>
+        <w:t>Predict before checking the worked changed-case result. Name what changed and what the supplied facts allow you to conclude.</w:t>
+      </w:r>
+    </w:p>
+    <w:p>
+      <w:pPr>
+        <w:pStyle w:val="Heading3"/>
+      </w:pPr>
+      <w:r>
+        <w:t>My picture explanation, deciding evidence and one limit</w:t>
+      </w:r>
+    </w:p>
+    <w:p>
+      <w:r>
+        <w:t>________________________________________________________________</w:t>
+      </w:r>
+    </w:p>
+    <w:p>
+      <w:r>
+        <w:t>________________________________________________________________</w:t>
+      </w:r>
+    </w:p>
+    <w:p>
+      <w:r>
+        <w:t>________________________________________________________________</w:t>
+      </w:r>
+    </w:p>
+    <w:p>
+      <w:r>
+        <w:t>________________________________________________________________</w:t>
+      </w:r>
+    </w:p>
+    <w:p>
+      <w:pPr>
+        <w:pStyle w:val="Heading3"/>
+      </w:pPr>
+      <w:r>
+        <w:t>05. Connect the explanation to its limit</w:t>
+      </w:r>
+    </w:p>
+    <w:p>
+      <w:r>
+        <w:drawing>
+          <wp:inline xmlns:a="http://schemas.openxmlformats.org/drawingml/2006/main" xmlns:pic="http://schemas.openxmlformats.org/drawingml/2006/picture">
+            <wp:extent cx="5486400" cy="2834640"/>
+            <wp:docPr id="7" name="Picture 7" descr="Figures make evidence easier to inspect when labels and scales preserve meaning. A dramatic-looking visual cannot supply missing uncertainty or representativeness. Limit: A well-labelled chart still cannot establish a causal or population claim from ten cases."/>
+            <wp:cNvGraphicFramePr>
+              <a:graphicFrameLocks noChangeAspect="1"/>
+            </wp:cNvGraphicFramePr>
+            <a:graphic>
+              <a:graphicData uri="http://schemas.openxmlformats.org/drawingml/2006/picture">
+                <pic:pic>
+                  <pic:nvPicPr>
+                    <pic:cNvPr id="0" name="academy-story-ai-7-29-05.png"/>
+                    <pic:cNvPicPr/>
+                  </pic:nvPicPr>
+                  <pic:blipFill>
+                    <a:blip r:embed="rId15"/>
+                    <a:stretch>
+                      <a:fillRect/>
+                    </a:stretch>
+                  </pic:blipFill>
+                  <pic:spPr>
+                    <a:xfrm>
+                      <a:off x="0" y="0"/>
+                      <a:ext cx="5486400" cy="2834640"/>
+                    </a:xfrm>
+                    <a:prstGeom prst="rect"/>
+                  </pic:spPr>
+                </pic:pic>
+              </a:graphicData>
+            </a:graphic>
+          </wp:inline>
+        </w:drawing>
+      </w:r>
+    </w:p>
+    <w:p>
+      <w:pPr>
+        <w:spacing w:line="336" w:lineRule="auto" w:after="180"/>
+      </w:pPr>
+      <w:r>
+        <w:rPr>
+          <w:b w:val="0"/>
+        </w:rPr>
+        <w:t xml:space="preserve">Figures make </w:t>
+      </w:r>
+      <w:r>
+        <w:rPr>
+          <w:b/>
+        </w:rPr>
+        <w:t>evidence</w:t>
+      </w:r>
+      <w:r>
+        <w:rPr>
+          <w:b w:val="0"/>
+        </w:rPr>
+        <w:t xml:space="preserve"> easier to inspect when labels and scales preserve meaning. A dramatic-looking visual cannot supply missing uncertainty or representativeness.</w:t>
+      </w:r>
+    </w:p>
+    <w:p>
+      <w:pPr>
+        <w:spacing w:line="336" w:lineRule="auto" w:after="180"/>
+      </w:pPr>
+      <w:r>
+        <w:rPr>
+          <w:b w:val="0"/>
+        </w:rPr>
+        <w:t>Limit: A well-labelled chart still cannot establish a causal or population claim from ten cases.</w:t>
+      </w:r>
+    </w:p>
+    <w:p>
+      <w:pPr>
+        <w:spacing w:line="336" w:lineRule="auto" w:after="180"/>
+        <w:shd w:fill="F5F1FB"/>
+      </w:pPr>
+      <w:r>
+        <w:rPr>
+          <w:b w:val="0"/>
+        </w:rPr>
+        <w:t>Explain the case, then point to a limit on the claim.</w:t>
+      </w:r>
+    </w:p>
+    <w:p>
+      <w:pPr>
+        <w:pStyle w:val="Heading3"/>
+      </w:pPr>
+      <w:r>
+        <w:t>My picture explanation, deciding evidence and one limit</w:t>
+      </w:r>
+    </w:p>
+    <w:p>
+      <w:r>
+        <w:t>________________________________________________________________</w:t>
+      </w:r>
+    </w:p>
+    <w:p>
+      <w:r>
+        <w:t>________________________________________________________________</w:t>
+      </w:r>
+    </w:p>
+    <w:p>
+      <w:r>
+        <w:t>________________________________________________________________</w:t>
+      </w:r>
+    </w:p>
+    <w:p>
+      <w:r>
+        <w:t>________________________________________________________________</w:t>
+      </w:r>
+    </w:p>
+    <w:p>
+      <w:pPr>
+        <w:pStyle w:val="Heading3"/>
+      </w:pPr>
+      <w:r>
+        <w:t>06. Make the idea visible in your project</w:t>
+      </w:r>
+    </w:p>
+    <w:p>
+      <w:r>
+        <w:drawing>
+          <wp:inline xmlns:a="http://schemas.openxmlformats.org/drawingml/2006/main" xmlns:pic="http://schemas.openxmlformats.org/drawingml/2006/picture">
+            <wp:extent cx="5486400" cy="3681984"/>
+            <wp:docPr id="8" name="Picture 8" descr="For the Reproducible AI Research Study, retain an annotated worked trace and the changed-case reasoning. Connect the claim to its records, units and assumptions so another investigator can challenge or reproduce it. Draw your input, deciding step, result and limit. Supported question: Draw count bars for 6/10 and 8/10 using the stated axis. Why must the denominator and fixed task context remain visible, and what distortion arises from an undisclosed axis start at five?"/>
+            <wp:cNvGraphicFramePr>
+              <a:graphicFrameLocks noChangeAspect="1"/>
+            </wp:cNvGraphicFramePr>
+            <a:graphic>
+              <a:graphicData uri="http://schemas.openxmlformats.org/drawingml/2006/picture">
+                <pic:pic>
+                  <pic:nvPicPr>
+                    <pic:cNvPr id="0" name="academy-story-ai-7-29-06.png"/>
+                    <pic:cNvPicPr/>
+                  </pic:nvPicPr>
+                  <pic:blipFill>
+                    <a:blip r:embed="rId16"/>
+                    <a:stretch>
+                      <a:fillRect/>
+                    </a:stretch>
+                  </pic:blipFill>
+                  <pic:spPr>
+                    <a:xfrm>
+                      <a:off x="0" y="0"/>
+                      <a:ext cx="5486400" cy="3681984"/>
+                    </a:xfrm>
+                    <a:prstGeom prst="rect"/>
+                  </pic:spPr>
+                </pic:pic>
+              </a:graphicData>
+            </a:graphic>
+          </wp:inline>
+        </w:drawing>
+      </w:r>
+    </w:p>
+    <w:p>
+      <w:pPr>
+        <w:spacing w:line="336" w:lineRule="auto" w:after="180"/>
+      </w:pPr>
+      <w:r>
+        <w:rPr>
+          <w:b w:val="0"/>
+        </w:rPr>
+        <w:t>For the Reproducible AI Research Study, retain an annotated worked trace and the changed-case reasoning. Connect the claim to its records, units and assumptions so another investigator can challenge or reproduce it.</w:t>
+      </w:r>
+    </w:p>
+    <w:p>
+      <w:pPr>
+        <w:spacing w:line="336" w:lineRule="auto" w:after="180"/>
+      </w:pPr>
+      <w:r>
+        <w:rPr>
+          <w:b w:val="0"/>
+        </w:rPr>
+        <w:t xml:space="preserve">Draw your </w:t>
+      </w:r>
+      <w:r>
+        <w:rPr>
+          <w:b/>
+        </w:rPr>
+        <w:t>input</w:t>
+      </w:r>
+      <w:r>
+        <w:rPr>
+          <w:b w:val="0"/>
+        </w:rPr>
+        <w:t>, deciding step, result and limit. Supported question: Draw count bars for 6/10 and 8/10 using the stated axis.</w:t>
+      </w:r>
+    </w:p>
+    <w:p>
+      <w:pPr>
+        <w:spacing w:line="336" w:lineRule="auto" w:after="180"/>
+      </w:pPr>
+      <w:r>
+        <w:rPr>
+          <w:b w:val="0"/>
+        </w:rPr>
+        <w:t>Why must the denominator and fixed task context remain visible, and what distortion arises from an undisclosed axis start at five?</w:t>
+      </w:r>
+    </w:p>
+    <w:p>
+      <w:pPr>
+        <w:spacing w:line="336" w:lineRule="auto" w:after="180"/>
+        <w:shd w:fill="F5F1FB"/>
+      </w:pPr>
+      <w:r>
+        <w:rPr>
+          <w:b w:val="0"/>
+        </w:rPr>
+        <w:t xml:space="preserve">Draw your project trace and justify the deciding step using </w:t>
+      </w:r>
+      <w:r>
+        <w:rPr>
+          <w:b/>
+        </w:rPr>
+        <w:t>evidence</w:t>
+      </w:r>
+      <w:r>
+        <w:rPr>
+          <w:b w:val="0"/>
+        </w:rPr>
+        <w:t>.</w:t>
+      </w:r>
+    </w:p>
+    <w:p>
+      <w:pPr>
+        <w:pStyle w:val="Heading3"/>
+      </w:pPr>
+      <w:r>
+        <w:t>My picture explanation, deciding evidence and one limit</w:t>
       </w:r>
     </w:p>
     <w:p>

--- a/downloads/workbook/ai-7-week-29.docx
+++ b/downloads/workbook/ai-7-week-29.docx
@@ -25,22 +25,45 @@
         <w:pStyle w:val="Heading1"/>
       </w:pPr>
       <w:r>
-        <w:t>01. Recall and choose your starting point</w:t>
-      </w:r>
-    </w:p>
-    <w:p>
-      <w:r>
-        <w:t>Record your starting explanation for Figures that preserve evidence before opening notes. Show any later correction separately.</w:t>
-      </w:r>
-    </w:p>
-    <w:p>
-      <w:pPr>
-        <w:spacing w:line="336" w:lineRule="auto" w:after="180"/>
-      </w:pPr>
-      <w:r>
-        <w:rPr>
-          <w:b w:val="0"/>
-        </w:rPr>
+        <w:t>One complete research-case evidence record.</w:t>
+      </w:r>
+    </w:p>
+    <w:p>
+      <w:r>
+        <w:t>Preserve units, case counts and uncertainty limits without making a figure stand in for missing evidence.</w:t>
+      </w:r>
+    </w:p>
+    <w:p>
+      <w:r>
+        <w:t>Recall → W1–W3/W5 → independent case → project evidence → feedback and delayed return.</w:t>
+      </w:r>
+    </w:p>
+    <w:p>
+      <w:pPr>
+        <w:pStyle w:val="Heading1"/>
+      </w:pPr>
+      <w:r>
+        <w:t>01. Recall · Retrieve before notes</w:t>
+      </w:r>
+    </w:p>
+    <w:p>
+      <w:r>
+        <w:t>Keep this task’s inputs,rule and response together.</w:t>
+      </w:r>
+    </w:p>
+    <w:p>
+      <w:pPr>
+        <w:pStyle w:val="Heading2"/>
+      </w:pPr>
+      <w:r>
+        <w:t>Complete task and evidence</w:t>
+      </w:r>
+    </w:p>
+    <w:p>
+      <w:pPr>
+        <w:pStyle w:val="ListBullet"/>
+      </w:pPr>
+      <w:r>
         <w:t>Try the recall before opening notes. Then use a different colour or a labelled second line to correct your explanation.</w:t>
       </w:r>
     </w:p>
@@ -54,12 +77,9 @@
     </w:p>
     <w:p>
       <w:pPr>
-        <w:spacing w:line="336" w:lineRule="auto" w:after="180"/>
-      </w:pPr>
-      <w:r>
-        <w:rPr>
-          <w:b w:val="0"/>
-        </w:rPr>
+        <w:pStyle w:val="ListBullet"/>
+      </w:pPr>
+      <w:r>
         <w:t>Without opening the old lesson, explain one key idea from Negative results and claim revision. Give an example and a mistake that the idea helps you avoid.</w:t>
       </w:r>
     </w:p>
@@ -96,12 +116,9 @@
     </w:p>
     <w:p>
       <w:pPr>
-        <w:spacing w:line="336" w:lineRule="auto" w:after="180"/>
-      </w:pPr>
-      <w:r>
-        <w:rPr>
-          <w:b w:val="0"/>
-        </w:rPr>
+        <w:pStyle w:val="ListBullet"/>
+      </w:pPr>
+      <w:r>
         <w:t>Without opening the old lesson, explain one key idea from Inspecting failures and anomalies. Give an example and a mistake that the idea helps you avoid.</w:t>
       </w:r>
     </w:p>
@@ -138,12 +155,9 @@
     </w:p>
     <w:p>
       <w:pPr>
-        <w:spacing w:line="336" w:lineRule="auto" w:after="180"/>
-      </w:pPr>
-      <w:r>
-        <w:rPr>
-          <w:b w:val="0"/>
-        </w:rPr>
+        <w:pStyle w:val="ListBullet"/>
+      </w:pPr>
+      <w:r>
         <w:t>Without opening the old lesson, explain one key idea from Power and resource tradeoffs. Give an example and a mistake that the idea helps you avoid.</w:t>
       </w:r>
     </w:p>
@@ -175,35 +189,95 @@
         <w:pStyle w:val="Heading1"/>
       </w:pPr>
       <w:r>
-        <w:t>02. Practise with fading help</w:t>
-      </w:r>
-    </w:p>
-    <w:p>
-      <w:r>
-        <w:t>Complete the supported Figures that preserve evidence trace and record the first step you can explain without help.</w:t>
-      </w:r>
-    </w:p>
-    <w:p>
-      <w:pPr>
-        <w:spacing w:line="336" w:lineRule="auto" w:after="180"/>
-      </w:pPr>
-      <w:r>
-        <w:rPr>
-          <w:b w:val="0"/>
-        </w:rPr>
-        <w:t xml:space="preserve">Use W2: Trace the worked case for Figures that preserve </w:t>
-      </w:r>
-      <w:r>
-        <w:rPr>
-          <w:b/>
-        </w:rPr>
-        <w:t>evidence</w:t>
-      </w:r>
-      <w:r>
-        <w:rPr>
-          <w:b w:val="0"/>
-        </w:rPr>
-        <w:t>. Record the answer once; the lesson and workbook refer to the same attempt.</w:t>
+        <w:t>05. W1 · Explain the current example</w:t>
+      </w:r>
+    </w:p>
+    <w:p>
+      <w:r>
+        <w:t>Keep this task’s inputs,rule and response together.</w:t>
+      </w:r>
+    </w:p>
+    <w:p>
+      <w:pPr>
+        <w:pStyle w:val="Heading2"/>
+      </w:pPr>
+      <w:r>
+        <w:t>Complete task and evidence</w:t>
+      </w:r>
+    </w:p>
+    <w:p>
+      <w:pPr>
+        <w:pStyle w:val="ListBullet"/>
+      </w:pPr>
+      <w:r>
+        <w:t>Figures represent evidence and must preserve units, denominators, scales and uncertainty limits. Main supplied rates A 80%, B 82% differ by two percentage points, or 2.5% relative to A. Raw case counts are unknown; do not invent eighty or eighty-two cases out of one hundred. Bars starting secretly at 79% have visible heights one and three, exaggerating the actual ratio. Use zero-baseline magnitude bars or a clearly explained difference plot. Separate picture has A 6/10 = 60%, B 8/10 = 80%, difference two correct or twenty percentage points. A hidden start at five gives drawn heights one/three and misleads. Keep ten-case scope visible. No error bars or significance information are supplied. Unequal-denominator counts require rates and both totals, plus case/eligibility context; rate ordering alone does not establish a controlled or causal advantage. A polished chart does not improve sampling or add observations.</w:t>
+      </w:r>
+    </w:p>
+    <w:p>
+      <w:pPr>
+        <w:pStyle w:val="ListBullet"/>
+      </w:pPr>
+      <w:r>
+        <w:t>Explain the weekly mechanism in your own words. Use the worked scenario to name its input, decision rule and output.</w:t>
+      </w:r>
+    </w:p>
+    <w:p>
+      <w:pPr>
+        <w:pStyle w:val="Heading3"/>
+      </w:pPr>
+      <w:r>
+        <w:t>My reasoning and evidence</w:t>
+      </w:r>
+    </w:p>
+    <w:p>
+      <w:r>
+        <w:t>________________________________________________________________</w:t>
+      </w:r>
+    </w:p>
+    <w:p>
+      <w:r>
+        <w:t>________________________________________________________________</w:t>
+      </w:r>
+    </w:p>
+    <w:p>
+      <w:r>
+        <w:t>________________________________________________________________</w:t>
+      </w:r>
+    </w:p>
+    <w:p>
+      <w:r>
+        <w:t>________________________________________________________________</w:t>
+      </w:r>
+    </w:p>
+    <w:p>
+      <w:r>
+        <w:t>________________________________________________________________</w:t>
+      </w:r>
+    </w:p>
+    <w:p>
+      <w:r>
+        <w:t>________________________________________________________________</w:t>
+      </w:r>
+    </w:p>
+    <w:p>
+      <w:pPr>
+        <w:pStyle w:val="Heading1"/>
+      </w:pPr>
+      <w:r>
+        <w:t>06. W2 · Trace the worked case</w:t>
+      </w:r>
+    </w:p>
+    <w:p>
+      <w:r>
+        <w:t>Keep the supplied inputs, comparison rule and evidence together.</w:t>
+      </w:r>
+    </w:p>
+    <w:p>
+      <w:pPr>
+        <w:pStyle w:val="Heading2"/>
+      </w:pPr>
+      <w:r>
+        <w:t>Complete task and evidence</w:t>
       </w:r>
     </w:p>
     <w:tbl>
@@ -213,10 +287,9 @@
         <w:tblLook w:firstColumn="1" w:firstRow="1" w:lastColumn="0" w:lastRow="0" w:noHBand="0" w:noVBand="1" w:val="04A0"/>
       </w:tblPr>
       <w:tblGrid>
-        <w:gridCol w:w="2556"/>
-        <w:gridCol w:w="2556"/>
-        <w:gridCol w:w="2556"/>
-        <w:gridCol w:w="2556"/>
+        <w:gridCol w:w="3408"/>
+        <w:gridCol w:w="3408"/>
+        <w:gridCol w:w="3408"/>
       </w:tblGrid>
       <w:tr>
         <w:trPr>
@@ -224,41 +297,31 @@
         </w:trPr>
         <w:tc>
           <w:tcPr>
-            <w:tcW w:type="dxa" w:w="2556"/>
+            <w:tcW w:type="dxa" w:w="3408"/>
           </w:tcPr>
           <w:p>
             <w:r>
-              <w:t>Given inputs</w:t>
+              <w:t>Main figure calculation</w:t>
             </w:r>
           </w:p>
         </w:tc>
         <w:tc>
           <w:tcPr>
-            <w:tcW w:type="dxa" w:w="2556"/>
+            <w:tcW w:type="dxa" w:w="3408"/>
           </w:tcPr>
           <w:p>
             <w:r>
-              <w:t>Procedure I chose</w:t>
+              <w:t>Complete value</w:t>
             </w:r>
           </w:p>
         </w:tc>
         <w:tc>
           <w:tcPr>
-            <w:tcW w:type="dxa" w:w="2556"/>
+            <w:tcW w:type="dxa" w:w="3408"/>
           </w:tcPr>
           <w:p>
             <w:r>
-              <w:t>Middle steps</w:t>
-            </w:r>
-          </w:p>
-        </w:tc>
-        <w:tc>
-          <w:tcPr>
-            <w:tcW w:type="dxa" w:w="2556"/>
-          </w:tcPr>
-          <w:p>
-            <w:r>
-              <w:t>Result and check</w:t>
+              <w:t>Meaning</w:t>
             </w:r>
           </w:p>
         </w:tc>
@@ -266,44 +329,218 @@
       <w:tr>
         <w:tc>
           <w:tcPr>
-            <w:tcW w:type="dxa" w:w="2556"/>
+            <w:tcW w:type="dxa" w:w="3408"/>
           </w:tcPr>
           <w:p>
-            <w:r/>
+            <w:r>
+              <w:t>A rate</w:t>
+            </w:r>
           </w:p>
         </w:tc>
         <w:tc>
           <w:tcPr>
-            <w:tcW w:type="dxa" w:w="2556"/>
+            <w:tcW w:type="dxa" w:w="3408"/>
           </w:tcPr>
           <w:p>
-            <w:r/>
+            <w:r>
+              <w:t>80%</w:t>
+            </w:r>
           </w:p>
         </w:tc>
         <w:tc>
           <w:tcPr>
-            <w:tcW w:type="dxa" w:w="2556"/>
+            <w:tcW w:type="dxa" w:w="3408"/>
           </w:tcPr>
           <w:p>
-            <w:r/>
+            <w:r>
+              <w:t>Supplied rate; underlying denominator unknown</w:t>
+            </w:r>
+          </w:p>
+        </w:tc>
+      </w:tr>
+      <w:tr>
+        <w:tc>
+          <w:tcPr>
+            <w:tcW w:type="dxa" w:w="3408"/>
+          </w:tcPr>
+          <w:p>
+            <w:r>
+              <w:t>B rate</w:t>
+            </w:r>
           </w:p>
         </w:tc>
         <w:tc>
           <w:tcPr>
-            <w:tcW w:type="dxa" w:w="2556"/>
+            <w:tcW w:type="dxa" w:w="3408"/>
           </w:tcPr>
           <w:p>
-            <w:r/>
+            <w:r>
+              <w:t>82%</w:t>
+            </w:r>
+          </w:p>
+        </w:tc>
+        <w:tc>
+          <w:tcPr>
+            <w:tcW w:type="dxa" w:w="3408"/>
+          </w:tcPr>
+          <w:p>
+            <w:r>
+              <w:t>Supplied rate; underlying denominator unknown</w:t>
+            </w:r>
+          </w:p>
+        </w:tc>
+      </w:tr>
+      <w:tr>
+        <w:tc>
+          <w:tcPr>
+            <w:tcW w:type="dxa" w:w="3408"/>
+          </w:tcPr>
+          <w:p>
+            <w:r>
+              <w:t>Absolute difference</w:t>
+            </w:r>
+          </w:p>
+        </w:tc>
+        <w:tc>
+          <w:tcPr>
+            <w:tcW w:type="dxa" w:w="3408"/>
+          </w:tcPr>
+          <w:p>
+            <w:r>
+              <w:t>82% − 80% = 2 percentage points</w:t>
+            </w:r>
+          </w:p>
+        </w:tc>
+        <w:tc>
+          <w:tcPr>
+            <w:tcW w:type="dxa" w:w="3408"/>
+          </w:tcPr>
+          <w:p>
+            <w:r>
+              <w:t>Correct rate-scale difference</w:t>
+            </w:r>
+          </w:p>
+        </w:tc>
+      </w:tr>
+      <w:tr>
+        <w:tc>
+          <w:tcPr>
+            <w:tcW w:type="dxa" w:w="3408"/>
+          </w:tcPr>
+          <w:p>
+            <w:r>
+              <w:t>Relative increase</w:t>
+            </w:r>
+          </w:p>
+        </w:tc>
+        <w:tc>
+          <w:tcPr>
+            <w:tcW w:type="dxa" w:w="3408"/>
+          </w:tcPr>
+          <w:p>
+            <w:r>
+              <w:t>2/80 = 2.5%</w:t>
+            </w:r>
+          </w:p>
+        </w:tc>
+        <w:tc>
+          <w:tcPr>
+            <w:tcW w:type="dxa" w:w="3408"/>
+          </w:tcPr>
+          <w:p>
+            <w:r>
+              <w:t>Different from two percentage points</w:t>
+            </w:r>
+          </w:p>
+        </w:tc>
+      </w:tr>
+      <w:tr>
+        <w:tc>
+          <w:tcPr>
+            <w:tcW w:type="dxa" w:w="3408"/>
+          </w:tcPr>
+          <w:p>
+            <w:r>
+              <w:t>Heights above hidden 79% baseline</w:t>
+            </w:r>
+          </w:p>
+        </w:tc>
+        <w:tc>
+          <w:tcPr>
+            <w:tcW w:type="dxa" w:w="3408"/>
+          </w:tcPr>
+          <w:p>
+            <w:r>
+              <w:t>A: 1 point; B: 3 points</w:t>
+            </w:r>
+          </w:p>
+        </w:tc>
+        <w:tc>
+          <w:tcPr>
+            <w:tcW w:type="dxa" w:w="3408"/>
+          </w:tcPr>
+          <w:p>
+            <w:r>
+              <w:t>Threefold drawn heights distort the actual rate ratio</w:t>
+            </w:r>
+          </w:p>
+        </w:tc>
+      </w:tr>
+      <w:tr>
+        <w:tc>
+          <w:tcPr>
+            <w:tcW w:type="dxa" w:w="3408"/>
+          </w:tcPr>
+          <w:p>
+            <w:r>
+              <w:t>Repair</w:t>
+            </w:r>
+          </w:p>
+        </w:tc>
+        <w:tc>
+          <w:tcPr>
+            <w:tcW w:type="dxa" w:w="3408"/>
+          </w:tcPr>
+          <w:p>
+            <w:r>
+              <w:t>Zero-baseline percentage bars or clearly labelled difference plot</w:t>
+            </w:r>
+          </w:p>
+        </w:tc>
+        <w:tc>
+          <w:tcPr>
+            <w:tcW w:type="dxa" w:w="3408"/>
+          </w:tcPr>
+          <w:p>
+            <w:r>
+              <w:t>Retain missing case-count and uncertainty information</w:t>
+            </w:r>
           </w:p>
         </w:tc>
       </w:tr>
     </w:tbl>
     <w:p>
       <w:pPr>
+        <w:pStyle w:val="ListBullet"/>
+      </w:pPr>
+      <w:r>
+        <w:t>Figures represent evidence and must preserve units, denominators, scales and uncertainty limits. Main supplied rates A 80%, B 82% differ by two percentage points, or 2.5% relative to A. Raw case counts are unknown; do not invent eighty or eighty-two cases out of one hundred. Bars starting secretly at 79% have visible heights one and three, exaggerating the actual ratio. Use zero-baseline magnitude bars or a clearly explained difference plot. Separate picture has A 6/10 = 60%, B 8/10 = 80%, difference two correct or twenty percentage points. A hidden start at five gives drawn heights one/three and misleads. Keep ten-case scope visible. No error bars or significance information are supplied. Unequal-denominator counts require rates and both totals, plus case/eligibility context; rate ordering alone does not establish a controlled or causal advantage. A polished chart does not improve sampling or add observations.</w:t>
+      </w:r>
+    </w:p>
+    <w:p>
+      <w:pPr>
+        <w:pStyle w:val="ListBullet"/>
+      </w:pPr>
+      <w:r>
+        <w:t>Rates A 80%, B 82% are plotted on bars starting 79%, making B look several times larger. Show the intermediate steps and give the conclusion with its scope.</w:t>
+      </w:r>
+    </w:p>
+    <w:p>
+      <w:pPr>
         <w:pStyle w:val="Heading3"/>
       </w:pPr>
       <w:r>
-        <w:t>The step I completed without help, and the hint I needed</w:t>
+        <w:t>My reasoning and evidence</w:t>
       </w:r>
     </w:p>
     <w:p>
@@ -322,50 +559,60 @@
       </w:r>
     </w:p>
     <w:p>
+      <w:r>
+        <w:t>________________________________________________________________</w:t>
+      </w:r>
+    </w:p>
+    <w:p>
+      <w:r>
+        <w:t>________________________________________________________________</w:t>
+      </w:r>
+    </w:p>
+    <w:p>
+      <w:r>
+        <w:t>________________________________________________________________</w:t>
+      </w:r>
+    </w:p>
+    <w:p>
+      <w:r>
+        <w:t>________________________________________________________________</w:t>
+      </w:r>
+    </w:p>
+    <w:p>
       <w:pPr>
         <w:pStyle w:val="Heading1"/>
       </w:pPr>
       <w:r>
-        <w:t>03. Individual reasoning check</w:t>
-      </w:r>
-    </w:p>
-    <w:p>
-      <w:r>
-        <w:t>Check the proposed Figures that preserve evidence explanation against the supplied facts before discussing it.</w:t>
-      </w:r>
-    </w:p>
-    <w:p>
-      <w:pPr>
-        <w:spacing w:line="336" w:lineRule="auto" w:after="180"/>
-      </w:pPr>
-      <w:r>
-        <w:rPr>
-          <w:b w:val="0"/>
-        </w:rPr>
-        <w:t xml:space="preserve">Use the worked case for Figures that preserve </w:t>
-      </w:r>
-      <w:r>
-        <w:rPr>
-          <w:b/>
-        </w:rPr>
-        <w:t>evidence</w:t>
-      </w:r>
-      <w:r>
-        <w:rPr>
-          <w:b w:val="0"/>
-        </w:rPr>
-        <w:t>. Proposed explanation: “The worked result establishes every future case”. Decide whether this explanation is supported.</w:t>
-      </w:r>
-    </w:p>
-    <w:p>
-      <w:pPr>
-        <w:spacing w:line="336" w:lineRule="auto" w:after="180"/>
-      </w:pPr>
-      <w:r>
-        <w:rPr>
-          <w:b w:val="0"/>
-        </w:rPr>
-        <w:t>Point to the step or supplied fact that decides; explain your repair if needed.</w:t>
+        <w:t>07. W3 · Repair a misconception</w:t>
+      </w:r>
+    </w:p>
+    <w:p>
+      <w:r>
+        <w:t>Keep this task’s inputs,rule and response together.</w:t>
+      </w:r>
+    </w:p>
+    <w:p>
+      <w:pPr>
+        <w:pStyle w:val="Heading2"/>
+      </w:pPr>
+      <w:r>
+        <w:t>Complete task and evidence</w:t>
+      </w:r>
+    </w:p>
+    <w:p>
+      <w:pPr>
+        <w:pStyle w:val="ListBullet"/>
+      </w:pPr>
+      <w:r>
+        <w:t>Figures represent evidence and must preserve units, denominators, scales and uncertainty limits. Main supplied rates A 80%, B 82% differ by two percentage points, or 2.5% relative to A. Raw case counts are unknown; do not invent eighty or eighty-two cases out of one hundred. Bars starting secretly at 79% have visible heights one and three, exaggerating the actual ratio. Use zero-baseline magnitude bars or a clearly explained difference plot. Separate picture has A 6/10 = 60%, B 8/10 = 80%, difference two correct or twenty percentage points. A hidden start at five gives drawn heights one/three and misleads. Keep ten-case scope visible. No error bars or significance information are supplied. Unequal-denominator counts require rates and both totals, plus case/eligibility context; rate ordering alone does not establish a controlled or causal advantage. A polished chart does not improve sampling or add observations.</w:t>
+      </w:r>
+    </w:p>
+    <w:p>
+      <w:pPr>
+        <w:pStyle w:val="ListBullet"/>
+      </w:pPr>
+      <w:r>
+        <w:t>A report omits this qualification: Visual choices must reflect the intended metric and cannot imply causal certainty from association. Explain how omitting it could change a reader's interpretation, and write an accurate replacement.</w:t>
       </w:r>
     </w:p>
     <w:p>
@@ -373,7 +620,7 @@
         <w:pStyle w:val="Heading3"/>
       </w:pPr>
       <w:r>
-        <w:t>My explanation before partner discussion</w:t>
+        <w:t>My reasoning and evidence</w:t>
       </w:r>
     </w:p>
     <w:p>
@@ -397,16 +644,50 @@
       </w:r>
     </w:p>
     <w:p>
+      <w:r>
+        <w:t>________________________________________________________________</w:t>
+      </w:r>
+    </w:p>
+    <w:p>
+      <w:r>
+        <w:t>________________________________________________________________</w:t>
+      </w:r>
+    </w:p>
+    <w:p>
       <w:pPr>
         <w:pStyle w:val="Heading1"/>
       </w:pPr>
       <w:r>
-        <w:t>04. Independent transfer case</w:t>
-      </w:r>
-    </w:p>
-    <w:p>
-      <w:r>
-        <w:t>Write one first attempt at the reserved independent case before feedback. Repeated copies of that case refer to the same recorded attempt.</w:t>
+        <w:t>09. W5 · Explain the limitation</w:t>
+      </w:r>
+    </w:p>
+    <w:p>
+      <w:r>
+        <w:t>Keep this task’s inputs,rule and response together.</w:t>
+      </w:r>
+    </w:p>
+    <w:p>
+      <w:pPr>
+        <w:pStyle w:val="Heading2"/>
+      </w:pPr>
+      <w:r>
+        <w:t>Complete task and evidence</w:t>
+      </w:r>
+    </w:p>
+    <w:p>
+      <w:pPr>
+        <w:pStyle w:val="ListBullet"/>
+      </w:pPr>
+      <w:r>
+        <w:t>Figures represent evidence and must preserve units, denominators, scales and uncertainty limits. Main supplied rates A 80%, B 82% differ by two percentage points, or 2.5% relative to A. Raw case counts are unknown; do not invent eighty or eighty-two cases out of one hundred. Bars starting secretly at 79% have visible heights one and three, exaggerating the actual ratio. Use zero-baseline magnitude bars or a clearly explained difference plot. Separate picture has A 6/10 = 60%, B 8/10 = 80%, difference two correct or twenty percentage points. A hidden start at five gives drawn heights one/three and misleads. Keep ten-case scope visible. No error bars or significance information are supplied. Unequal-denominator counts require rates and both totals, plus case/eligibility context; rate ordering alone does not establish a controlled or causal advantage. A polished chart does not improve sampling or add observations.</w:t>
+      </w:r>
+    </w:p>
+    <w:p>
+      <w:pPr>
+        <w:pStyle w:val="ListBullet"/>
+      </w:pPr>
+      <w:r>
+        <w:t>For the worked scenario, propose one additional case that could reveal a failure, describe its expected outcome before running it, and explain what would need to remain fixed for a fair comparison. Do not reuse W4 as a new final test after receiving feedback.</w:t>
       </w:r>
     </w:p>
     <w:p>
@@ -414,18 +695,79 @@
         <w:pStyle w:val="Heading3"/>
       </w:pPr>
       <w:r>
+        <w:t>My reasoning and evidence</w:t>
+      </w:r>
+    </w:p>
+    <w:p>
+      <w:r>
+        <w:t>________________________________________________________________</w:t>
+      </w:r>
+    </w:p>
+    <w:p>
+      <w:r>
+        <w:t>________________________________________________________________</w:t>
+      </w:r>
+    </w:p>
+    <w:p>
+      <w:r>
+        <w:t>________________________________________________________________</w:t>
+      </w:r>
+    </w:p>
+    <w:p>
+      <w:r>
+        <w:t>________________________________________________________________</w:t>
+      </w:r>
+    </w:p>
+    <w:p>
+      <w:r>
+        <w:t>________________________________________________________________</w:t>
+      </w:r>
+    </w:p>
+    <w:p>
+      <w:r>
+        <w:t>________________________________________________________________</w:t>
+      </w:r>
+    </w:p>
+    <w:p>
+      <w:r>
+        <w:t>________________________________________________________________</w:t>
+      </w:r>
+    </w:p>
+    <w:p>
+      <w:pPr>
+        <w:pStyle w:val="Heading1"/>
+      </w:pPr>
+      <w:r>
+        <w:t>04. Try alone · Selected transfer</w:t>
+      </w:r>
+    </w:p>
+    <w:p>
+      <w:r>
+        <w:t>Keep this task’s inputs,rule and response together.</w:t>
+      </w:r>
+    </w:p>
+    <w:p>
+      <w:pPr>
+        <w:pStyle w:val="Heading2"/>
+      </w:pPr>
+      <w:r>
+        <w:t>Complete task and evidence</w:t>
+      </w:r>
+    </w:p>
+    <w:p>
+      <w:pPr>
+        <w:pStyle w:val="Heading3"/>
+      </w:pPr>
+      <w:r>
         <w:t>Independent case: Apply a new case independently</w:t>
       </w:r>
     </w:p>
     <w:p>
       <w:pPr>
-        <w:spacing w:line="336" w:lineRule="auto" w:after="180"/>
-      </w:pPr>
-      <w:r>
-        <w:rPr>
-          <w:b w:val="0"/>
-        </w:rPr>
-        <w:t>CountsA8/10, B9/15 are plotted as8 versus9 without denominators. Correct.</w:t>
+        <w:pStyle w:val="ListBullet"/>
+      </w:pPr>
+      <w:r>
+        <w:t>Counts A 8/10, B 9/15 are plotted as 8 versus 9 without denominators. Correct.</w:t>
       </w:r>
     </w:p>
     <w:p>
@@ -473,12 +815,9 @@
     </w:p>
     <w:p>
       <w:pPr>
-        <w:spacing w:line="336" w:lineRule="auto" w:after="180"/>
-      </w:pPr>
-      <w:r>
-        <w:rPr>
-          <w:b w:val="0"/>
-        </w:rPr>
+        <w:pStyle w:val="ListBullet"/>
+      </w:pPr>
+      <w:r>
         <w:t>Attempt this case before feedback. Record any help. Earlier examples below are further practice; a case already practised with feedback cannot establish fresh transfer.</w:t>
       </w:r>
     </w:p>
@@ -487,59 +826,28 @@
         <w:pStyle w:val="Heading1"/>
       </w:pPr>
       <w:r>
-        <w:t>05. W1 Explain the mechanism</w:t>
-      </w:r>
-    </w:p>
-    <w:p>
-      <w:r>
-        <w:t>Explain the mechanism. Apply the supplied Figures that preserve evidence facts and keep your reasoning.</w:t>
-      </w:r>
-    </w:p>
-    <w:p>
-      <w:pPr>
-        <w:spacing w:line="336" w:lineRule="auto" w:after="180"/>
-      </w:pPr>
-      <w:r>
-        <w:rPr>
-          <w:b w:val="0"/>
-        </w:rPr>
-        <w:t xml:space="preserve">Explain the weekly </w:t>
-      </w:r>
-      <w:r>
-        <w:rPr>
-          <w:b/>
-        </w:rPr>
-        <w:t>mechanism</w:t>
-      </w:r>
-      <w:r>
-        <w:rPr>
-          <w:b w:val="0"/>
-        </w:rPr>
-        <w:t xml:space="preserve"> in your own words. Use the worked scenario to name its </w:t>
-      </w:r>
-      <w:r>
-        <w:rPr>
-          <w:b/>
-        </w:rPr>
-        <w:t>input</w:t>
-      </w:r>
-      <w:r>
-        <w:rPr>
-          <w:b w:val="0"/>
-        </w:rPr>
-        <w:t xml:space="preserve">, decision rule and </w:t>
-      </w:r>
-      <w:r>
-        <w:rPr>
-          <w:b/>
-        </w:rPr>
-        <w:t>output</w:t>
-      </w:r>
-      <w:r>
-        <w:rPr>
-          <w:b w:val="0"/>
-        </w:rPr>
-        <w:t>.</w:t>
+        <w:t>10. Project · Keep the research evidence</w:t>
+      </w:r>
+    </w:p>
+    <w:p>
+      <w:r>
+        <w:t>Preserve the question, protocol, observations, analysis and limits.</w:t>
+      </w:r>
+    </w:p>
+    <w:p>
+      <w:pPr>
+        <w:pStyle w:val="Heading2"/>
+      </w:pPr>
+      <w:r>
+        <w:t>Complete task and evidence</w:t>
+      </w:r>
+    </w:p>
+    <w:p>
+      <w:pPr>
+        <w:pStyle w:val="ListBullet"/>
+      </w:pPr>
+      <w:r>
+        <w:t>Add a labelled figures that preserve evidence evidence sheet to Reproducible AI Research Study. Show how you can explain the mechanism and terminology of figures that preserve evidence. Use the supplied fictional case and keep its inputs, intermediate steps, calculation or prediction, and limitation. Connect this record to last week’s record; a matching answer without a trace is insufficient.</w:t>
       </w:r>
     </w:p>
     <w:p>
@@ -547,7 +855,7 @@
         <w:pStyle w:val="Heading3"/>
       </w:pPr>
       <w:r>
-        <w:t>My reasoning and evidence</w:t>
+        <w:t>My project change, supporting evidence and remaining limit</w:t>
       </w:r>
     </w:p>
     <w:p>
@@ -585,459 +893,20 @@
         <w:pStyle w:val="Heading1"/>
       </w:pPr>
       <w:r>
-        <w:t>06. W2 Trace the worked case</w:t>
-      </w:r>
-    </w:p>
-    <w:p>
-      <w:r>
-        <w:t>Trace the worked case. Apply the supplied Figures that preserve evidence facts and keep your reasoning.</w:t>
-      </w:r>
-    </w:p>
-    <w:p>
-      <w:pPr>
-        <w:spacing w:line="336" w:lineRule="auto" w:after="180"/>
-      </w:pPr>
-      <w:r>
-        <w:rPr>
-          <w:b w:val="0"/>
-        </w:rPr>
-        <w:t>RatesA</w:t>
-      </w:r>
-      <w:r>
-        <w:rPr>
-          <w:b/>
-        </w:rPr>
-        <w:t>80%</w:t>
-      </w:r>
-      <w:r>
-        <w:rPr>
-          <w:b w:val="0"/>
-        </w:rPr>
-        <w:t>, B82% are plotted on bars starting79%, making B look several times larger. Show the intermediate steps and give the conclusion with its scope.</w:t>
-      </w:r>
-    </w:p>
-    <w:p>
-      <w:pPr>
-        <w:pStyle w:val="Heading3"/>
-      </w:pPr>
-      <w:r>
-        <w:t>My reasoning and evidence</w:t>
-      </w:r>
-    </w:p>
-    <w:p>
-      <w:r>
-        <w:t>________________________________________________________________</w:t>
-      </w:r>
-    </w:p>
-    <w:p>
-      <w:r>
-        <w:t>________________________________________________________________</w:t>
-      </w:r>
-    </w:p>
-    <w:p>
-      <w:r>
-        <w:t>________________________________________________________________</w:t>
-      </w:r>
-    </w:p>
-    <w:p>
-      <w:r>
-        <w:t>________________________________________________________________</w:t>
-      </w:r>
-    </w:p>
-    <w:p>
-      <w:r>
-        <w:t>________________________________________________________________</w:t>
-      </w:r>
-    </w:p>
-    <w:p>
-      <w:r>
-        <w:t>________________________________________________________________</w:t>
-      </w:r>
-    </w:p>
-    <w:p>
-      <w:r>
-        <w:t>________________________________________________________________</w:t>
-      </w:r>
-    </w:p>
-    <w:p>
-      <w:pPr>
-        <w:pStyle w:val="Heading1"/>
-      </w:pPr>
-      <w:r>
-        <w:t>07. W3 Audit the limit</w:t>
-      </w:r>
-    </w:p>
-    <w:p>
-      <w:r>
-        <w:t>Audit the limit. Apply the supplied Figures that preserve evidence facts and keep your reasoning.</w:t>
-      </w:r>
-    </w:p>
-    <w:p>
-      <w:pPr>
-        <w:spacing w:line="336" w:lineRule="auto" w:after="180"/>
-      </w:pPr>
-      <w:r>
-        <w:rPr>
-          <w:b w:val="0"/>
-        </w:rPr>
-        <w:t>A report omits this qualification: Visual choices must reflect the intended metric and cannot imply causal certainty from association.</w:t>
-      </w:r>
-    </w:p>
-    <w:p>
-      <w:pPr>
-        <w:spacing w:line="336" w:lineRule="auto" w:after="180"/>
-      </w:pPr>
-      <w:r>
-        <w:rPr>
-          <w:b w:val="0"/>
-        </w:rPr>
-        <w:t>Explain how omitting it could change a reader's interpretation, and write an accurate replacement.</w:t>
-      </w:r>
-    </w:p>
-    <w:p>
-      <w:pPr>
-        <w:pStyle w:val="Heading3"/>
-      </w:pPr>
-      <w:r>
-        <w:t>My reasoning and evidence</w:t>
-      </w:r>
-    </w:p>
-    <w:p>
-      <w:r>
-        <w:t>________________________________________________________________</w:t>
-      </w:r>
-    </w:p>
-    <w:p>
-      <w:r>
-        <w:t>________________________________________________________________</w:t>
-      </w:r>
-    </w:p>
-    <w:p>
-      <w:r>
-        <w:t>________________________________________________________________</w:t>
-      </w:r>
-    </w:p>
-    <w:p>
-      <w:r>
-        <w:t>________________________________________________________________</w:t>
-      </w:r>
-    </w:p>
-    <w:p>
-      <w:r>
-        <w:t>________________________________________________________________</w:t>
-      </w:r>
-    </w:p>
-    <w:p>
-      <w:r>
-        <w:t>________________________________________________________________</w:t>
-      </w:r>
-    </w:p>
-    <w:p>
-      <w:pPr>
-        <w:pStyle w:val="Heading1"/>
-      </w:pPr>
-      <w:r>
-        <w:t>08. W4 Apply a new case independently</w:t>
-      </w:r>
-    </w:p>
-    <w:p>
-      <w:r>
-        <w:t>Attempt before feedback. If this repeats the selected independent case, reuse that first attempt; otherwise keep a separate record. Apply a new case independently. Apply the supplied Figures that preserve evidence facts and keep your reasoning.</w:t>
-      </w:r>
-    </w:p>
-    <w:p>
-      <w:pPr>
-        <w:spacing w:line="336" w:lineRule="auto" w:after="180"/>
-      </w:pPr>
-      <w:r>
-        <w:rPr>
-          <w:b w:val="0"/>
-        </w:rPr>
-        <w:t>CountsA8/10, B9/15 are plotted as8 versus9 without denominators. Correct.</w:t>
-      </w:r>
-    </w:p>
-    <w:p>
-      <w:pPr>
-        <w:pStyle w:val="Heading3"/>
-      </w:pPr>
-      <w:r>
-        <w:t>My reasoning and evidence</w:t>
-      </w:r>
-    </w:p>
-    <w:p>
-      <w:r>
-        <w:t>________________________________________________________________</w:t>
-      </w:r>
-    </w:p>
-    <w:p>
-      <w:r>
-        <w:t>________________________________________________________________</w:t>
-      </w:r>
-    </w:p>
-    <w:p>
-      <w:r>
-        <w:t>________________________________________________________________</w:t>
-      </w:r>
-    </w:p>
-    <w:p>
-      <w:r>
-        <w:t>________________________________________________________________</w:t>
-      </w:r>
-    </w:p>
-    <w:p>
-      <w:r>
-        <w:t>________________________________________________________________</w:t>
-      </w:r>
-    </w:p>
-    <w:p>
-      <w:r>
-        <w:t>________________________________________________________________</w:t>
-      </w:r>
-    </w:p>
-    <w:p>
-      <w:r>
-        <w:t>________________________________________________________________</w:t>
-      </w:r>
-    </w:p>
-    <w:p>
-      <w:r>
-        <w:t>________________________________________________________________</w:t>
-      </w:r>
-    </w:p>
-    <w:p>
-      <w:pPr>
-        <w:pStyle w:val="Heading1"/>
-      </w:pPr>
-      <w:r>
-        <w:t>09. W5 Design a revealing follow-up</w:t>
-      </w:r>
-    </w:p>
-    <w:p>
-      <w:r>
-        <w:t>Design a revealing follow-up. Apply the supplied Figures that preserve evidence facts and keep your reasoning.</w:t>
-      </w:r>
-    </w:p>
-    <w:p>
-      <w:pPr>
-        <w:spacing w:line="336" w:lineRule="auto" w:after="180"/>
-      </w:pPr>
-      <w:r>
-        <w:rPr>
-          <w:b w:val="0"/>
-        </w:rPr>
-        <w:t>For the worked scenario, propose one additional case that could reveal a failure, describe its expected outcome before running it, and explain what would need to remain fixed for a fair comparison.</w:t>
-      </w:r>
-    </w:p>
-    <w:p>
-      <w:pPr>
-        <w:spacing w:line="336" w:lineRule="auto" w:after="180"/>
-      </w:pPr>
-      <w:r>
-        <w:rPr>
-          <w:b w:val="0"/>
-        </w:rPr>
-        <w:t>Do not reuse W4 as a new final test after receiving feedback.</w:t>
-      </w:r>
-    </w:p>
-    <w:p>
-      <w:pPr>
-        <w:pStyle w:val="Heading3"/>
-      </w:pPr>
-      <w:r>
-        <w:t>My reasoning and evidence</w:t>
-      </w:r>
-    </w:p>
-    <w:p>
-      <w:r>
-        <w:t>________________________________________________________________</w:t>
-      </w:r>
-    </w:p>
-    <w:p>
-      <w:r>
-        <w:t>________________________________________________________________</w:t>
-      </w:r>
-    </w:p>
-    <w:p>
-      <w:r>
-        <w:t>________________________________________________________________</w:t>
-      </w:r>
-    </w:p>
-    <w:p>
-      <w:r>
-        <w:t>________________________________________________________________</w:t>
-      </w:r>
-    </w:p>
-    <w:p>
-      <w:r>
-        <w:t>________________________________________________________________</w:t>
-      </w:r>
-    </w:p>
-    <w:p>
-      <w:r>
-        <w:t>________________________________________________________________</w:t>
-      </w:r>
-    </w:p>
-    <w:p>
-      <w:r>
-        <w:t>________________________________________________________________</w:t>
-      </w:r>
-    </w:p>
-    <w:p>
-      <w:pPr>
-        <w:pStyle w:val="Heading1"/>
-      </w:pPr>
-      <w:r>
-        <w:t>10. Project checkpoint and reflection</w:t>
-      </w:r>
-    </w:p>
-    <w:p>
-      <w:r>
-        <w:t>Connect Figures that preserve evidence to Reproducible AI Research Study, identify a limit and choose the next useful test.</w:t>
-      </w:r>
-    </w:p>
-    <w:p>
-      <w:pPr>
-        <w:spacing w:line="336" w:lineRule="auto" w:after="180"/>
-      </w:pPr>
-      <w:r>
-        <w:rPr>
-          <w:b w:val="0"/>
-        </w:rPr>
-        <w:t xml:space="preserve">Add a labelled figures that preserve </w:t>
-      </w:r>
-      <w:r>
-        <w:rPr>
-          <w:b/>
-        </w:rPr>
-        <w:t>evidence</w:t>
-      </w:r>
-      <w:r>
-        <w:rPr>
-          <w:b w:val="0"/>
-        </w:rPr>
-        <w:t xml:space="preserve"> </w:t>
-      </w:r>
-      <w:r>
-        <w:rPr>
-          <w:b/>
-        </w:rPr>
-        <w:t>evidence</w:t>
-      </w:r>
-      <w:r>
-        <w:rPr>
-          <w:b w:val="0"/>
-        </w:rPr>
-        <w:t xml:space="preserve"> sheet to Reproducible AI Research Study. Show how you can explain the </w:t>
-      </w:r>
-      <w:r>
-        <w:rPr>
-          <w:b/>
-        </w:rPr>
-        <w:t>mechanism</w:t>
-      </w:r>
-      <w:r>
-        <w:rPr>
-          <w:b w:val="0"/>
-        </w:rPr>
-        <w:t xml:space="preserve"> and terminology of figures that preserve </w:t>
-      </w:r>
-      <w:r>
-        <w:rPr>
-          <w:b/>
-        </w:rPr>
-        <w:t>evidence</w:t>
-      </w:r>
-      <w:r>
-        <w:rPr>
-          <w:b w:val="0"/>
-        </w:rPr>
-        <w:t>.</w:t>
-      </w:r>
-    </w:p>
-    <w:p>
-      <w:pPr>
-        <w:spacing w:line="336" w:lineRule="auto" w:after="180"/>
-      </w:pPr>
-      <w:r>
-        <w:rPr>
-          <w:b w:val="0"/>
-        </w:rPr>
-        <w:t xml:space="preserve">Use the supplied fictional case and keep its </w:t>
-      </w:r>
-      <w:r>
-        <w:rPr>
-          <w:b/>
-        </w:rPr>
-        <w:t>input</w:t>
-      </w:r>
-      <w:r>
-        <w:rPr>
-          <w:b w:val="0"/>
-        </w:rPr>
-        <w:t xml:space="preserve">s, intermediate steps, calculation or </w:t>
-      </w:r>
-      <w:r>
-        <w:rPr>
-          <w:b/>
-        </w:rPr>
-        <w:t>prediction</w:t>
-      </w:r>
-      <w:r>
-        <w:rPr>
-          <w:b w:val="0"/>
-        </w:rPr>
-        <w:t>, and limitation. Connect this record to last week’s record; a matching answer without a trace is insufficient.</w:t>
-      </w:r>
-    </w:p>
-    <w:p>
-      <w:pPr>
-        <w:pStyle w:val="Heading3"/>
-      </w:pPr>
-      <w:r>
-        <w:t>My project change, supporting evidence and remaining limit</w:t>
-      </w:r>
-    </w:p>
-    <w:p>
-      <w:r>
-        <w:t>________________________________________________________________</w:t>
-      </w:r>
-    </w:p>
-    <w:p>
-      <w:r>
-        <w:t>________________________________________________________________</w:t>
-      </w:r>
-    </w:p>
-    <w:p>
-      <w:r>
-        <w:t>________________________________________________________________</w:t>
-      </w:r>
-    </w:p>
-    <w:p>
-      <w:r>
-        <w:t>________________________________________________________________</w:t>
-      </w:r>
-    </w:p>
-    <w:p>
-      <w:r>
-        <w:t>________________________________________________________________</w:t>
-      </w:r>
-    </w:p>
-    <w:p>
-      <w:r>
-        <w:t>________________________________________________________________</w:t>
-      </w:r>
-    </w:p>
-    <w:p>
-      <w:pPr>
-        <w:pStyle w:val="Heading1"/>
-      </w:pPr>
-      <w:r>
-        <w:t>11. Feedback, return check and learning record</w:t>
-      </w:r>
-    </w:p>
-    <w:p>
-      <w:r>
-        <w:t>Record the first repaired step and a different case to revisit after a delay.</w:t>
+        <w:t>11. Feedback · Repair and return</w:t>
+      </w:r>
+    </w:p>
+    <w:p>
+      <w:r>
+        <w:t>Keep this task’s inputs,rule and response together.</w:t>
+      </w:r>
+    </w:p>
+    <w:p>
+      <w:pPr>
+        <w:pStyle w:val="Heading2"/>
+      </w:pPr>
+      <w:r>
+        <w:t>Complete task and evidence</w:t>
       </w:r>
     </w:p>
     <w:tbl>
@@ -1178,12 +1047,9 @@
     </w:tbl>
     <w:p>
       <w:pPr>
-        <w:spacing w:line="336" w:lineRule="auto" w:after="180"/>
-      </w:pPr>
-      <w:r>
-        <w:rPr>
-          <w:b w:val="0"/>
-        </w:rPr>
+        <w:pStyle w:val="ListBullet"/>
+      </w:pPr>
+      <w:r>
         <w:t>Revisit this idea with your teacher after a delay. Familiarity is different from explaining and using it on a changed case.</w:t>
       </w:r>
     </w:p>
@@ -1192,33 +1058,357 @@
         <w:pStyle w:val="Heading1"/>
       </w:pPr>
       <w:r>
-        <w:t>12. Pictorial case practice: Figures that preserve evidence</w:t>
-      </w:r>
-    </w:p>
-    <w:p>
-      <w:r>
-        <w:t>Draw bars that preserve the comparison. A report plots correct counts for two versions on the same ten cases. Explain the labelled step before checking the changed condition.</w:t>
-      </w:r>
-    </w:p>
-    <w:p>
-      <w:pPr>
-        <w:spacing w:line="336" w:lineRule="auto" w:after="180"/>
-      </w:pPr>
-      <w:r>
-        <w:rPr>
-          <w:b w:val="0"/>
-        </w:rPr>
+        <w:t>Reference bank and extra practice</w:t>
+      </w:r>
+    </w:p>
+    <w:p>
+      <w:pPr>
+        <w:pStyle w:val="Heading1"/>
+      </w:pPr>
+      <w:r>
+        <w:t>02. Reference · Supported W2 record</w:t>
+      </w:r>
+    </w:p>
+    <w:p>
+      <w:r>
+        <w:t>Keep this task’s inputs,rule and response together.</w:t>
+      </w:r>
+    </w:p>
+    <w:p>
+      <w:pPr>
+        <w:pStyle w:val="Heading2"/>
+      </w:pPr>
+      <w:r>
+        <w:t>Complete task and evidence</w:t>
+      </w:r>
+    </w:p>
+    <w:p>
+      <w:pPr>
+        <w:pStyle w:val="ListBullet"/>
+      </w:pPr>
+      <w:r>
+        <w:t>Use W2: Trace the worked case for Figures that preserve evidence. Record the answer once; the lesson and workbook refer to the same attempt.</w:t>
+      </w:r>
+    </w:p>
+    <w:tbl>
+      <w:tblPr>
+        <w:tblStyle w:val="LightShading-Accent1"/>
+        <w:tblW w:type="auto" w:w="0"/>
+        <w:tblLook w:firstColumn="1" w:firstRow="1" w:lastColumn="0" w:lastRow="0" w:noHBand="0" w:noVBand="1" w:val="04A0"/>
+      </w:tblPr>
+      <w:tblGrid>
+        <w:gridCol w:w="2556"/>
+        <w:gridCol w:w="2556"/>
+        <w:gridCol w:w="2556"/>
+        <w:gridCol w:w="2556"/>
+      </w:tblGrid>
+      <w:tr>
+        <w:trPr>
+          <w:tblHeader/>
+        </w:trPr>
+        <w:tc>
+          <w:tcPr>
+            <w:tcW w:type="dxa" w:w="2556"/>
+          </w:tcPr>
+          <w:p>
+            <w:r>
+              <w:t>Given inputs</w:t>
+            </w:r>
+          </w:p>
+        </w:tc>
+        <w:tc>
+          <w:tcPr>
+            <w:tcW w:type="dxa" w:w="2556"/>
+          </w:tcPr>
+          <w:p>
+            <w:r>
+              <w:t>Procedure I chose</w:t>
+            </w:r>
+          </w:p>
+        </w:tc>
+        <w:tc>
+          <w:tcPr>
+            <w:tcW w:type="dxa" w:w="2556"/>
+          </w:tcPr>
+          <w:p>
+            <w:r>
+              <w:t>Middle steps</w:t>
+            </w:r>
+          </w:p>
+        </w:tc>
+        <w:tc>
+          <w:tcPr>
+            <w:tcW w:type="dxa" w:w="2556"/>
+          </w:tcPr>
+          <w:p>
+            <w:r>
+              <w:t>Result and check</w:t>
+            </w:r>
+          </w:p>
+        </w:tc>
+      </w:tr>
+      <w:tr>
+        <w:tc>
+          <w:tcPr>
+            <w:tcW w:type="dxa" w:w="2556"/>
+          </w:tcPr>
+          <w:p>
+            <w:r/>
+          </w:p>
+        </w:tc>
+        <w:tc>
+          <w:tcPr>
+            <w:tcW w:type="dxa" w:w="2556"/>
+          </w:tcPr>
+          <w:p>
+            <w:r/>
+          </w:p>
+        </w:tc>
+        <w:tc>
+          <w:tcPr>
+            <w:tcW w:type="dxa" w:w="2556"/>
+          </w:tcPr>
+          <w:p>
+            <w:r/>
+          </w:p>
+        </w:tc>
+        <w:tc>
+          <w:tcPr>
+            <w:tcW w:type="dxa" w:w="2556"/>
+          </w:tcPr>
+          <w:p>
+            <w:r/>
+          </w:p>
+        </w:tc>
+      </w:tr>
+    </w:tbl>
+    <w:p>
+      <w:pPr>
+        <w:pStyle w:val="Heading3"/>
+      </w:pPr>
+      <w:r>
+        <w:t>The step I completed without help, and the hint I needed</w:t>
+      </w:r>
+    </w:p>
+    <w:p>
+      <w:r>
+        <w:t>________________________________________________________________</w:t>
+      </w:r>
+    </w:p>
+    <w:p>
+      <w:r>
+        <w:t>________________________________________________________________</w:t>
+      </w:r>
+    </w:p>
+    <w:p>
+      <w:r>
+        <w:t>________________________________________________________________</w:t>
+      </w:r>
+    </w:p>
+    <w:p>
+      <w:pPr>
+        <w:pStyle w:val="Heading1"/>
+      </w:pPr>
+      <w:r>
+        <w:t>03. Extra practice · Individual reasoning check</w:t>
+      </w:r>
+    </w:p>
+    <w:p>
+      <w:r>
+        <w:t>Keep this task’s inputs,rule and response together.</w:t>
+      </w:r>
+    </w:p>
+    <w:p>
+      <w:pPr>
+        <w:pStyle w:val="Heading2"/>
+      </w:pPr>
+      <w:r>
+        <w:t>Complete task and evidence</w:t>
+      </w:r>
+    </w:p>
+    <w:p>
+      <w:pPr>
+        <w:pStyle w:val="ListBullet"/>
+      </w:pPr>
+      <w:r>
+        <w:t>Use the worked case for Figures that preserve evidence. Proposed explanation: “The worked result establishes every future case”. Decide whether this explanation is supported. Point to the step or supplied fact that decides; explain your repair if needed.</w:t>
+      </w:r>
+    </w:p>
+    <w:p>
+      <w:pPr>
+        <w:pStyle w:val="Heading3"/>
+      </w:pPr>
+      <w:r>
+        <w:t>My explanation before partner discussion</w:t>
+      </w:r>
+    </w:p>
+    <w:p>
+      <w:r>
+        <w:t>________________________________________________________________</w:t>
+      </w:r>
+    </w:p>
+    <w:p>
+      <w:r>
+        <w:t>________________________________________________________________</w:t>
+      </w:r>
+    </w:p>
+    <w:p>
+      <w:r>
+        <w:t>________________________________________________________________</w:t>
+      </w:r>
+    </w:p>
+    <w:p>
+      <w:r>
+        <w:t>________________________________________________________________</w:t>
+      </w:r>
+    </w:p>
+    <w:p>
+      <w:pPr>
+        <w:pStyle w:val="Heading1"/>
+      </w:pPr>
+      <w:r>
+        <w:t>08. Reference · Earlier W4 response copy</w:t>
+      </w:r>
+    </w:p>
+    <w:p>
+      <w:r>
+        <w:t>Keep this task’s inputs,rule and response together.</w:t>
+      </w:r>
+    </w:p>
+    <w:p>
+      <w:pPr>
+        <w:pStyle w:val="Heading2"/>
+      </w:pPr>
+      <w:r>
+        <w:t>Complete task and evidence</w:t>
+      </w:r>
+    </w:p>
+    <w:p>
+      <w:pPr>
+        <w:pStyle w:val="ListBullet"/>
+      </w:pPr>
+      <w:r>
+        <w:t>Counts A 8/10, B 9/15 are plotted as 8 versus 9 without denominators. Correct.</w:t>
+      </w:r>
+    </w:p>
+    <w:p>
+      <w:pPr>
+        <w:pStyle w:val="Heading3"/>
+      </w:pPr>
+      <w:r>
+        <w:t>My reasoning and evidence</w:t>
+      </w:r>
+    </w:p>
+    <w:p>
+      <w:r>
+        <w:t>________________________________________________________________</w:t>
+      </w:r>
+    </w:p>
+    <w:p>
+      <w:r>
+        <w:t>________________________________________________________________</w:t>
+      </w:r>
+    </w:p>
+    <w:p>
+      <w:r>
+        <w:t>________________________________________________________________</w:t>
+      </w:r>
+    </w:p>
+    <w:p>
+      <w:r>
+        <w:t>________________________________________________________________</w:t>
+      </w:r>
+    </w:p>
+    <w:p>
+      <w:r>
+        <w:t>________________________________________________________________</w:t>
+      </w:r>
+    </w:p>
+    <w:p>
+      <w:r>
+        <w:t>________________________________________________________________</w:t>
+      </w:r>
+    </w:p>
+    <w:p>
+      <w:r>
+        <w:t>________________________________________________________________</w:t>
+      </w:r>
+    </w:p>
+    <w:p>
+      <w:r>
+        <w:t>________________________________________________________________</w:t>
+      </w:r>
+    </w:p>
+    <w:p>
+      <w:pPr>
+        <w:pStyle w:val="Heading1"/>
+      </w:pPr>
+      <w:r>
+        <w:t>12. Extra practice · Pictured case</w:t>
+      </w:r>
+    </w:p>
+    <w:p>
+      <w:r>
+        <w:t>Keep this task’s inputs,rule and response together.</w:t>
+      </w:r>
+    </w:p>
+    <w:p>
+      <w:pPr>
+        <w:pStyle w:val="Heading2"/>
+      </w:pPr>
+      <w:r>
+        <w:t>Complete task and evidence</w:t>
+      </w:r>
+    </w:p>
+    <w:p>
+      <w:r>
+        <w:drawing>
+          <wp:inline xmlns:a="http://schemas.openxmlformats.org/drawingml/2006/main" xmlns:pic="http://schemas.openxmlformats.org/drawingml/2006/picture">
+            <wp:extent cx="5486400" cy="2992582"/>
+            <wp:docPr id="1" name="Picture 1" descr="Two zero-baseline charts. Main supplied rates are eighty and eighty-two percent, difference two percentage points with underlying counts unknown. Separate picture shows six and eight correct of ten, difference two cases or twenty percentage points. No uncertainty intervals are supplied."/>
+            <wp:cNvGraphicFramePr>
+              <a:graphicFrameLocks noChangeAspect="1"/>
+            </wp:cNvGraphicFramePr>
+            <a:graphic>
+              <a:graphicData uri="http://schemas.openxmlformats.org/drawingml/2006/picture">
+                <pic:pic>
+                  <pic:nvPicPr>
+                    <pic:cNvPr id="0" name="ai-7-29-honest-axes.png"/>
+                    <pic:cNvPicPr/>
+                  </pic:nvPicPr>
+                  <pic:blipFill>
+                    <a:blip r:embed="rId9"/>
+                    <a:stretch>
+                      <a:fillRect/>
+                    </a:stretch>
+                  </pic:blipFill>
+                  <pic:spPr>
+                    <a:xfrm>
+                      <a:off x="0" y="0"/>
+                      <a:ext cx="5486400" cy="2992582"/>
+                    </a:xfrm>
+                    <a:prstGeom prst="rect"/>
+                  </pic:spPr>
+                </pic:pic>
+              </a:graphicData>
+            </a:graphic>
+          </wp:inline>
+        </w:drawing>
+      </w:r>
+    </w:p>
+    <w:p>
+      <w:pPr>
+        <w:pStyle w:val="ListBullet"/>
+      </w:pPr>
+      <w:r>
         <w:t>Draw bars that preserve the comparison. A report plots correct counts for two versions on the same ten cases.</w:t>
       </w:r>
     </w:p>
     <w:p>
       <w:pPr>
-        <w:spacing w:line="336" w:lineRule="auto" w:after="180"/>
-      </w:pPr>
-      <w:r>
-        <w:rPr>
-          <w:b w:val="0"/>
-        </w:rPr>
+        <w:pStyle w:val="ListBullet"/>
+      </w:pPr>
+      <w:r>
         <w:t>A has 6/10 correct; B has 8/10. The count axis should start at zero and identify the ten-case denominator.</w:t>
       </w:r>
     </w:p>
@@ -1227,7 +1417,7 @@
         <w:drawing>
           <wp:inline xmlns:a="http://schemas.openxmlformats.org/drawingml/2006/main" xmlns:pic="http://schemas.openxmlformats.org/drawingml/2006/picture">
             <wp:extent cx="5486400" cy="2641600"/>
-            <wp:docPr id="1" name="Picture 1" descr="Zero-based correct counts"/>
+            <wp:docPr id="2" name="Picture 2" descr="Zero-based correct counts"/>
             <wp:cNvGraphicFramePr>
               <a:graphicFrameLocks noChangeAspect="1"/>
             </wp:cNvGraphicFramePr>
@@ -1239,7 +1429,7 @@
                     <pic:cNvPicPr/>
                   </pic:nvPicPr>
                   <pic:blipFill>
-                    <a:blip r:embed="rId9"/>
+                    <a:blip r:embed="rId10"/>
                     <a:stretch>
                       <a:fillRect/>
                     </a:stretch>
@@ -1263,7 +1453,7 @@
         <w:drawing>
           <wp:inline xmlns:a="http://schemas.openxmlformats.org/drawingml/2006/main" xmlns:pic="http://schemas.openxmlformats.org/drawingml/2006/picture">
             <wp:extent cx="5486400" cy="5145314"/>
-            <wp:docPr id="2" name="Picture 2" descr="Figures that preserve evidence. Draw honest bars: Use heights 6 and 8 on a zero-based correct-count axis.. Label the scale: State counts out of ten, not an unspecified quality score.. Keep context nearby: Note the fixed tasks and absence of a significance test."/>
+            <wp:docPr id="3" name="Picture 3" descr="Figures that preserve evidence. Draw honest bars: Use heights 6 and 8 on a zero-based correct-count axis.. Label the scale: State counts out of ten, not an unspecified quality score.. Keep context nearby: Note the fixed tasks and absence of a significance test."/>
             <wp:cNvGraphicFramePr>
               <a:graphicFrameLocks noChangeAspect="1"/>
             </wp:cNvGraphicFramePr>
@@ -1275,7 +1465,7 @@
                     <pic:cNvPicPr/>
                   </pic:nvPicPr>
                   <pic:blipFill>
-                    <a:blip r:embed="rId10"/>
+                    <a:blip r:embed="rId11"/>
                     <a:stretch>
                       <a:fillRect/>
                     </a:stretch>
@@ -1296,13 +1486,9 @@
     </w:p>
     <w:p>
       <w:pPr>
-        <w:spacing w:line="336" w:lineRule="auto" w:after="180"/>
-        <w:shd w:fill="F5F1FB"/>
-      </w:pPr>
-      <w:r>
-        <w:rPr>
-          <w:b w:val="0"/>
-        </w:rPr>
+        <w:pStyle w:val="ListBullet"/>
+      </w:pPr>
+      <w:r>
         <w:t>Draw count bars for 6/10 and 8/10 using the stated axis. Why must the denominator and fixed task context remain visible, and what distortion arises from an undisclosed axis start at five?</w:t>
       </w:r>
     </w:p>
@@ -1346,56 +1532,18 @@
     </w:p>
     <w:p>
       <w:pPr>
-        <w:pStyle w:val="Heading3"/>
-      </w:pPr>
-      <w:r>
-        <w:t>Record the help used</w:t>
-      </w:r>
-    </w:p>
-    <w:p>
-      <w:pPr>
-        <w:spacing w:line="336" w:lineRule="auto" w:after="180"/>
-        <w:shd w:fill="F1F6F8"/>
-      </w:pPr>
-      <w:r>
-        <w:rPr>
-          <w:b w:val="0"/>
-        </w:rPr>
-        <w:t xml:space="preserve">Support used: alone / hint / worked example. This record is practice </w:t>
-      </w:r>
-      <w:r>
-        <w:rPr>
-          <w:b/>
-        </w:rPr>
-        <w:t>evidence</w:t>
-      </w:r>
-      <w:r>
-        <w:rPr>
-          <w:b w:val="0"/>
-        </w:rPr>
-        <w:t>.</w:t>
-      </w:r>
-    </w:p>
-    <w:p>
-      <w:pPr>
-        <w:spacing w:line="336" w:lineRule="auto" w:after="180"/>
-      </w:pPr>
-      <w:r>
-        <w:rPr>
-          <w:b w:val="0"/>
-        </w:rPr>
-        <w:t>Project connection: For the Reproducible AI Research Study, retain an annotated worked trace and the changed-case reasoning.</w:t>
-      </w:r>
-    </w:p>
-    <w:p>
-      <w:pPr>
-        <w:spacing w:line="336" w:lineRule="auto" w:after="180"/>
-      </w:pPr>
-      <w:r>
-        <w:rPr>
-          <w:b w:val="0"/>
-        </w:rPr>
-        <w:t>Connect the claim to its records, units and assumptions so another investigator can challenge or reproduce it.</w:t>
+        <w:pStyle w:val="ListBullet"/>
+      </w:pPr>
+      <w:r>
+        <w:t>Support used: alone / hint / worked example. This record is practice evidence.</w:t>
+      </w:r>
+    </w:p>
+    <w:p>
+      <w:pPr>
+        <w:pStyle w:val="ListBullet"/>
+      </w:pPr>
+      <w:r>
+        <w:t>Project connection: For the Reproducible AI Research Study, retain an annotated worked trace and the changed-case reasoning. Connect the claim to its records, units and assumptions so another investigator can challenge or reproduce it.</w:t>
       </w:r>
     </w:p>
     <w:p>
@@ -1403,56 +1551,43 @@
         <w:pStyle w:val="Heading1"/>
       </w:pPr>
       <w:r>
-        <w:t>13. Project portfolio milestone</w:t>
-      </w:r>
-    </w:p>
-    <w:p>
-      <w:r>
-        <w:t>Keep this week’s input, deciding step, result and limit together in the Reproducible AI Research Study record.</w:t>
-      </w:r>
-    </w:p>
-    <w:p>
-      <w:pPr>
-        <w:spacing w:line="336" w:lineRule="auto" w:after="180"/>
-      </w:pPr>
-      <w:r>
-        <w:rPr>
-          <w:b w:val="0"/>
-        </w:rPr>
+        <w:t>13. Reference · Project milestone</w:t>
+      </w:r>
+    </w:p>
+    <w:p>
+      <w:r>
+        <w:t>Keep this task’s inputs,rule and response together.</w:t>
+      </w:r>
+    </w:p>
+    <w:p>
+      <w:pPr>
+        <w:pStyle w:val="Heading2"/>
+      </w:pPr>
+      <w:r>
+        <w:t>Complete task and evidence</w:t>
+      </w:r>
+    </w:p>
+    <w:p>
+      <w:pPr>
+        <w:pStyle w:val="ListBullet"/>
+      </w:pPr>
+      <w:r>
         <w:t>Project: Reproducible AI Research Study</w:t>
       </w:r>
     </w:p>
     <w:p>
       <w:pPr>
-        <w:spacing w:line="336" w:lineRule="auto" w:after="180"/>
-      </w:pPr>
-      <w:r>
-        <w:rPr>
-          <w:b w:val="0"/>
-        </w:rPr>
-        <w:t xml:space="preserve">Current milestone: Prepare the demonstration. Gather reproducible instructions, </w:t>
-      </w:r>
-      <w:r>
-        <w:rPr>
-          <w:b/>
-        </w:rPr>
-        <w:t>evidence</w:t>
-      </w:r>
-      <w:r>
-        <w:rPr>
-          <w:b w:val="0"/>
-        </w:rPr>
-        <w:t>, access checks and remaining limitations.</w:t>
-      </w:r>
-    </w:p>
-    <w:p>
-      <w:pPr>
-        <w:spacing w:line="336" w:lineRule="auto" w:after="180"/>
-      </w:pPr>
-      <w:r>
-        <w:rPr>
-          <w:b w:val="0"/>
-        </w:rPr>
+        <w:pStyle w:val="ListBullet"/>
+      </w:pPr>
+      <w:r>
+        <w:t>Current milestone: Prepare the demonstration. Gather reproducible instructions, evidence, access checks and remaining limitations.</w:t>
+      </w:r>
+    </w:p>
+    <w:p>
+      <w:pPr>
+        <w:pStyle w:val="ListBullet"/>
+      </w:pPr>
+      <w:r>
         <w:t>For the Reproducible AI Research Study, retain an annotated worked trace and the changed-case reasoning. Connect the claim to its records, units and assumptions so another investigator can challenge or reproduce it.</w:t>
       </w:r>
     </w:p>
@@ -1610,12 +1745,456 @@
         <w:pStyle w:val="Heading1"/>
       </w:pPr>
       <w:r>
-        <w:t>14. Supported practice and learning evidence</w:t>
-      </w:r>
-    </w:p>
-    <w:p>
-      <w:r>
-        <w:t>Try the supported questions before comparing with hints and feedback. Record what you repaired and the evidence you retained.</w:t>
+        <w:t>14. Extra practice · Predict,check and repair</w:t>
+      </w:r>
+    </w:p>
+    <w:p>
+      <w:r>
+        <w:t>Keep supported feedback separate from the independent case.</w:t>
+      </w:r>
+    </w:p>
+    <w:p>
+      <w:pPr>
+        <w:pStyle w:val="Heading2"/>
+      </w:pPr>
+      <w:r>
+        <w:t>First supported question and optional hint</w:t>
+      </w:r>
+    </w:p>
+    <w:p>
+      <w:pPr>
+        <w:pStyle w:val="ListBullet"/>
+      </w:pPr>
+      <w:r>
+        <w:t>Draw bars that preserve the comparison. A report plots correct counts for two versions on the same ten cases.</w:t>
+      </w:r>
+    </w:p>
+    <w:p>
+      <w:pPr>
+        <w:pStyle w:val="Heading3"/>
+      </w:pPr>
+      <w:r>
+        <w:t>Practice 1: explain the deciding evidence</w:t>
+      </w:r>
+    </w:p>
+    <w:p>
+      <w:pPr>
+        <w:pStyle w:val="ListBullet"/>
+      </w:pPr>
+      <w:r>
+        <w:t>Which labelled step matches this detail? Note the fixed tasks and absence of a significance test.</w:t>
+      </w:r>
+    </w:p>
+    <w:p>
+      <w:pPr>
+        <w:pStyle w:val="ListBullet"/>
+      </w:pPr>
+      <w:r>
+        <w:t>1. Draw honest bars</w:t>
+      </w:r>
+    </w:p>
+    <w:p>
+      <w:pPr>
+        <w:pStyle w:val="ListBullet"/>
+      </w:pPr>
+      <w:r>
+        <w:t>2. Label the scale</w:t>
+      </w:r>
+    </w:p>
+    <w:p>
+      <w:pPr>
+        <w:pStyle w:val="ListBullet"/>
+      </w:pPr>
+      <w:r>
+        <w:t>3. Keep context nearby</w:t>
+      </w:r>
+    </w:p>
+    <w:p>
+      <w:pPr>
+        <w:pStyle w:val="Heading3"/>
+      </w:pPr>
+      <w:r>
+        <w:t>My selected conclusion, deciding fact and explanation</w:t>
+      </w:r>
+    </w:p>
+    <w:p>
+      <w:r>
+        <w:t>________________________________________________________________</w:t>
+      </w:r>
+    </w:p>
+    <w:p>
+      <w:r>
+        <w:t>________________________________________________________________</w:t>
+      </w:r>
+    </w:p>
+    <w:p>
+      <w:r>
+        <w:t>________________________________________________________________</w:t>
+      </w:r>
+    </w:p>
+    <w:p>
+      <w:r>
+        <w:t>________________________________________________________________</w:t>
+      </w:r>
+    </w:p>
+    <w:p>
+      <w:r>
+        <w:t>________________________________________________________________</w:t>
+      </w:r>
+    </w:p>
+    <w:p>
+      <w:pPr>
+        <w:pStyle w:val="ListBullet"/>
+      </w:pPr>
+      <w:r>
+        <w:t>Hint if needed: Read the steps in the pictorial case. Match the supplied detail to the stage that performs or records it.</w:t>
+      </w:r>
+    </w:p>
+    <w:p>
+      <w:pPr>
+        <w:pStyle w:val="Heading2"/>
+      </w:pPr>
+      <w:r>
+        <w:t>Check after the first attempt · reference / check after trying</w:t>
+      </w:r>
+    </w:p>
+    <w:p>
+      <w:pPr>
+        <w:spacing w:line="336" w:lineRule="auto" w:after="180"/>
+      </w:pPr>
+      <w:r>
+        <w:rPr>
+          <w:b w:val="0"/>
+        </w:rPr>
+        <w:t xml:space="preserve">After your attempt, compare with the supported explanation: Keep context nearby Note the fixed tasks and absence of a significance test. Figures make </w:t>
+      </w:r>
+      <w:r>
+        <w:rPr>
+          <w:b/>
+        </w:rPr>
+        <w:t>evidence</w:t>
+      </w:r>
+      <w:r>
+        <w:rPr>
+          <w:b w:val="0"/>
+        </w:rPr>
+        <w:t xml:space="preserve"> easier to inspect when labels and scales preserve meaning.</w:t>
+      </w:r>
+    </w:p>
+    <w:p>
+      <w:pPr>
+        <w:spacing w:line="336" w:lineRule="auto" w:after="180"/>
+      </w:pPr>
+      <w:r>
+        <w:rPr>
+          <w:b w:val="0"/>
+        </w:rPr>
+        <w:t>A dramatic-looking visual cannot supply missing uncertainty or representativeness.</w:t>
+      </w:r>
+    </w:p>
+    <w:p>
+      <w:pPr>
+        <w:pStyle w:val="Heading2"/>
+      </w:pPr>
+      <w:r>
+        <w:t>Changed-case question and optional hint</w:t>
+      </w:r>
+    </w:p>
+    <w:p>
+      <w:pPr>
+        <w:pStyle w:val="Heading3"/>
+      </w:pPr>
+      <w:r>
+        <w:t>Practice 2: explain the deciding evidence</w:t>
+      </w:r>
+    </w:p>
+    <w:p>
+      <w:pPr>
+        <w:pStyle w:val="ListBullet"/>
+      </w:pPr>
+      <w:r>
+        <w:t>Changed-case practice: Start the axis at 5 without making the truncation obvious. Which conclusion is supported by the supplied facts?</w:t>
+      </w:r>
+    </w:p>
+    <w:p>
+      <w:pPr>
+        <w:pStyle w:val="ListBullet"/>
+      </w:pPr>
+      <w:r>
+        <w:t>1. This one example guarantees correct results for every future input.</w:t>
+      </w:r>
+    </w:p>
+    <w:p>
+      <w:pPr>
+        <w:pStyle w:val="ListBullet"/>
+      </w:pPr>
+      <w:r>
+        <w:t>2. The bars exaggerate the visual contrast and require correction or clear disclosure.</w:t>
+      </w:r>
+    </w:p>
+    <w:p>
+      <w:pPr>
+        <w:pStyle w:val="ListBullet"/>
+      </w:pPr>
+      <w:r>
+        <w:t>3. We can decide the result without examining the changed input or the procedure.</w:t>
+      </w:r>
+    </w:p>
+    <w:p>
+      <w:pPr>
+        <w:pStyle w:val="Heading3"/>
+      </w:pPr>
+      <w:r>
+        <w:t>My selected conclusion, deciding fact and explanation</w:t>
+      </w:r>
+    </w:p>
+    <w:p>
+      <w:r>
+        <w:t>________________________________________________________________</w:t>
+      </w:r>
+    </w:p>
+    <w:p>
+      <w:r>
+        <w:t>________________________________________________________________</w:t>
+      </w:r>
+    </w:p>
+    <w:p>
+      <w:r>
+        <w:t>________________________________________________________________</w:t>
+      </w:r>
+    </w:p>
+    <w:p>
+      <w:r>
+        <w:t>________________________________________________________________</w:t>
+      </w:r>
+    </w:p>
+    <w:p>
+      <w:r>
+        <w:t>________________________________________________________________</w:t>
+      </w:r>
+    </w:p>
+    <w:p>
+      <w:pPr>
+        <w:pStyle w:val="ListBullet"/>
+      </w:pPr>
+      <w:r>
+        <w:t>Hint if needed: Use the changed condition and the deciding step in the pictorial trace. The answer must say what follows from those facts.</w:t>
+      </w:r>
+    </w:p>
+    <w:p>
+      <w:pPr>
+        <w:pStyle w:val="Heading2"/>
+      </w:pPr>
+      <w:r>
+        <w:t>Check after the changed attempt · reference / check after trying</w:t>
+      </w:r>
+    </w:p>
+    <w:p>
+      <w:pPr>
+        <w:spacing w:line="336" w:lineRule="auto" w:after="180"/>
+      </w:pPr>
+      <w:r>
+        <w:rPr>
+          <w:b w:val="0"/>
+        </w:rPr>
+        <w:t>After your attempt, compare with the supported explanation: The bars exaggerate the visual contrast and require correction or clear disclosure. Visible heights no longer correspond to the full count scale.</w:t>
+      </w:r>
+    </w:p>
+    <w:p>
+      <w:pPr>
+        <w:pStyle w:val="Heading2"/>
+      </w:pPr>
+      <w:r>
+        <w:t>Repair and retain the record</w:t>
+      </w:r>
+    </w:p>
+    <w:p>
+      <w:pPr>
+        <w:spacing w:line="336" w:lineRule="auto" w:after="180"/>
+      </w:pPr>
+      <w:r>
+        <w:rPr>
+          <w:b w:val="0"/>
+        </w:rPr>
+        <w:t xml:space="preserve">Review Negative results and claim revision (ai-7/28). Goal: Explain the </w:t>
+      </w:r>
+      <w:r>
+        <w:rPr>
+          <w:b/>
+        </w:rPr>
+        <w:t>mechanism</w:t>
+      </w:r>
+      <w:r>
+        <w:rPr>
+          <w:b w:val="0"/>
+        </w:rPr>
+        <w:t xml:space="preserve"> and terminology of negative results and claim revision. Short practice: Does a 6/8 tie support the </w:t>
+      </w:r>
+      <w:r>
+        <w:rPr>
+          <w:b/>
+        </w:rPr>
+        <w:t>prediction</w:t>
+      </w:r>
+      <w:r>
+        <w:rPr>
+          <w:b w:val="0"/>
+        </w:rPr>
+        <w:t xml:space="preserve"> that B scores higher?</w:t>
+      </w:r>
+    </w:p>
+    <w:p>
+      <w:pPr>
+        <w:spacing w:line="336" w:lineRule="auto" w:after="180"/>
+      </w:pPr>
+      <w:r>
+        <w:rPr>
+          <w:b w:val="0"/>
+        </w:rPr>
+        <w:t>Explain why one newly selected favourable demonstration does not replace the original result or prove equivalence.. Return to this week and explain what you changed.</w:t>
+      </w:r>
+    </w:p>
+    <w:p>
+      <w:pPr>
+        <w:spacing w:line="336" w:lineRule="auto" w:after="180"/>
+      </w:pPr>
+      <w:r>
+        <w:rPr>
+          <w:b w:val="0"/>
+        </w:rPr>
+        <w:t xml:space="preserve">Review Inspecting failures and anomalies (ai-7/26). Goal: Explain the </w:t>
+      </w:r>
+      <w:r>
+        <w:rPr>
+          <w:b/>
+        </w:rPr>
+        <w:t>mechanism</w:t>
+      </w:r>
+      <w:r>
+        <w:rPr>
+          <w:b w:val="0"/>
+        </w:rPr>
+        <w:t xml:space="preserve"> and terminology of inspecting failures and anomalies. Short practice: Calculate mean and median for 2,2,2,10.</w:t>
+      </w:r>
+    </w:p>
+    <w:p>
+      <w:pPr>
+        <w:spacing w:line="336" w:lineRule="auto" w:after="180"/>
+      </w:pPr>
+      <w:r>
+        <w:rPr>
+          <w:b w:val="0"/>
+        </w:rPr>
+        <w:t>What does the timeout log establish, and why is deleting that inconvenient record incompatible with the stated plan?. Return to this week and explain what you changed.</w:t>
+      </w:r>
+    </w:p>
+    <w:p>
+      <w:pPr>
+        <w:spacing w:line="336" w:lineRule="auto" w:after="180"/>
+      </w:pPr>
+      <w:r>
+        <w:rPr>
+          <w:b w:val="0"/>
+        </w:rPr>
+        <w:t xml:space="preserve">Review Power and resource tradeoffs (ai-7/23). Goal: Explain the </w:t>
+      </w:r>
+      <w:r>
+        <w:rPr>
+          <w:b/>
+        </w:rPr>
+        <w:t>mechanism</w:t>
+      </w:r>
+      <w:r>
+        <w:rPr>
+          <w:b w:val="0"/>
+        </w:rPr>
+        <w:t xml:space="preserve"> and terminology of power and resource tradeoffs. Short practice: Calculate both simulated detection fractions and resource costs.</w:t>
+      </w:r>
+    </w:p>
+    <w:p>
+      <w:pPr>
+        <w:spacing w:line="336" w:lineRule="auto" w:after="180"/>
+      </w:pPr>
+      <w:r>
+        <w:rPr>
+          <w:b w:val="0"/>
+        </w:rPr>
+        <w:t>What additional detection is observed for the extra forty units, and does that establish power for an actual classroom study?. Return to this week and explain what you changed.</w:t>
+      </w:r>
+    </w:p>
+    <w:p>
+      <w:pPr>
+        <w:spacing w:line="336" w:lineRule="auto" w:after="180"/>
+      </w:pPr>
+      <w:r>
+        <w:rPr>
+          <w:b w:val="0"/>
+        </w:rPr>
+        <w:t xml:space="preserve">Use Download completed work in the hosted lesson to export your answers, reflections, practice feedback and code-run </w:t>
+      </w:r>
+      <w:r>
+        <w:rPr>
+          <w:b/>
+        </w:rPr>
+        <w:t>evidence</w:t>
+      </w:r>
+      <w:r>
+        <w:rPr>
+          <w:b w:val="0"/>
+        </w:rPr>
+        <w:t>. Open the HTML copy to read or print it.</w:t>
+      </w:r>
+    </w:p>
+    <w:p>
+      <w:pPr>
+        <w:spacing w:line="336" w:lineRule="auto" w:after="180"/>
+      </w:pPr>
+      <w:r>
+        <w:rPr>
+          <w:b w:val="0"/>
+        </w:rPr>
+        <w:t>Drafts stay in this browser when storage is available; clear drafts on a shared device.</w:t>
+      </w:r>
+    </w:p>
+    <w:p>
+      <w:pPr>
+        <w:pStyle w:val="Heading3"/>
+      </w:pPr>
+      <w:r>
+        <w:t>What I repaired, the evidence I kept and the next test</w:t>
+      </w:r>
+    </w:p>
+    <w:p>
+      <w:r>
+        <w:t>________________________________________________________________</w:t>
+      </w:r>
+    </w:p>
+    <w:p>
+      <w:r>
+        <w:t>________________________________________________________________</w:t>
+      </w:r>
+    </w:p>
+    <w:p>
+      <w:r>
+        <w:t>________________________________________________________________</w:t>
+      </w:r>
+    </w:p>
+    <w:p>
+      <w:r>
+        <w:t>________________________________________________________________</w:t>
+      </w:r>
+    </w:p>
+    <w:p>
+      <w:r>
+        <w:t>________________________________________________________________</w:t>
+      </w:r>
+    </w:p>
+    <w:p>
+      <w:pPr>
+        <w:pStyle w:val="Heading2"/>
+      </w:pPr>
+      <w:r>
+        <w:t>Earlier wording, alternatives and picture transcripts · reference / check after trying</w:t>
       </w:r>
     </w:p>
     <w:p>
@@ -1631,68 +2210,10 @@
     </w:p>
     <w:p>
       <w:pPr>
-        <w:spacing w:line="336" w:lineRule="auto" w:after="180"/>
-      </w:pPr>
-      <w:r>
-        <w:rPr>
-          <w:b w:val="0"/>
-        </w:rPr>
-        <w:t>Draw bars that preserve the comparison. A report plots correct counts for two versions on the same ten cases.</w:t>
-      </w:r>
-    </w:p>
-    <w:p>
-      <w:pPr>
         <w:pStyle w:val="Heading3"/>
       </w:pPr>
       <w:r>
-        <w:t>Practice 1: explain the deciding evidence</w:t>
-      </w:r>
-    </w:p>
-    <w:p>
-      <w:pPr>
-        <w:spacing w:line="336" w:lineRule="auto" w:after="180"/>
-      </w:pPr>
-      <w:r>
-        <w:rPr>
-          <w:b w:val="0"/>
-        </w:rPr>
-        <w:t>Which labelled step matches this detail? Note the fixed tasks and absence of a significance test.</w:t>
-      </w:r>
-    </w:p>
-    <w:p>
-      <w:pPr>
-        <w:spacing w:line="336" w:lineRule="auto" w:after="180"/>
-        <w:shd w:fill="F4F9FC"/>
-      </w:pPr>
-      <w:r>
-        <w:rPr>
-          <w:b w:val="0"/>
-        </w:rPr>
-        <w:t>1. Draw honest bars</w:t>
-      </w:r>
-    </w:p>
-    <w:p>
-      <w:pPr>
-        <w:spacing w:line="336" w:lineRule="auto" w:after="180"/>
-        <w:shd w:fill="F4F9FC"/>
-      </w:pPr>
-      <w:r>
-        <w:rPr>
-          <w:b w:val="0"/>
-        </w:rPr>
-        <w:t>2. Label the scale</w:t>
-      </w:r>
-    </w:p>
-    <w:p>
-      <w:pPr>
-        <w:spacing w:line="336" w:lineRule="auto" w:after="180"/>
-        <w:shd w:fill="F4F9FC"/>
-      </w:pPr>
-      <w:r>
-        <w:rPr>
-          <w:b w:val="0"/>
-        </w:rPr>
-        <w:t>3. Keep context nearby</w:t>
+        <w:t>Repair a missing building block</w:t>
       </w:r>
     </w:p>
     <w:p>
@@ -1700,472 +2221,25 @@
         <w:pStyle w:val="Heading3"/>
       </w:pPr>
       <w:r>
-        <w:t>My selected conclusion, deciding fact and explanation</w:t>
-      </w:r>
-    </w:p>
-    <w:p>
-      <w:r>
-        <w:t>________________________________________________________________</w:t>
-      </w:r>
-    </w:p>
-    <w:p>
-      <w:r>
-        <w:t>________________________________________________________________</w:t>
-      </w:r>
-    </w:p>
-    <w:p>
-      <w:r>
-        <w:t>________________________________________________________________</w:t>
-      </w:r>
-    </w:p>
-    <w:p>
-      <w:r>
-        <w:t>________________________________________________________________</w:t>
-      </w:r>
-    </w:p>
-    <w:p>
-      <w:r>
-        <w:t>________________________________________________________________</w:t>
-      </w:r>
-    </w:p>
-    <w:p>
-      <w:pPr>
-        <w:pStyle w:val="Heading3"/>
-      </w:pPr>
-      <w:r>
-        <w:t>Hint · try first</w:t>
-      </w:r>
-    </w:p>
-    <w:p>
-      <w:pPr>
-        <w:spacing w:line="336" w:lineRule="auto" w:after="180"/>
-        <w:shd w:fill="F1F6F8"/>
-      </w:pPr>
-      <w:r>
-        <w:rPr>
-          <w:b w:val="0"/>
-        </w:rPr>
-        <w:t>Hint if needed: Read the steps in the pictorial case. Match the supplied detail to the stage that performs or records it.</w:t>
-      </w:r>
-    </w:p>
-    <w:p>
-      <w:pPr>
-        <w:pStyle w:val="Heading3"/>
-      </w:pPr>
-      <w:r>
-        <w:t>Feedback · compare after trying</w:t>
-      </w:r>
-    </w:p>
-    <w:p>
-      <w:pPr>
-        <w:spacing w:line="336" w:lineRule="auto" w:after="180"/>
-        <w:shd w:fill="F1F6FC"/>
-      </w:pPr>
-      <w:r>
-        <w:rPr>
-          <w:b w:val="0"/>
-        </w:rPr>
-        <w:t xml:space="preserve">After your attempt, compare with the supported explanation: Keep context nearby Note the fixed tasks and absence of a significance test. Figures make </w:t>
-      </w:r>
-      <w:r>
-        <w:rPr>
-          <w:b/>
-        </w:rPr>
-        <w:t>evidence</w:t>
-      </w:r>
-      <w:r>
-        <w:rPr>
-          <w:b w:val="0"/>
-        </w:rPr>
-        <w:t xml:space="preserve"> easier to inspect when labels and scales preserve meaning.</w:t>
-      </w:r>
-    </w:p>
-    <w:p>
-      <w:pPr>
-        <w:spacing w:line="336" w:lineRule="auto" w:after="180"/>
-        <w:shd w:fill="F1F6FC"/>
-      </w:pPr>
-      <w:r>
-        <w:rPr>
-          <w:b w:val="0"/>
-        </w:rPr>
-        <w:t>A dramatic-looking visual cannot supply missing uncertainty or representativeness.</w:t>
-      </w:r>
-    </w:p>
-    <w:p>
-      <w:pPr>
-        <w:pStyle w:val="Heading3"/>
-      </w:pPr>
-      <w:r>
-        <w:t>Practice 2: explain the deciding evidence</w:t>
-      </w:r>
-    </w:p>
-    <w:p>
-      <w:pPr>
-        <w:pStyle w:val="Heading3"/>
-      </w:pPr>
-      <w:r>
-        <w:t>Changed case · predict first</w:t>
-      </w:r>
-    </w:p>
-    <w:p>
-      <w:pPr>
-        <w:spacing w:line="336" w:lineRule="auto" w:after="180"/>
-        <w:shd w:fill="F5F1FB"/>
-      </w:pPr>
-      <w:r>
-        <w:rPr>
-          <w:b w:val="0"/>
-        </w:rPr>
-        <w:t>Changed-case practice: Start the axis at 5 without making the truncation obvious. Which conclusion is supported by the supplied facts?</w:t>
-      </w:r>
-    </w:p>
-    <w:p>
-      <w:pPr>
-        <w:spacing w:line="336" w:lineRule="auto" w:after="180"/>
-        <w:shd w:fill="F4F9FC"/>
-      </w:pPr>
-      <w:r>
-        <w:rPr>
-          <w:b w:val="0"/>
-        </w:rPr>
-        <w:t xml:space="preserve">1. This one example guarantees correct results for every future </w:t>
-      </w:r>
-      <w:r>
-        <w:rPr>
-          <w:b/>
-        </w:rPr>
-        <w:t>input</w:t>
-      </w:r>
-      <w:r>
-        <w:rPr>
-          <w:b w:val="0"/>
-        </w:rPr>
-        <w:t>.</w:t>
-      </w:r>
-    </w:p>
-    <w:p>
-      <w:pPr>
-        <w:spacing w:line="336" w:lineRule="auto" w:after="180"/>
-        <w:shd w:fill="F4F9FC"/>
-      </w:pPr>
-      <w:r>
-        <w:rPr>
-          <w:b w:val="0"/>
-        </w:rPr>
-        <w:t>2. The bars exaggerate the visual contrast and require correction or clear disclosure.</w:t>
-      </w:r>
-    </w:p>
-    <w:p>
-      <w:pPr>
-        <w:spacing w:line="336" w:lineRule="auto" w:after="180"/>
-        <w:shd w:fill="F4F9FC"/>
-      </w:pPr>
-      <w:r>
-        <w:rPr>
-          <w:b w:val="0"/>
-        </w:rPr>
-        <w:t xml:space="preserve">3. We can decide the result without examining the changed </w:t>
-      </w:r>
-      <w:r>
-        <w:rPr>
-          <w:b/>
-        </w:rPr>
-        <w:t>input</w:t>
-      </w:r>
-      <w:r>
-        <w:rPr>
-          <w:b w:val="0"/>
-        </w:rPr>
-        <w:t xml:space="preserve"> or the procedure.</w:t>
-      </w:r>
-    </w:p>
-    <w:p>
-      <w:pPr>
-        <w:pStyle w:val="Heading3"/>
-      </w:pPr>
-      <w:r>
-        <w:t>My selected conclusion, deciding fact and explanation</w:t>
-      </w:r>
-    </w:p>
-    <w:p>
-      <w:r>
-        <w:t>________________________________________________________________</w:t>
-      </w:r>
-    </w:p>
-    <w:p>
-      <w:r>
-        <w:t>________________________________________________________________</w:t>
-      </w:r>
-    </w:p>
-    <w:p>
-      <w:r>
-        <w:t>________________________________________________________________</w:t>
-      </w:r>
-    </w:p>
-    <w:p>
-      <w:r>
-        <w:t>________________________________________________________________</w:t>
-      </w:r>
-    </w:p>
-    <w:p>
-      <w:r>
-        <w:t>________________________________________________________________</w:t>
-      </w:r>
-    </w:p>
-    <w:p>
-      <w:pPr>
-        <w:pStyle w:val="Heading3"/>
-      </w:pPr>
-      <w:r>
-        <w:t>Hint · try first</w:t>
-      </w:r>
-    </w:p>
-    <w:p>
-      <w:pPr>
-        <w:spacing w:line="336" w:lineRule="auto" w:after="180"/>
-        <w:shd w:fill="F1F6F8"/>
-      </w:pPr>
-      <w:r>
-        <w:rPr>
-          <w:b w:val="0"/>
-        </w:rPr>
-        <w:t>Hint if needed: Use the changed condition and the deciding step in the pictorial trace. The answer must say what follows from those facts.</w:t>
-      </w:r>
-    </w:p>
-    <w:p>
-      <w:pPr>
-        <w:pStyle w:val="Heading3"/>
-      </w:pPr>
-      <w:r>
-        <w:t>Feedback · compare after trying</w:t>
-      </w:r>
-    </w:p>
-    <w:p>
-      <w:pPr>
-        <w:spacing w:line="336" w:lineRule="auto" w:after="180"/>
-        <w:shd w:fill="F1F6FC"/>
-      </w:pPr>
-      <w:r>
-        <w:rPr>
-          <w:b w:val="0"/>
-        </w:rPr>
-        <w:t>After your attempt, compare with the supported explanation: The bars exaggerate the visual contrast and require correction or clear disclosure. Visible heights no longer correspond to the full count scale.</w:t>
-      </w:r>
-    </w:p>
-    <w:p>
-      <w:pPr>
-        <w:pStyle w:val="Heading3"/>
-      </w:pPr>
-      <w:r>
-        <w:t>Repair a missing building block</w:t>
-      </w:r>
-    </w:p>
-    <w:p>
-      <w:pPr>
-        <w:spacing w:line="336" w:lineRule="auto" w:after="180"/>
-      </w:pPr>
-      <w:r>
-        <w:rPr>
-          <w:b w:val="0"/>
-        </w:rPr>
-        <w:t xml:space="preserve">Review Negative results and claim revision (ai-7/28). Goal: Explain the </w:t>
-      </w:r>
-      <w:r>
-        <w:rPr>
-          <w:b/>
-        </w:rPr>
-        <w:t>mechanism</w:t>
-      </w:r>
-      <w:r>
-        <w:rPr>
-          <w:b w:val="0"/>
-        </w:rPr>
-        <w:t xml:space="preserve"> and terminology of negative results and claim revision. Short practice: Does a 6/8 tie support the </w:t>
-      </w:r>
-      <w:r>
-        <w:rPr>
-          <w:b/>
-        </w:rPr>
-        <w:t>prediction</w:t>
-      </w:r>
-      <w:r>
-        <w:rPr>
-          <w:b w:val="0"/>
-        </w:rPr>
-        <w:t xml:space="preserve"> that B scores higher?</w:t>
-      </w:r>
-    </w:p>
-    <w:p>
-      <w:pPr>
-        <w:spacing w:line="336" w:lineRule="auto" w:after="180"/>
-      </w:pPr>
-      <w:r>
-        <w:rPr>
-          <w:b w:val="0"/>
-        </w:rPr>
-        <w:t>Explain why one newly selected favourable demonstration does not replace the original result or prove equivalence.. Return to this week and explain what you changed.</w:t>
-      </w:r>
-    </w:p>
-    <w:p>
-      <w:pPr>
-        <w:spacing w:line="336" w:lineRule="auto" w:after="180"/>
-      </w:pPr>
-      <w:r>
-        <w:rPr>
-          <w:b w:val="0"/>
-        </w:rPr>
-        <w:t xml:space="preserve">Review Inspecting failures and anomalies (ai-7/26). Goal: Explain the </w:t>
-      </w:r>
-      <w:r>
-        <w:rPr>
-          <w:b/>
-        </w:rPr>
-        <w:t>mechanism</w:t>
-      </w:r>
-      <w:r>
-        <w:rPr>
-          <w:b w:val="0"/>
-        </w:rPr>
-        <w:t xml:space="preserve"> and terminology of inspecting failures and anomalies. Short practice: Calculate mean and median for 2,2,2,10.</w:t>
-      </w:r>
-    </w:p>
-    <w:p>
-      <w:pPr>
-        <w:spacing w:line="336" w:lineRule="auto" w:after="180"/>
-      </w:pPr>
-      <w:r>
-        <w:rPr>
-          <w:b w:val="0"/>
-        </w:rPr>
-        <w:t>What does the timeout log establish, and why is deleting that inconvenient record incompatible with the stated plan?. Return to this week and explain what you changed.</w:t>
-      </w:r>
-    </w:p>
-    <w:p>
-      <w:pPr>
-        <w:spacing w:line="336" w:lineRule="auto" w:after="180"/>
-      </w:pPr>
-      <w:r>
-        <w:rPr>
-          <w:b w:val="0"/>
-        </w:rPr>
-        <w:t xml:space="preserve">Review Power and resource tradeoffs (ai-7/23). Goal: Explain the </w:t>
-      </w:r>
-      <w:r>
-        <w:rPr>
-          <w:b/>
-        </w:rPr>
-        <w:t>mechanism</w:t>
-      </w:r>
-      <w:r>
-        <w:rPr>
-          <w:b w:val="0"/>
-        </w:rPr>
-        <w:t xml:space="preserve"> and terminology of power and resource tradeoffs. Short practice: Calculate both simulated detection fractions and resource costs.</w:t>
-      </w:r>
-    </w:p>
-    <w:p>
-      <w:pPr>
-        <w:spacing w:line="336" w:lineRule="auto" w:after="180"/>
-      </w:pPr>
-      <w:r>
-        <w:rPr>
-          <w:b w:val="0"/>
-        </w:rPr>
-        <w:t>What additional detection is observed for the extra forty units, and does that establish power for an actual classroom study?. Return to this week and explain what you changed.</w:t>
-      </w:r>
-    </w:p>
-    <w:p>
-      <w:pPr>
-        <w:pStyle w:val="Heading3"/>
-      </w:pPr>
-      <w:r>
         <w:t>Keep your completed work</w:t>
       </w:r>
     </w:p>
     <w:p>
       <w:pPr>
-        <w:spacing w:line="336" w:lineRule="auto" w:after="180"/>
-      </w:pPr>
-      <w:r>
-        <w:rPr>
-          <w:b w:val="0"/>
-        </w:rPr>
-        <w:t xml:space="preserve">Use Download completed work in the hosted lesson to export your answers, reflections, practice feedback and code-run </w:t>
-      </w:r>
-      <w:r>
-        <w:rPr>
-          <w:b/>
-        </w:rPr>
-        <w:t>evidence</w:t>
-      </w:r>
-      <w:r>
-        <w:rPr>
-          <w:b w:val="0"/>
-        </w:rPr>
-        <w:t>. Open the HTML copy to read or print it.</w:t>
-      </w:r>
-    </w:p>
-    <w:p>
-      <w:pPr>
-        <w:spacing w:line="336" w:lineRule="auto" w:after="180"/>
-      </w:pPr>
-      <w:r>
-        <w:rPr>
-          <w:b w:val="0"/>
-        </w:rPr>
-        <w:t>Drafts stay in this browser when storage is available; clear drafts on a shared device.</w:t>
-      </w:r>
-    </w:p>
-    <w:p>
-      <w:pPr>
-        <w:pStyle w:val="Heading3"/>
-      </w:pPr>
-      <w:r>
-        <w:t>What I repaired, the evidence I kept and the next test</w:t>
-      </w:r>
-    </w:p>
-    <w:p>
-      <w:r>
-        <w:t>________________________________________________________________</w:t>
-      </w:r>
-    </w:p>
-    <w:p>
-      <w:r>
-        <w:t>________________________________________________________________</w:t>
-      </w:r>
-    </w:p>
-    <w:p>
-      <w:r>
-        <w:t>________________________________________________________________</w:t>
-      </w:r>
-    </w:p>
-    <w:p>
-      <w:r>
-        <w:t>________________________________________________________________</w:t>
-      </w:r>
-    </w:p>
-    <w:p>
-      <w:r>
-        <w:t>________________________________________________________________</w:t>
-      </w:r>
-    </w:p>
-    <w:p>
-      <w:pPr>
         <w:pStyle w:val="Heading1"/>
       </w:pPr>
       <w:r>
-        <w:t>15. Visual concept journey</w:t>
-      </w:r>
-    </w:p>
-    <w:p>
-      <w:r>
-        <w:t>Explain each Figures that preserve evidence picture from its labels, then record a relevant limit.</w:t>
-      </w:r>
-    </w:p>
-    <w:p>
-      <w:pPr>
-        <w:pStyle w:val="Heading3"/>
+        <w:t>15. Reference · Six-picture response sheets</w:t>
+      </w:r>
+    </w:p>
+    <w:p>
+      <w:r>
+        <w:t>Choose the picture that helps explain the current step.</w:t>
+      </w:r>
+    </w:p>
+    <w:p>
+      <w:pPr>
+        <w:pStyle w:val="Heading2"/>
       </w:pPr>
       <w:r>
         <w:t>01. Figures that preserve evidence: the case</w:t>
@@ -2176,7 +2250,7 @@
         <w:drawing>
           <wp:inline xmlns:a="http://schemas.openxmlformats.org/drawingml/2006/main" xmlns:pic="http://schemas.openxmlformats.org/drawingml/2006/picture">
             <wp:extent cx="5486400" cy="2834640"/>
-            <wp:docPr id="3" name="Picture 3" descr="Draw bars that preserve the comparison. A report plots correct counts for two versions on the same ten cases. Supplied facts: A has 6/10 correct; B has 8/10. The count axis should start at zero and identify the ten-case denominator."/>
+            <wp:docPr id="4" name="Picture 4" descr="Draw bars that preserve the comparison. A report plots correct counts for two versions on the same ten cases. Supplied facts: A has 6/10 correct; B has 8/10. The count axis should start at zero and identify the ten-case denominator."/>
             <wp:cNvGraphicFramePr>
               <a:graphicFrameLocks noChangeAspect="1"/>
             </wp:cNvGraphicFramePr>
@@ -2188,7 +2262,7 @@
                     <pic:cNvPicPr/>
                   </pic:nvPicPr>
                   <pic:blipFill>
-                    <a:blip r:embed="rId11"/>
+                    <a:blip r:embed="rId12"/>
                     <a:stretch>
                       <a:fillRect/>
                     </a:stretch>
@@ -2232,7 +2306,6 @@
     <w:p>
       <w:pPr>
         <w:spacing w:line="336" w:lineRule="auto" w:after="180"/>
-        <w:shd w:fill="F5F1FB"/>
       </w:pPr>
       <w:r>
         <w:rPr>
@@ -2271,7 +2344,7 @@
     </w:p>
     <w:p>
       <w:pPr>
-        <w:pStyle w:val="Heading3"/>
+        <w:pStyle w:val="Heading2"/>
       </w:pPr>
       <w:r>
         <w:t>02. Follow the deciding steps</w:t>
@@ -2282,7 +2355,7 @@
         <w:drawing>
           <wp:inline xmlns:a="http://schemas.openxmlformats.org/drawingml/2006/main" xmlns:pic="http://schemas.openxmlformats.org/drawingml/2006/picture">
             <wp:extent cx="5486400" cy="3182112"/>
-            <wp:docPr id="4" name="Picture 4" descr="Draw honest bars: Use heights 6 and 8 on a zero-based correct-count axis. → Label the scale: State counts out of ten, not an unspecified quality score. → Keep context nearby: Note the fixed tasks and absence of a significance test."/>
+            <wp:docPr id="5" name="Picture 5" descr="Draw honest bars: Use heights 6 and 8 on a zero-based correct-count axis. → Label the scale: State counts out of ten, not an unspecified quality score. → Keep context nearby: Note the fixed tasks and absence of a significance test."/>
             <wp:cNvGraphicFramePr>
               <a:graphicFrameLocks noChangeAspect="1"/>
             </wp:cNvGraphicFramePr>
@@ -2294,7 +2367,7 @@
                     <pic:cNvPicPr/>
                   </pic:nvPicPr>
                   <pic:blipFill>
-                    <a:blip r:embed="rId12"/>
+                    <a:blip r:embed="rId13"/>
                     <a:stretch>
                       <a:fillRect/>
                     </a:stretch>
@@ -2327,7 +2400,6 @@
     <w:p>
       <w:pPr>
         <w:spacing w:line="336" w:lineRule="auto" w:after="180"/>
-        <w:shd w:fill="F5F1FB"/>
       </w:pPr>
       <w:r>
         <w:rPr>
@@ -2378,7 +2450,7 @@
     </w:p>
     <w:p>
       <w:pPr>
-        <w:pStyle w:val="Heading3"/>
+        <w:pStyle w:val="Heading2"/>
       </w:pPr>
       <w:r>
         <w:t>03. Zero-based correct counts</w:t>
@@ -2389,7 +2461,7 @@
         <w:drawing>
           <wp:inline xmlns:a="http://schemas.openxmlformats.org/drawingml/2006/main" xmlns:pic="http://schemas.openxmlformats.org/drawingml/2006/picture">
             <wp:extent cx="5486400" cy="2834640"/>
-            <wp:docPr id="5" name="Picture 5" descr="Zero-based correct counts. Units: correct cases out of 10. A: 6. B: 8."/>
+            <wp:docPr id="6" name="Picture 6" descr="Zero-based correct counts. Units: correct cases out of 10. A: 6. B: 8."/>
             <wp:cNvGraphicFramePr>
               <a:graphicFrameLocks noChangeAspect="1"/>
             </wp:cNvGraphicFramePr>
@@ -2401,7 +2473,7 @@
                     <pic:cNvPicPr/>
                   </pic:nvPicPr>
                   <pic:blipFill>
-                    <a:blip r:embed="rId13"/>
+                    <a:blip r:embed="rId14"/>
                     <a:stretch>
                       <a:fillRect/>
                     </a:stretch>
@@ -2434,7 +2506,6 @@
     <w:p>
       <w:pPr>
         <w:spacing w:line="336" w:lineRule="auto" w:after="180"/>
-        <w:shd w:fill="F5F1FB"/>
       </w:pPr>
       <w:r>
         <w:rPr>
@@ -2473,7 +2544,7 @@
     </w:p>
     <w:p>
       <w:pPr>
-        <w:pStyle w:val="Heading3"/>
+        <w:pStyle w:val="Heading2"/>
       </w:pPr>
       <w:r>
         <w:t>04. Change one thing. Trace what follows.</w:t>
@@ -2484,7 +2555,7 @@
         <w:drawing>
           <wp:inline xmlns:a="http://schemas.openxmlformats.org/drawingml/2006/main" xmlns:pic="http://schemas.openxmlformats.org/drawingml/2006/picture">
             <wp:extent cx="5486400" cy="3026664"/>
-            <wp:docPr id="6" name="Picture 6" descr="Original case: Note the fixed tasks and absence of a significance test. Changed condition: Start the axis at 5 without making the truncation obvious. Expected result: The bars exaggerate the visual contrast and require correction or clear disclosure. Reason: Visible heights no longer correspond to the full count scale."/>
+            <wp:docPr id="7" name="Picture 7" descr="Original case: Note the fixed tasks and absence of a significance test. Changed condition: Start the axis at 5 without making the truncation obvious. Expected result: The bars exaggerate the visual contrast and require correction or clear disclosure. Reason: Visible heights no longer correspond to the full count scale."/>
             <wp:cNvGraphicFramePr>
               <a:graphicFrameLocks noChangeAspect="1"/>
             </wp:cNvGraphicFramePr>
@@ -2496,7 +2567,7 @@
                     <pic:cNvPicPr/>
                   </pic:nvPicPr>
                   <pic:blipFill>
-                    <a:blip r:embed="rId14"/>
+                    <a:blip r:embed="rId15"/>
                     <a:stretch>
                       <a:fillRect/>
                     </a:stretch>
@@ -2540,7 +2611,6 @@
     <w:p>
       <w:pPr>
         <w:spacing w:line="336" w:lineRule="auto" w:after="180"/>
-        <w:shd w:fill="F5F1FB"/>
       </w:pPr>
       <w:r>
         <w:rPr>
@@ -2579,7 +2649,7 @@
     </w:p>
     <w:p>
       <w:pPr>
-        <w:pStyle w:val="Heading3"/>
+        <w:pStyle w:val="Heading2"/>
       </w:pPr>
       <w:r>
         <w:t>05. Connect the explanation to its limit</w:t>
@@ -2590,7 +2660,7 @@
         <w:drawing>
           <wp:inline xmlns:a="http://schemas.openxmlformats.org/drawingml/2006/main" xmlns:pic="http://schemas.openxmlformats.org/drawingml/2006/picture">
             <wp:extent cx="5486400" cy="2834640"/>
-            <wp:docPr id="7" name="Picture 7" descr="Figures make evidence easier to inspect when labels and scales preserve meaning. A dramatic-looking visual cannot supply missing uncertainty or representativeness. Limit: A well-labelled chart still cannot establish a causal or population claim from ten cases."/>
+            <wp:docPr id="8" name="Picture 8" descr="Figures make evidence easier to inspect when labels and scales preserve meaning. A dramatic-looking visual cannot supply missing uncertainty or representativeness. Limit: A well-labelled chart still cannot establish a causal or population claim from ten cases."/>
             <wp:cNvGraphicFramePr>
               <a:graphicFrameLocks noChangeAspect="1"/>
             </wp:cNvGraphicFramePr>
@@ -2602,7 +2672,7 @@
                     <pic:cNvPicPr/>
                   </pic:nvPicPr>
                   <pic:blipFill>
-                    <a:blip r:embed="rId15"/>
+                    <a:blip r:embed="rId16"/>
                     <a:stretch>
                       <a:fillRect/>
                     </a:stretch>
@@ -2658,7 +2728,6 @@
     <w:p>
       <w:pPr>
         <w:spacing w:line="336" w:lineRule="auto" w:after="180"/>
-        <w:shd w:fill="F5F1FB"/>
       </w:pPr>
       <w:r>
         <w:rPr>
@@ -2697,7 +2766,7 @@
     </w:p>
     <w:p>
       <w:pPr>
-        <w:pStyle w:val="Heading3"/>
+        <w:pStyle w:val="Heading2"/>
       </w:pPr>
       <w:r>
         <w:t>06. Make the idea visible in your project</w:t>
@@ -2708,7 +2777,7 @@
         <w:drawing>
           <wp:inline xmlns:a="http://schemas.openxmlformats.org/drawingml/2006/main" xmlns:pic="http://schemas.openxmlformats.org/drawingml/2006/picture">
             <wp:extent cx="5486400" cy="3681984"/>
-            <wp:docPr id="8" name="Picture 8" descr="For the Reproducible AI Research Study, retain an annotated worked trace and the changed-case reasoning. Connect the claim to its records, units and assumptions so another investigator can challenge or reproduce it. Draw your input, deciding step, result and limit. Supported question: Draw count bars for 6/10 and 8/10 using the stated axis. Why must the denominator and fixed task context remain visible, and what distortion arises from an undisclosed axis start at five?"/>
+            <wp:docPr id="9" name="Picture 9" descr="For the Reproducible AI Research Study, retain an annotated worked trace and the changed-case reasoning. Connect the claim to its records, units and assumptions so another investigator can challenge or reproduce it. Draw your input, deciding step, result and limit. Supported question: Draw count bars for 6/10 and 8/10 using the stated axis. Why must the denominator and fixed task context remain visible, and what distortion arises from an undisclosed axis start at five?"/>
             <wp:cNvGraphicFramePr>
               <a:graphicFrameLocks noChangeAspect="1"/>
             </wp:cNvGraphicFramePr>
@@ -2720,7 +2789,7 @@
                     <pic:cNvPicPr/>
                   </pic:nvPicPr>
                   <pic:blipFill>
-                    <a:blip r:embed="rId16"/>
+                    <a:blip r:embed="rId17"/>
                     <a:stretch>
                       <a:fillRect/>
                     </a:stretch>
@@ -2787,7 +2856,6 @@
     <w:p>
       <w:pPr>
         <w:spacing w:line="336" w:lineRule="auto" w:after="180"/>
-        <w:shd w:fill="F5F1FB"/>
       </w:pPr>
       <w:r>
         <w:rPr>
@@ -2834,6 +2902,62 @@
     <w:p>
       <w:r>
         <w:t>________________________________________________________________</w:t>
+      </w:r>
+    </w:p>
+    <w:p>
+      <w:pPr>
+        <w:pStyle w:val="Heading2"/>
+      </w:pPr>
+      <w:r>
+        <w:t>Earlier wording, alternatives and picture transcripts · reference / check after trying</w:t>
+      </w:r>
+    </w:p>
+    <w:p>
+      <w:pPr>
+        <w:pStyle w:val="Heading3"/>
+      </w:pPr>
+      <w:r>
+        <w:t>01. Figures that preserve evidence: the case</w:t>
+      </w:r>
+    </w:p>
+    <w:p>
+      <w:pPr>
+        <w:pStyle w:val="Heading3"/>
+      </w:pPr>
+      <w:r>
+        <w:t>02. Follow the deciding steps</w:t>
+      </w:r>
+    </w:p>
+    <w:p>
+      <w:pPr>
+        <w:pStyle w:val="Heading3"/>
+      </w:pPr>
+      <w:r>
+        <w:t>03. Zero-based correct counts</w:t>
+      </w:r>
+    </w:p>
+    <w:p>
+      <w:pPr>
+        <w:pStyle w:val="Heading3"/>
+      </w:pPr>
+      <w:r>
+        <w:t>04. Change one thing. Trace what follows.</w:t>
+      </w:r>
+    </w:p>
+    <w:p>
+      <w:pPr>
+        <w:pStyle w:val="Heading3"/>
+      </w:pPr>
+      <w:r>
+        <w:t>05. Connect the explanation to its limit</w:t>
+      </w:r>
+    </w:p>
+    <w:p>
+      <w:pPr>
+        <w:pStyle w:val="Heading3"/>
+      </w:pPr>
+      <w:r>
+        <w:t>06. Make the idea visible in your project</w:t>
       </w:r>
     </w:p>
     <w:sectPr>
